--- a/documents/III_Database_Design_Optimization.docx
+++ b/documents/III_Database_Design_Optimization.docx
@@ -24,6 +24,1066 @@
           <w:sz w:val="30"/>
           <w:szCs w:val="30"/>
         </w:rPr>
+        <w:t>[VN] Transaction ACID là gì?</w:t>
+      </w:r>
+    </w:p>
+    <w:p>
+      <w:pPr>
+        <w:pStyle w:val="Normal"/>
+        <w:ind w:hanging="0" w:start="-540" w:end="-449"/>
+        <w:rPr>
+          <w:rFonts w:ascii="Times New Roman" w:hAnsi="Times New Roman"/>
+          <w:b/>
+          <w:bCs/>
+          <w:color w:val="3465A4"/>
+          <w:sz w:val="30"/>
+          <w:szCs w:val="30"/>
+        </w:rPr>
+      </w:pPr>
+      <w:r>
+        <w:rPr>
+          <w:rFonts w:ascii="Times New Roman" w:hAnsi="Times New Roman"/>
+          <w:b/>
+          <w:bCs/>
+          <w:color w:val="3465A4"/>
+          <w:sz w:val="30"/>
+          <w:szCs w:val="30"/>
+        </w:rPr>
+        <w:t>[EN] What is Transaction ACID?</w:t>
+      </w:r>
+    </w:p>
+    <w:p>
+      <w:pPr>
+        <w:pStyle w:val="Normal"/>
+        <w:ind w:hanging="0" w:start="-540" w:end="-449"/>
+        <w:rPr>
+          <w:rFonts w:ascii="Times New Roman" w:hAnsi="Times New Roman"/>
+          <w:sz w:val="30"/>
+          <w:szCs w:val="30"/>
+        </w:rPr>
+      </w:pPr>
+      <w:r>
+        <w:rPr>
+          <w:rFonts w:ascii="Times New Roman" w:hAnsi="Times New Roman"/>
+          <w:sz w:val="30"/>
+          <w:szCs w:val="30"/>
+        </w:rPr>
+        <w:t>[VN] Transaction ACID là bốn tính chất đảm bảo tính an toàn và nhất quán của dữ liệu trong database. ACID gồm: Atomicity, Consistency, Isolation và Durability. Atomicity nghĩa là transaction phải thực hiện toàn bộ hoặc không thực hiện gì cả, nếu có lỗi sẽ rollback. Consistency đảm bảo sau khi transaction hoàn thành, dữ liệu vẫn thỏa các ràng buộc và rule của hệ thống. Isolation đảm bảo các transaction chạy song song không ảnh hưởng sai lệch đến nhau theo mức isolation đã cấu hình. Durability đảm bảo khi transaction đã commit, dữ liệu sẽ không bị mất ngay cả khi hệ thống bị crash. Những tính chất này giúp hệ thống database đáng tin cậy và ổn định.</w:t>
+      </w:r>
+    </w:p>
+    <w:p>
+      <w:pPr>
+        <w:pStyle w:val="Normal"/>
+        <w:ind w:hanging="0" w:start="-540" w:end="-449"/>
+        <w:rPr>
+          <w:rFonts w:ascii="Times New Roman" w:hAnsi="Times New Roman"/>
+          <w:sz w:val="30"/>
+          <w:szCs w:val="30"/>
+        </w:rPr>
+      </w:pPr>
+      <w:r>
+        <w:rPr>
+          <w:rFonts w:ascii="Times New Roman" w:hAnsi="Times New Roman"/>
+          <w:sz w:val="30"/>
+          <w:szCs w:val="30"/>
+        </w:rPr>
+      </w:r>
+    </w:p>
+    <w:p>
+      <w:pPr>
+        <w:pStyle w:val="Normal"/>
+        <w:ind w:hanging="0" w:start="-540" w:end="-449"/>
+        <w:rPr>
+          <w:rFonts w:ascii="Times New Roman" w:hAnsi="Times New Roman"/>
+          <w:sz w:val="30"/>
+          <w:szCs w:val="30"/>
+        </w:rPr>
+      </w:pPr>
+      <w:r>
+        <w:rPr>
+          <w:rFonts w:ascii="Times New Roman" w:hAnsi="Times New Roman"/>
+          <w:sz w:val="30"/>
+          <w:szCs w:val="30"/>
+        </w:rPr>
+        <w:t>[EN] ACID is a set of four properties that ensure data safety and consistency in a database transaction. ACID stands for Atomicity, Consistency, Isolation, and Durability. Atomicity means a transaction must complete fully or not execute at all; if an error occurs, it is rolled back. Consistency ensures that after a transaction completes, the data still follows all rules and constraints of the system. Isolation ensures that concurrent transactions do not incorrectly affect each other based on the configured isolation level. Durability guarantees that once a transaction is committed, the data will not be lost even if the system crashes. These properties make the database system reliable and stable.</w:t>
+      </w:r>
+    </w:p>
+    <w:p>
+      <w:pPr>
+        <w:pStyle w:val="Normal"/>
+        <w:ind w:hanging="0" w:start="-540" w:end="-449"/>
+        <w:rPr>
+          <w:rFonts w:ascii="Times New Roman" w:hAnsi="Times New Roman"/>
+          <w:sz w:val="30"/>
+          <w:szCs w:val="30"/>
+        </w:rPr>
+      </w:pPr>
+      <w:r>
+        <w:rPr>
+          <w:rFonts w:ascii="Times New Roman" w:hAnsi="Times New Roman"/>
+          <w:sz w:val="30"/>
+          <w:szCs w:val="30"/>
+        </w:rPr>
+      </w:r>
+    </w:p>
+    <w:p>
+      <w:pPr>
+        <w:pStyle w:val="Normal"/>
+        <w:ind w:hanging="0" w:start="-540" w:end="-449"/>
+        <w:rPr>
+          <w:rFonts w:ascii="Times New Roman" w:hAnsi="Times New Roman"/>
+          <w:b/>
+          <w:bCs/>
+          <w:color w:val="3465A4"/>
+          <w:sz w:val="30"/>
+          <w:szCs w:val="30"/>
+        </w:rPr>
+      </w:pPr>
+      <w:r>
+        <w:rPr>
+          <w:rFonts w:ascii="Times New Roman" w:hAnsi="Times New Roman"/>
+          <w:b/>
+          <w:bCs/>
+          <w:color w:val="3465A4"/>
+          <w:sz w:val="30"/>
+          <w:szCs w:val="30"/>
+        </w:rPr>
+        <w:t>[VN] Atomicity là gì?</w:t>
+      </w:r>
+    </w:p>
+    <w:p>
+      <w:pPr>
+        <w:pStyle w:val="Normal"/>
+        <w:ind w:hanging="0" w:start="-540" w:end="-449"/>
+        <w:rPr>
+          <w:rFonts w:ascii="Times New Roman" w:hAnsi="Times New Roman"/>
+          <w:b/>
+          <w:bCs/>
+          <w:color w:val="3465A4"/>
+          <w:sz w:val="30"/>
+          <w:szCs w:val="30"/>
+        </w:rPr>
+      </w:pPr>
+      <w:r>
+        <w:rPr>
+          <w:rFonts w:ascii="Times New Roman" w:hAnsi="Times New Roman"/>
+          <w:b/>
+          <w:bCs/>
+          <w:color w:val="3465A4"/>
+          <w:sz w:val="30"/>
+          <w:szCs w:val="30"/>
+        </w:rPr>
+        <w:t>[EN] What is Atomicity?</w:t>
+      </w:r>
+    </w:p>
+    <w:p>
+      <w:pPr>
+        <w:pStyle w:val="Normal"/>
+        <w:ind w:hanging="0" w:start="-540" w:end="-449"/>
+        <w:rPr>
+          <w:rFonts w:ascii="Times New Roman" w:hAnsi="Times New Roman"/>
+          <w:sz w:val="30"/>
+          <w:szCs w:val="30"/>
+        </w:rPr>
+      </w:pPr>
+      <w:r>
+        <w:rPr>
+          <w:rFonts w:ascii="Times New Roman" w:hAnsi="Times New Roman"/>
+          <w:sz w:val="30"/>
+          <w:szCs w:val="30"/>
+        </w:rPr>
+        <w:t xml:space="preserve">[VN] Atomicity là một tính chất trong ACID của transaction, đảm bảo rằng </w:t>
+      </w:r>
+      <w:r>
+        <w:rPr>
+          <w:rFonts w:ascii="Times New Roman" w:hAnsi="Times New Roman"/>
+          <w:color w:val="50200C"/>
+          <w:sz w:val="30"/>
+          <w:szCs w:val="30"/>
+        </w:rPr>
+        <w:t>một transaction được thực hiện toàn bộ hoặc không thực hiện gì cả</w:t>
+      </w:r>
+      <w:r>
+        <w:rPr>
+          <w:rFonts w:ascii="Times New Roman" w:hAnsi="Times New Roman"/>
+          <w:sz w:val="30"/>
+          <w:szCs w:val="30"/>
+        </w:rPr>
+        <w:t>. Điều này có nghĩa là nếu một transaction gồm nhiều bước (ví dụ: trừ tiền ở tài khoản A và cộng tiền vào tài khoản B), thì tất cả các bước phải thành công cùng nhau. Nếu có lỗi xảy ra ở bất kỳ bước nào, database sẽ rollback toàn bộ transaction về trạng thái ban đầu, đảm bảo dữ liệu không bị cập nhật một phần.</w:t>
+      </w:r>
+    </w:p>
+    <w:p>
+      <w:pPr>
+        <w:pStyle w:val="Normal"/>
+        <w:ind w:hanging="0" w:start="-540" w:end="-449"/>
+        <w:rPr>
+          <w:rFonts w:ascii="Times New Roman" w:hAnsi="Times New Roman"/>
+          <w:sz w:val="30"/>
+          <w:szCs w:val="30"/>
+        </w:rPr>
+      </w:pPr>
+      <w:r>
+        <w:rPr>
+          <w:rFonts w:ascii="Times New Roman" w:hAnsi="Times New Roman"/>
+          <w:sz w:val="30"/>
+          <w:szCs w:val="30"/>
+        </w:rPr>
+      </w:r>
+    </w:p>
+    <w:p>
+      <w:pPr>
+        <w:pStyle w:val="Normal"/>
+        <w:ind w:hanging="0" w:start="-540" w:end="-449"/>
+        <w:rPr>
+          <w:rFonts w:ascii="Times New Roman" w:hAnsi="Times New Roman"/>
+          <w:sz w:val="30"/>
+          <w:szCs w:val="30"/>
+        </w:rPr>
+      </w:pPr>
+      <w:r>
+        <w:rPr>
+          <w:rFonts w:ascii="Times New Roman" w:hAnsi="Times New Roman"/>
+          <w:sz w:val="30"/>
+          <w:szCs w:val="30"/>
+        </w:rPr>
+        <w:t>[EN] Atomicity is a property in ACID transactions that ensures a transaction is executed completely or not executed at all. This means if a transaction has multiple steps (for example: subtract money from account A and add it to account B), all steps must succeed together. If any step fails, the database will rollback the entire transaction to its original state, ensuring that no partial changes are saved.</w:t>
+      </w:r>
+    </w:p>
+    <w:p>
+      <w:pPr>
+        <w:pStyle w:val="Normal"/>
+        <w:ind w:hanging="0" w:start="-540" w:end="-449"/>
+        <w:rPr>
+          <w:rFonts w:ascii="Times New Roman" w:hAnsi="Times New Roman"/>
+          <w:sz w:val="30"/>
+          <w:szCs w:val="30"/>
+        </w:rPr>
+      </w:pPr>
+      <w:r>
+        <w:rPr>
+          <w:rFonts w:ascii="Times New Roman" w:hAnsi="Times New Roman"/>
+          <w:sz w:val="30"/>
+          <w:szCs w:val="30"/>
+        </w:rPr>
+      </w:r>
+    </w:p>
+    <w:p>
+      <w:pPr>
+        <w:pStyle w:val="Normal"/>
+        <w:ind w:hanging="0" w:start="-540" w:end="-449"/>
+        <w:rPr>
+          <w:rFonts w:ascii="Times New Roman" w:hAnsi="Times New Roman"/>
+          <w:b/>
+          <w:bCs/>
+          <w:color w:val="3465A4"/>
+          <w:sz w:val="30"/>
+          <w:szCs w:val="30"/>
+        </w:rPr>
+      </w:pPr>
+      <w:r>
+        <w:rPr>
+          <w:rFonts w:ascii="Times New Roman" w:hAnsi="Times New Roman"/>
+          <w:b/>
+          <w:bCs/>
+          <w:color w:val="3465A4"/>
+          <w:sz w:val="30"/>
+          <w:szCs w:val="30"/>
+        </w:rPr>
+        <w:t>[VN] Consistency là gì?</w:t>
+      </w:r>
+    </w:p>
+    <w:p>
+      <w:pPr>
+        <w:pStyle w:val="Normal"/>
+        <w:ind w:hanging="0" w:start="-540" w:end="-449"/>
+        <w:rPr>
+          <w:rFonts w:ascii="Times New Roman" w:hAnsi="Times New Roman"/>
+          <w:b/>
+          <w:bCs/>
+          <w:color w:val="3465A4"/>
+          <w:sz w:val="30"/>
+          <w:szCs w:val="30"/>
+        </w:rPr>
+      </w:pPr>
+      <w:r>
+        <w:rPr>
+          <w:rFonts w:ascii="Times New Roman" w:hAnsi="Times New Roman"/>
+          <w:b/>
+          <w:bCs/>
+          <w:color w:val="3465A4"/>
+          <w:sz w:val="30"/>
+          <w:szCs w:val="30"/>
+        </w:rPr>
+        <w:t>[EN] What is Consistency?</w:t>
+      </w:r>
+    </w:p>
+    <w:p>
+      <w:pPr>
+        <w:pStyle w:val="Normal"/>
+        <w:ind w:hanging="0" w:start="-540" w:end="-449"/>
+        <w:rPr>
+          <w:rFonts w:ascii="Times New Roman" w:hAnsi="Times New Roman"/>
+          <w:sz w:val="30"/>
+          <w:szCs w:val="30"/>
+        </w:rPr>
+      </w:pPr>
+      <w:r>
+        <w:rPr>
+          <w:rFonts w:ascii="Times New Roman" w:hAnsi="Times New Roman"/>
+          <w:sz w:val="30"/>
+          <w:szCs w:val="30"/>
+        </w:rPr>
+        <w:t xml:space="preserve">[VN] Consistency là một tính chất trong ACID của transaction, đảm bảo rằng sau </w:t>
+      </w:r>
+      <w:r>
+        <w:rPr>
+          <w:rFonts w:ascii="Times New Roman" w:hAnsi="Times New Roman"/>
+          <w:color w:val="50200C"/>
+          <w:sz w:val="30"/>
+          <w:szCs w:val="30"/>
+        </w:rPr>
+        <w:t>khi transaction hoàn thành, dữ liệu trong database luôn ở trạng thái hợp lệ và tuân thủ tất cả các ràng buộc</w:t>
+      </w:r>
+      <w:r>
+        <w:rPr>
+          <w:rFonts w:ascii="Times New Roman" w:hAnsi="Times New Roman"/>
+          <w:sz w:val="30"/>
+          <w:szCs w:val="30"/>
+        </w:rPr>
+        <w:t xml:space="preserve"> (constraints) như primary key, foreign key, unique hoặc rule của hệ thống. Điều này có nghĩa là transaction không được phép làm database rơi vào trạng thái dữ liệu sai hoặc vi phạm logic nghiệp vụ. Nếu một thao tác làm vi phạm constraint hoặc rule, transaction sẽ bị rollback để giữ cho dữ liệu luôn nhất quán.</w:t>
+      </w:r>
+    </w:p>
+    <w:p>
+      <w:pPr>
+        <w:pStyle w:val="Normal"/>
+        <w:ind w:hanging="0" w:start="-540" w:end="-449"/>
+        <w:rPr>
+          <w:rFonts w:ascii="Times New Roman" w:hAnsi="Times New Roman"/>
+          <w:sz w:val="30"/>
+          <w:szCs w:val="30"/>
+        </w:rPr>
+      </w:pPr>
+      <w:r>
+        <w:rPr>
+          <w:rFonts w:ascii="Times New Roman" w:hAnsi="Times New Roman"/>
+          <w:sz w:val="30"/>
+          <w:szCs w:val="30"/>
+        </w:rPr>
+      </w:r>
+    </w:p>
+    <w:p>
+      <w:pPr>
+        <w:pStyle w:val="Normal"/>
+        <w:ind w:hanging="0" w:start="-540" w:end="-449"/>
+        <w:rPr>
+          <w:rFonts w:ascii="Times New Roman" w:hAnsi="Times New Roman"/>
+          <w:sz w:val="30"/>
+          <w:szCs w:val="30"/>
+        </w:rPr>
+      </w:pPr>
+      <w:r>
+        <w:rPr>
+          <w:rFonts w:ascii="Times New Roman" w:hAnsi="Times New Roman"/>
+          <w:sz w:val="30"/>
+          <w:szCs w:val="30"/>
+        </w:rPr>
+        <w:t>[EN] Consistency is a property in ACID transactions that ensures the database remains in a valid state after a transaction is completed. This means the data must follow all defined constraints such as primary key, foreign key, unique constraints, and business rules. A transaction cannot leave the database in an invalid or inconsistent state. If an operation violates a constraint or rule, the transaction will be rolled back to keep the data consistent.</w:t>
+      </w:r>
+    </w:p>
+    <w:p>
+      <w:pPr>
+        <w:pStyle w:val="Normal"/>
+        <w:ind w:hanging="0" w:start="-540" w:end="-449"/>
+        <w:rPr>
+          <w:rFonts w:ascii="Times New Roman" w:hAnsi="Times New Roman"/>
+          <w:sz w:val="30"/>
+          <w:szCs w:val="30"/>
+        </w:rPr>
+      </w:pPr>
+      <w:r>
+        <w:rPr>
+          <w:rFonts w:ascii="Times New Roman" w:hAnsi="Times New Roman"/>
+          <w:sz w:val="30"/>
+          <w:szCs w:val="30"/>
+        </w:rPr>
+      </w:r>
+    </w:p>
+    <w:p>
+      <w:pPr>
+        <w:pStyle w:val="Normal"/>
+        <w:ind w:hanging="0" w:start="-540" w:end="-449"/>
+        <w:rPr>
+          <w:rFonts w:ascii="Times New Roman" w:hAnsi="Times New Roman"/>
+          <w:b/>
+          <w:bCs/>
+          <w:color w:val="3465A4"/>
+          <w:sz w:val="30"/>
+          <w:szCs w:val="30"/>
+        </w:rPr>
+      </w:pPr>
+      <w:r>
+        <w:rPr>
+          <w:rFonts w:ascii="Times New Roman" w:hAnsi="Times New Roman"/>
+          <w:b/>
+          <w:bCs/>
+          <w:color w:val="3465A4"/>
+          <w:sz w:val="30"/>
+          <w:szCs w:val="30"/>
+        </w:rPr>
+        <w:t>[VN] Isolation là gì?</w:t>
+      </w:r>
+    </w:p>
+    <w:p>
+      <w:pPr>
+        <w:pStyle w:val="Normal"/>
+        <w:ind w:hanging="0" w:start="-540" w:end="-449"/>
+        <w:rPr>
+          <w:rFonts w:ascii="Times New Roman" w:hAnsi="Times New Roman"/>
+          <w:b/>
+          <w:bCs/>
+          <w:color w:val="3465A4"/>
+          <w:sz w:val="30"/>
+          <w:szCs w:val="30"/>
+        </w:rPr>
+      </w:pPr>
+      <w:r>
+        <w:rPr>
+          <w:rFonts w:ascii="Times New Roman" w:hAnsi="Times New Roman"/>
+          <w:b/>
+          <w:bCs/>
+          <w:color w:val="3465A4"/>
+          <w:sz w:val="30"/>
+          <w:szCs w:val="30"/>
+        </w:rPr>
+        <w:t>[EN] What is Isolation?</w:t>
+      </w:r>
+    </w:p>
+    <w:p>
+      <w:pPr>
+        <w:pStyle w:val="Normal"/>
+        <w:ind w:hanging="0" w:start="-540" w:end="-449"/>
+        <w:rPr>
+          <w:rFonts w:ascii="Times New Roman" w:hAnsi="Times New Roman"/>
+          <w:sz w:val="30"/>
+          <w:szCs w:val="30"/>
+        </w:rPr>
+      </w:pPr>
+      <w:r>
+        <w:rPr>
+          <w:rFonts w:ascii="Times New Roman" w:hAnsi="Times New Roman"/>
+          <w:sz w:val="30"/>
+          <w:szCs w:val="30"/>
+        </w:rPr>
+        <w:t xml:space="preserve">[VN] Isolation là một tính chất trong ACID của transaction, đảm bảo rằng </w:t>
+      </w:r>
+      <w:r>
+        <w:rPr>
+          <w:rFonts w:ascii="Times New Roman" w:hAnsi="Times New Roman"/>
+          <w:color w:val="50200C"/>
+          <w:sz w:val="30"/>
+          <w:szCs w:val="30"/>
+        </w:rPr>
+        <w:t>các transaction chạy đồng thời không ảnh hưởng lẫn nhau</w:t>
+      </w:r>
+      <w:r>
+        <w:rPr>
+          <w:rFonts w:ascii="Times New Roman" w:hAnsi="Times New Roman"/>
+          <w:sz w:val="30"/>
+          <w:szCs w:val="30"/>
+        </w:rPr>
+        <w:t>. Mỗi transaction được thực thi như thể nó là transaction duy nhất đang chạy trong hệ thống, nên các thay đổi chưa commit của một transaction sẽ không bị nhìn thấy bởi transaction khác. Database sử dụng các cơ chế như locking hoặc MVCC để kiểm soát việc truy cập dữ liệu và đảm bảo mức độ cô lập giữa các transaction.</w:t>
+      </w:r>
+    </w:p>
+    <w:p>
+      <w:pPr>
+        <w:pStyle w:val="Normal"/>
+        <w:ind w:hanging="0" w:start="-540" w:end="-449"/>
+        <w:rPr>
+          <w:rFonts w:ascii="Times New Roman" w:hAnsi="Times New Roman"/>
+          <w:sz w:val="30"/>
+          <w:szCs w:val="30"/>
+        </w:rPr>
+      </w:pPr>
+      <w:r>
+        <w:rPr>
+          <w:rFonts w:ascii="Times New Roman" w:hAnsi="Times New Roman"/>
+          <w:sz w:val="30"/>
+          <w:szCs w:val="30"/>
+        </w:rPr>
+      </w:r>
+    </w:p>
+    <w:p>
+      <w:pPr>
+        <w:pStyle w:val="Normal"/>
+        <w:ind w:hanging="0" w:start="-540" w:end="-449"/>
+        <w:rPr>
+          <w:rFonts w:ascii="Times New Roman" w:hAnsi="Times New Roman"/>
+          <w:sz w:val="30"/>
+          <w:szCs w:val="30"/>
+        </w:rPr>
+      </w:pPr>
+      <w:r>
+        <w:rPr>
+          <w:rFonts w:ascii="Times New Roman" w:hAnsi="Times New Roman"/>
+          <w:sz w:val="30"/>
+          <w:szCs w:val="30"/>
+        </w:rPr>
+        <w:t>[EN] Isolation is a property in ACID transactions that ensures concurrent transactions do not interfere with each other. Each transaction is executed as if it is the only transaction running in the system, so changes that are not yet committed by one transaction cannot be seen by other transactions. Databases use mechanisms such as locking or MVCC to control data access and maintain isolation between transactions.</w:t>
+      </w:r>
+    </w:p>
+    <w:p>
+      <w:pPr>
+        <w:pStyle w:val="Normal"/>
+        <w:ind w:hanging="0" w:start="-540" w:end="-449"/>
+        <w:rPr>
+          <w:rFonts w:ascii="Times New Roman" w:hAnsi="Times New Roman"/>
+          <w:sz w:val="30"/>
+          <w:szCs w:val="30"/>
+        </w:rPr>
+      </w:pPr>
+      <w:r>
+        <w:rPr>
+          <w:rFonts w:ascii="Times New Roman" w:hAnsi="Times New Roman"/>
+          <w:sz w:val="30"/>
+          <w:szCs w:val="30"/>
+        </w:rPr>
+      </w:r>
+    </w:p>
+    <w:p>
+      <w:pPr>
+        <w:pStyle w:val="Normal"/>
+        <w:ind w:hanging="0" w:start="-540" w:end="-449"/>
+        <w:rPr>
+          <w:rFonts w:ascii="Times New Roman" w:hAnsi="Times New Roman"/>
+          <w:b/>
+          <w:bCs/>
+          <w:color w:val="3465A4"/>
+          <w:sz w:val="30"/>
+          <w:szCs w:val="30"/>
+        </w:rPr>
+      </w:pPr>
+      <w:r>
+        <w:rPr>
+          <w:rFonts w:ascii="Times New Roman" w:hAnsi="Times New Roman"/>
+          <w:b/>
+          <w:bCs/>
+          <w:color w:val="3465A4"/>
+          <w:sz w:val="30"/>
+          <w:szCs w:val="30"/>
+        </w:rPr>
+        <w:t>[VN] Durability là gì?</w:t>
+      </w:r>
+    </w:p>
+    <w:p>
+      <w:pPr>
+        <w:pStyle w:val="Normal"/>
+        <w:ind w:hanging="0" w:start="-540" w:end="-449"/>
+        <w:rPr>
+          <w:rFonts w:ascii="Times New Roman" w:hAnsi="Times New Roman"/>
+          <w:b/>
+          <w:bCs/>
+          <w:color w:val="3465A4"/>
+          <w:sz w:val="30"/>
+          <w:szCs w:val="30"/>
+        </w:rPr>
+      </w:pPr>
+      <w:r>
+        <w:rPr>
+          <w:rFonts w:ascii="Times New Roman" w:hAnsi="Times New Roman"/>
+          <w:b/>
+          <w:bCs/>
+          <w:color w:val="3465A4"/>
+          <w:sz w:val="30"/>
+          <w:szCs w:val="30"/>
+        </w:rPr>
+        <w:t>[EN] What is Durability?</w:t>
+      </w:r>
+    </w:p>
+    <w:p>
+      <w:pPr>
+        <w:pStyle w:val="Normal"/>
+        <w:ind w:hanging="0" w:start="-540" w:end="-449"/>
+        <w:rPr>
+          <w:rFonts w:ascii="Times New Roman" w:hAnsi="Times New Roman"/>
+          <w:sz w:val="30"/>
+          <w:szCs w:val="30"/>
+        </w:rPr>
+      </w:pPr>
+      <w:r>
+        <w:rPr>
+          <w:rFonts w:ascii="Times New Roman" w:hAnsi="Times New Roman"/>
+          <w:sz w:val="30"/>
+          <w:szCs w:val="30"/>
+        </w:rPr>
+        <w:t xml:space="preserve">[VN] Durability là một tính chất trong ACID của transaction, đảm bảo rằng khi </w:t>
+      </w:r>
+      <w:r>
+        <w:rPr>
+          <w:rFonts w:ascii="Times New Roman" w:hAnsi="Times New Roman"/>
+          <w:color w:val="50200C"/>
+          <w:sz w:val="30"/>
+          <w:szCs w:val="30"/>
+        </w:rPr>
+        <w:t>một transaction đã được commit thì dữ liệu của nó sẽ được lưu trữ vĩnh viễn trong database</w:t>
+      </w:r>
+      <w:r>
+        <w:rPr>
+          <w:rFonts w:ascii="Times New Roman" w:hAnsi="Times New Roman"/>
+          <w:sz w:val="30"/>
+          <w:szCs w:val="30"/>
+        </w:rPr>
+        <w:t>. Điều này có nghĩa là ngay cả khi hệ thống bị crash, mất điện hoặc restart, các thay đổi đã commit vẫn không bị mất. Database thường đảm bảo durability bằng cách ghi dữ liệu vào log trên disk (như redo log hoặc write-ahead log) trước khi xác nhận commit.</w:t>
+      </w:r>
+    </w:p>
+    <w:p>
+      <w:pPr>
+        <w:pStyle w:val="Normal"/>
+        <w:ind w:hanging="0" w:start="-540" w:end="-449"/>
+        <w:rPr>
+          <w:rFonts w:ascii="Times New Roman" w:hAnsi="Times New Roman"/>
+          <w:sz w:val="30"/>
+          <w:szCs w:val="30"/>
+        </w:rPr>
+      </w:pPr>
+      <w:r>
+        <w:rPr>
+          <w:rFonts w:ascii="Times New Roman" w:hAnsi="Times New Roman"/>
+          <w:sz w:val="30"/>
+          <w:szCs w:val="30"/>
+        </w:rPr>
+      </w:r>
+    </w:p>
+    <w:p>
+      <w:pPr>
+        <w:pStyle w:val="Normal"/>
+        <w:ind w:hanging="0" w:start="-540" w:end="-449"/>
+        <w:rPr>
+          <w:rFonts w:ascii="Times New Roman" w:hAnsi="Times New Roman"/>
+          <w:sz w:val="30"/>
+          <w:szCs w:val="30"/>
+        </w:rPr>
+      </w:pPr>
+      <w:r>
+        <w:rPr>
+          <w:rFonts w:ascii="Times New Roman" w:hAnsi="Times New Roman"/>
+          <w:sz w:val="30"/>
+          <w:szCs w:val="30"/>
+        </w:rPr>
+        <w:t>[EN] Durability is a property in ACID transactions that ensures once a transaction is committed, its data is permanently stored in the database. This means that even if the system crashes, loses power, or restarts, the committed changes will not be lost. Databases usually guarantee durability by writing changes to logs on disk (such as redo logs or write-ahead logs) before confirming the commit.</w:t>
+      </w:r>
+    </w:p>
+    <w:p>
+      <w:pPr>
+        <w:pStyle w:val="Normal"/>
+        <w:ind w:hanging="0" w:start="-540" w:end="-449"/>
+        <w:rPr>
+          <w:rFonts w:ascii="Times New Roman" w:hAnsi="Times New Roman"/>
+          <w:sz w:val="30"/>
+          <w:szCs w:val="30"/>
+        </w:rPr>
+      </w:pPr>
+      <w:r>
+        <w:rPr>
+          <w:rFonts w:ascii="Times New Roman" w:hAnsi="Times New Roman"/>
+          <w:sz w:val="30"/>
+          <w:szCs w:val="30"/>
+        </w:rPr>
+      </w:r>
+    </w:p>
+    <w:p>
+      <w:pPr>
+        <w:pStyle w:val="Normal"/>
+        <w:ind w:hanging="0" w:start="-540" w:end="-449"/>
+        <w:rPr>
+          <w:rFonts w:ascii="Times New Roman" w:hAnsi="Times New Roman"/>
+          <w:b/>
+          <w:bCs/>
+          <w:color w:val="3465A4"/>
+          <w:sz w:val="30"/>
+          <w:szCs w:val="30"/>
+        </w:rPr>
+      </w:pPr>
+      <w:r>
+        <w:rPr>
+          <w:rFonts w:ascii="Times New Roman" w:hAnsi="Times New Roman"/>
+          <w:b/>
+          <w:bCs/>
+          <w:color w:val="3465A4"/>
+          <w:sz w:val="30"/>
+          <w:szCs w:val="30"/>
+        </w:rPr>
+        <w:t>[VN] Isolation level gồm những gì?</w:t>
+      </w:r>
+    </w:p>
+    <w:p>
+      <w:pPr>
+        <w:pStyle w:val="Normal"/>
+        <w:ind w:hanging="0" w:start="-540" w:end="-449"/>
+        <w:rPr>
+          <w:rFonts w:ascii="Times New Roman" w:hAnsi="Times New Roman"/>
+          <w:b/>
+          <w:bCs/>
+          <w:color w:val="3465A4"/>
+          <w:sz w:val="30"/>
+          <w:szCs w:val="30"/>
+        </w:rPr>
+      </w:pPr>
+      <w:r>
+        <w:rPr>
+          <w:rFonts w:ascii="Times New Roman" w:hAnsi="Times New Roman"/>
+          <w:b/>
+          <w:bCs/>
+          <w:color w:val="3465A4"/>
+          <w:sz w:val="30"/>
+          <w:szCs w:val="30"/>
+        </w:rPr>
+        <w:t>[EN] What are the isolation levels?</w:t>
+      </w:r>
+    </w:p>
+    <w:p>
+      <w:pPr>
+        <w:pStyle w:val="Normal"/>
+        <w:ind w:hanging="0" w:start="-540" w:end="-449"/>
+        <w:rPr>
+          <w:rFonts w:ascii="Times New Roman" w:hAnsi="Times New Roman"/>
+          <w:sz w:val="30"/>
+          <w:szCs w:val="30"/>
+        </w:rPr>
+      </w:pPr>
+      <w:r>
+        <w:rPr>
+          <w:rFonts w:ascii="Times New Roman" w:hAnsi="Times New Roman"/>
+          <w:sz w:val="30"/>
+          <w:szCs w:val="30"/>
+        </w:rPr>
+        <w:t>[VN] Isolation level là mức độ cô lập giữa các transaction trong database, quyết định cách các transaction nhìn thấy dữ liệu của nhau. Trong PostgreSQL có bốn mức chính: Read Uncommitted, Read Committed, Repeatable Read và Serializable. Read Uncommitted cho phép đọc dữ liệu chưa commit (dirty read), nhưng trong PostgreSQL nó được xử lý giống Read Committed. Read Committed chỉ cho phép đọc dữ liệu đã commit, nhưng vẫn có thể gặp non-repeatable read. Repeatable Read đảm bảo dữ liệu đã đọc trong transaction không thay đổi, nhưng vẫn có thể gặp phantom read tùy hệ quản trị. Serializable là mức cao nhất, đảm bảo kết quả giống như các transaction chạy tuần tự, nhưng có thể gây rollback nếu phát hiện xung đột. Mức isolation càng cao thì tính nhất quán càng mạnh nhưng hiệu năng có thể giảm.</w:t>
+      </w:r>
+    </w:p>
+    <w:p>
+      <w:pPr>
+        <w:pStyle w:val="Normal"/>
+        <w:ind w:hanging="0" w:start="-540" w:end="-449"/>
+        <w:rPr>
+          <w:rFonts w:ascii="Times New Roman" w:hAnsi="Times New Roman"/>
+          <w:sz w:val="30"/>
+          <w:szCs w:val="30"/>
+        </w:rPr>
+      </w:pPr>
+      <w:r>
+        <w:rPr>
+          <w:rFonts w:ascii="Times New Roman" w:hAnsi="Times New Roman"/>
+          <w:sz w:val="30"/>
+          <w:szCs w:val="30"/>
+        </w:rPr>
+      </w:r>
+    </w:p>
+    <w:p>
+      <w:pPr>
+        <w:pStyle w:val="Normal"/>
+        <w:ind w:hanging="0" w:start="-540" w:end="-449"/>
+        <w:rPr>
+          <w:rFonts w:ascii="Times New Roman" w:hAnsi="Times New Roman"/>
+          <w:sz w:val="30"/>
+          <w:szCs w:val="30"/>
+        </w:rPr>
+      </w:pPr>
+      <w:r>
+        <w:rPr>
+          <w:rFonts w:ascii="Times New Roman" w:hAnsi="Times New Roman"/>
+          <w:sz w:val="30"/>
+          <w:szCs w:val="30"/>
+        </w:rPr>
+        <w:t>[EN] Isolation level defines how transactions are isolated from each other in a database and how they see each other’s data. In PostgreSQL, there are four main levels: Read Uncommitted, Read Committed, Repeatable Read, and Serializable. Read Uncommitted allows dirty reads, but in PostgreSQL it behaves the same as Read Committed. Read Committed only allows reading committed data, but non-repeatable reads can still occur. Repeatable Read ensures that data read within a transaction does not change, though phantom reads may still happen depending on the system. Serializable is the highest level, ensuring transactions behave as if executed sequentially, but it may cause rollbacks if conflicts are detected. Higher isolation provides stronger consistency but may reduce performance.</w:t>
+      </w:r>
+    </w:p>
+    <w:p>
+      <w:pPr>
+        <w:pStyle w:val="Normal"/>
+        <w:ind w:hanging="0" w:start="-540" w:end="-449"/>
+        <w:rPr>
+          <w:rFonts w:ascii="Times New Roman" w:hAnsi="Times New Roman"/>
+          <w:sz w:val="30"/>
+          <w:szCs w:val="30"/>
+        </w:rPr>
+      </w:pPr>
+      <w:r>
+        <w:rPr>
+          <w:rFonts w:ascii="Times New Roman" w:hAnsi="Times New Roman"/>
+          <w:sz w:val="30"/>
+          <w:szCs w:val="30"/>
+        </w:rPr>
+      </w:r>
+    </w:p>
+    <w:p>
+      <w:pPr>
+        <w:pStyle w:val="Normal"/>
+        <w:ind w:hanging="0" w:start="-540" w:end="-449"/>
+        <w:rPr>
+          <w:rFonts w:ascii="Times New Roman" w:hAnsi="Times New Roman"/>
+          <w:b/>
+          <w:bCs/>
+          <w:color w:val="3465A4"/>
+          <w:sz w:val="30"/>
+          <w:szCs w:val="30"/>
+        </w:rPr>
+      </w:pPr>
+      <w:r>
+        <w:rPr>
+          <w:rFonts w:ascii="Times New Roman" w:hAnsi="Times New Roman"/>
+          <w:b/>
+          <w:bCs/>
+          <w:color w:val="3465A4"/>
+          <w:sz w:val="30"/>
+          <w:szCs w:val="30"/>
+        </w:rPr>
+        <w:t>[VN] Deadlock xảy ra khi nào?</w:t>
+      </w:r>
+    </w:p>
+    <w:p>
+      <w:pPr>
+        <w:pStyle w:val="Normal"/>
+        <w:ind w:hanging="0" w:start="-540" w:end="-449"/>
+        <w:rPr>
+          <w:rFonts w:ascii="Times New Roman" w:hAnsi="Times New Roman"/>
+          <w:b/>
+          <w:bCs/>
+          <w:color w:val="3465A4"/>
+          <w:sz w:val="30"/>
+          <w:szCs w:val="30"/>
+        </w:rPr>
+      </w:pPr>
+      <w:r>
+        <w:rPr>
+          <w:rFonts w:ascii="Times New Roman" w:hAnsi="Times New Roman"/>
+          <w:b/>
+          <w:bCs/>
+          <w:color w:val="3465A4"/>
+          <w:sz w:val="30"/>
+          <w:szCs w:val="30"/>
+        </w:rPr>
+        <w:t>[EN] When does a deadlock occur?</w:t>
+      </w:r>
+    </w:p>
+    <w:p>
+      <w:pPr>
+        <w:pStyle w:val="Normal"/>
+        <w:ind w:hanging="0" w:start="-540" w:end="-449"/>
+        <w:rPr>
+          <w:rFonts w:ascii="Times New Roman" w:hAnsi="Times New Roman"/>
+          <w:sz w:val="30"/>
+          <w:szCs w:val="30"/>
+        </w:rPr>
+      </w:pPr>
+      <w:r>
+        <w:rPr>
+          <w:rFonts w:ascii="Times New Roman" w:hAnsi="Times New Roman"/>
+          <w:sz w:val="30"/>
+          <w:szCs w:val="30"/>
+        </w:rPr>
+        <w:t>[VN] Deadlock xảy ra khi hai hoặc nhiều transaction giữ lock tài nguyên và đồng thời chờ nhau giải phóng lock, tạo thành vòng lặp chờ vô hạn. Ví dụ, transaction A lock row 1 và muốn lock row 2, trong khi transaction B đã lock row 2 và muốn lock row 1. Khi đó, cả hai sẽ chờ nhau và không thể tiếp tục. Trong PostgreSQL, hệ thống có cơ chế phát hiện deadlock và sẽ tự động hủy một transaction để giải quyết vòng lặp. Để tránh deadlock, nên lock tài nguyên theo cùng một thứ tự, giữ transaction ngắn gọn và tránh giữ lock lâu không cần thiết.</w:t>
+      </w:r>
+    </w:p>
+    <w:p>
+      <w:pPr>
+        <w:pStyle w:val="Normal"/>
+        <w:ind w:hanging="0" w:start="-540" w:end="-449"/>
+        <w:rPr>
+          <w:rFonts w:ascii="Times New Roman" w:hAnsi="Times New Roman"/>
+          <w:sz w:val="30"/>
+          <w:szCs w:val="30"/>
+        </w:rPr>
+      </w:pPr>
+      <w:r>
+        <w:rPr>
+          <w:rFonts w:ascii="Times New Roman" w:hAnsi="Times New Roman"/>
+          <w:sz w:val="30"/>
+          <w:szCs w:val="30"/>
+        </w:rPr>
+      </w:r>
+    </w:p>
+    <w:p>
+      <w:pPr>
+        <w:pStyle w:val="Normal"/>
+        <w:ind w:hanging="0" w:start="-540" w:end="-449"/>
+        <w:rPr>
+          <w:rFonts w:ascii="Times New Roman" w:hAnsi="Times New Roman"/>
+          <w:sz w:val="30"/>
+          <w:szCs w:val="30"/>
+        </w:rPr>
+      </w:pPr>
+      <w:r>
+        <w:rPr>
+          <w:rFonts w:ascii="Times New Roman" w:hAnsi="Times New Roman"/>
+          <w:sz w:val="30"/>
+          <w:szCs w:val="30"/>
+        </w:rPr>
+        <w:t>[EN] A deadlock happens when two or more transactions hold locks on resources and wait for each other to release them, creating an infinite waiting cycle. For example, transaction A locks row 1 and wants to lock row 2, while transaction B has locked row 2 and wants to lock row 1. In this case, both transactions wait for each other and cannot proceed. In PostgreSQL, the system can detect deadlocks and will automatically cancel one transaction to resolve the cycle. To prevent deadlocks, resources should be locked in a consistent order, transactions should be kept short, and locks should not be held longer than necessary.</w:t>
+      </w:r>
+    </w:p>
+    <w:p>
+      <w:pPr>
+        <w:pStyle w:val="Normal"/>
+        <w:ind w:hanging="0" w:start="-540" w:end="-449"/>
+        <w:rPr>
+          <w:rFonts w:ascii="Times New Roman" w:hAnsi="Times New Roman"/>
+          <w:sz w:val="30"/>
+          <w:szCs w:val="30"/>
+        </w:rPr>
+      </w:pPr>
+      <w:r>
+        <w:rPr>
+          <w:rFonts w:ascii="Times New Roman" w:hAnsi="Times New Roman"/>
+          <w:sz w:val="30"/>
+          <w:szCs w:val="30"/>
+        </w:rPr>
+      </w:r>
+    </w:p>
+    <w:p>
+      <w:pPr>
+        <w:pStyle w:val="Normal"/>
+        <w:ind w:hanging="0" w:start="-540" w:end="-449"/>
+        <w:rPr>
+          <w:rFonts w:ascii="Times New Roman" w:hAnsi="Times New Roman"/>
+          <w:b/>
+          <w:bCs/>
+          <w:color w:val="3465A4"/>
+          <w:sz w:val="30"/>
+          <w:szCs w:val="30"/>
+        </w:rPr>
+      </w:pPr>
+      <w:r>
+        <w:rPr>
+          <w:rFonts w:ascii="Times New Roman" w:hAnsi="Times New Roman"/>
+          <w:b/>
+          <w:bCs/>
+          <w:color w:val="3465A4"/>
+          <w:sz w:val="30"/>
+          <w:szCs w:val="30"/>
+        </w:rPr>
+        <w:t>[VN] Phân biệt optimistic vs pessimistic locking.</w:t>
+      </w:r>
+    </w:p>
+    <w:p>
+      <w:pPr>
+        <w:pStyle w:val="Normal"/>
+        <w:ind w:hanging="0" w:start="-540" w:end="-449"/>
+        <w:rPr>
+          <w:rFonts w:ascii="Times New Roman" w:hAnsi="Times New Roman"/>
+          <w:b/>
+          <w:bCs/>
+          <w:color w:val="3465A4"/>
+          <w:sz w:val="30"/>
+          <w:szCs w:val="30"/>
+        </w:rPr>
+      </w:pPr>
+      <w:r>
+        <w:rPr>
+          <w:rFonts w:ascii="Times New Roman" w:hAnsi="Times New Roman"/>
+          <w:b/>
+          <w:bCs/>
+          <w:color w:val="3465A4"/>
+          <w:sz w:val="30"/>
+          <w:szCs w:val="30"/>
+        </w:rPr>
+        <w:t>[EN] Differentiate optimistic vs pessimistic locking.</w:t>
+      </w:r>
+    </w:p>
+    <w:p>
+      <w:pPr>
+        <w:pStyle w:val="Normal"/>
+        <w:ind w:hanging="0" w:start="-540" w:end="-449"/>
+        <w:rPr>
+          <w:rFonts w:ascii="Times New Roman" w:hAnsi="Times New Roman"/>
+          <w:sz w:val="30"/>
+          <w:szCs w:val="30"/>
+        </w:rPr>
+      </w:pPr>
+      <w:r>
+        <w:rPr>
+          <w:rFonts w:ascii="Times New Roman" w:hAnsi="Times New Roman"/>
+          <w:sz w:val="30"/>
+          <w:szCs w:val="30"/>
+        </w:rPr>
+        <w:t>[VN] Optimistic locking là cơ chế giả định rằng xung đột dữ liệu hiếm khi xảy ra, nên không lock ngay từ đầu. Thay vào đó, khi update dữ liệu, hệ thống sẽ kiểm tra version hoặc timestamp để đảm bảo dữ liệu chưa bị thay đổi bởi transaction khác. Nếu version khác, transaction sẽ bị từ chối và phải retry. Cách này phù hợp với hệ thống có nhiều read và ít write, giúp tăng hiệu năng. Pessimistic locking thì ngược lại, hệ thống lock dữ liệu ngay khi đọc hoặc trước khi update để ngăn transaction khác truy cập. Cách này an toàn hơn khi xung đột thường xuyên xảy ra, nhưng có thể làm giảm concurrency và gây chờ đợi lâu hơn.</w:t>
+      </w:r>
+    </w:p>
+    <w:p>
+      <w:pPr>
+        <w:pStyle w:val="Normal"/>
+        <w:ind w:hanging="0" w:start="-540" w:end="-449"/>
+        <w:rPr>
+          <w:rFonts w:ascii="Times New Roman" w:hAnsi="Times New Roman"/>
+          <w:sz w:val="30"/>
+          <w:szCs w:val="30"/>
+        </w:rPr>
+      </w:pPr>
+      <w:r>
+        <w:rPr>
+          <w:rFonts w:ascii="Times New Roman" w:hAnsi="Times New Roman"/>
+          <w:sz w:val="30"/>
+          <w:szCs w:val="30"/>
+        </w:rPr>
+      </w:r>
+    </w:p>
+    <w:p>
+      <w:pPr>
+        <w:pStyle w:val="Normal"/>
+        <w:ind w:hanging="0" w:start="-540" w:end="-449"/>
+        <w:rPr>
+          <w:rFonts w:ascii="Times New Roman" w:hAnsi="Times New Roman"/>
+          <w:sz w:val="30"/>
+          <w:szCs w:val="30"/>
+        </w:rPr>
+      </w:pPr>
+      <w:r>
+        <w:rPr>
+          <w:rFonts w:ascii="Times New Roman" w:hAnsi="Times New Roman"/>
+          <w:sz w:val="30"/>
+          <w:szCs w:val="30"/>
+        </w:rPr>
+        <w:t>[EN] Optimistic locking assumes that data conflicts are rare, so it does not lock the data at the beginning. Instead, when updating, the system checks a version number or timestamp to ensure the data has not been changed by another transaction. If the version is different, the transaction fails and must retry. This approach works well in systems with many reads and few writes, improving performance. Pessimistic locking, on the other hand, locks the data immediately when reading or before updating to prevent other transactions from accessing it. This approach is safer when conflicts happen frequently, but it can reduce concurrency and cause longer waiting times.</w:t>
+      </w:r>
+    </w:p>
+    <w:p>
+      <w:pPr>
+        <w:pStyle w:val="Normal"/>
+        <w:ind w:hanging="0" w:start="-540" w:end="-449"/>
+        <w:rPr>
+          <w:rFonts w:ascii="Times New Roman" w:hAnsi="Times New Roman"/>
+          <w:sz w:val="30"/>
+          <w:szCs w:val="30"/>
+        </w:rPr>
+      </w:pPr>
+      <w:r>
+        <w:rPr>
+          <w:rFonts w:ascii="Times New Roman" w:hAnsi="Times New Roman"/>
+          <w:sz w:val="30"/>
+          <w:szCs w:val="30"/>
+        </w:rPr>
+      </w:r>
+    </w:p>
+    <w:p>
+      <w:pPr>
+        <w:pStyle w:val="Normal"/>
+        <w:ind w:hanging="0" w:start="-540" w:end="-449"/>
+        <w:rPr>
+          <w:rFonts w:ascii="Times New Roman" w:hAnsi="Times New Roman"/>
+          <w:b/>
+          <w:bCs/>
+          <w:color w:val="3465A4"/>
+          <w:sz w:val="30"/>
+          <w:szCs w:val="30"/>
+        </w:rPr>
+      </w:pPr>
+      <w:r>
+        <w:rPr>
+          <w:rFonts w:ascii="Times New Roman" w:hAnsi="Times New Roman"/>
+          <w:b/>
+          <w:bCs/>
+          <w:color w:val="3465A4"/>
+          <w:sz w:val="30"/>
+          <w:szCs w:val="30"/>
+        </w:rPr>
         <w:t>[VN] Multi-tenant architecture nên thiết kế database như thế nào?</w:t>
       </w:r>
     </w:p>
@@ -644,502 +1704,6 @@
           <w:sz w:val="30"/>
           <w:szCs w:val="30"/>
         </w:rPr>
-        <w:t>[VN] Isolation level gồm những gì?</w:t>
-      </w:r>
-    </w:p>
-    <w:p>
-      <w:pPr>
-        <w:pStyle w:val="Normal"/>
-        <w:ind w:hanging="0" w:start="-540" w:end="-449"/>
-        <w:rPr>
-          <w:rFonts w:ascii="Times New Roman" w:hAnsi="Times New Roman"/>
-          <w:b/>
-          <w:bCs/>
-          <w:color w:val="3465A4"/>
-          <w:sz w:val="30"/>
-          <w:szCs w:val="30"/>
-        </w:rPr>
-      </w:pPr>
-      <w:r>
-        <w:rPr>
-          <w:rFonts w:ascii="Times New Roman" w:hAnsi="Times New Roman"/>
-          <w:b/>
-          <w:bCs/>
-          <w:color w:val="3465A4"/>
-          <w:sz w:val="30"/>
-          <w:szCs w:val="30"/>
-        </w:rPr>
-        <w:t>[EN] What are the isolation levels?</w:t>
-      </w:r>
-    </w:p>
-    <w:p>
-      <w:pPr>
-        <w:pStyle w:val="Normal"/>
-        <w:ind w:hanging="0" w:start="-540" w:end="-449"/>
-        <w:rPr>
-          <w:rFonts w:ascii="Times New Roman" w:hAnsi="Times New Roman"/>
-          <w:sz w:val="30"/>
-          <w:szCs w:val="30"/>
-        </w:rPr>
-      </w:pPr>
-      <w:r>
-        <w:rPr>
-          <w:rFonts w:ascii="Times New Roman" w:hAnsi="Times New Roman"/>
-          <w:sz w:val="30"/>
-          <w:szCs w:val="30"/>
-        </w:rPr>
-        <w:t>[VN] Isolation level là mức độ cô lập giữa các transaction trong database, quyết định cách các transaction nhìn thấy dữ liệu của nhau. Trong PostgreSQL có bốn mức chính: Read Uncommitted, Read Committed, Repeatable Read và Serializable. Read Uncommitted cho phép đọc dữ liệu chưa commit (dirty read), nhưng trong PostgreSQL nó được xử lý giống Read Committed. Read Committed chỉ cho phép đọc dữ liệu đã commit, nhưng vẫn có thể gặp non-repeatable read. Repeatable Read đảm bảo dữ liệu đã đọc trong transaction không thay đổi, nhưng vẫn có thể gặp phantom read tùy hệ quản trị. Serializable là mức cao nhất, đảm bảo kết quả giống như các transaction chạy tuần tự, nhưng có thể gây rollback nếu phát hiện xung đột. Mức isolation càng cao thì tính nhất quán càng mạnh nhưng hiệu năng có thể giảm.</w:t>
-      </w:r>
-    </w:p>
-    <w:p>
-      <w:pPr>
-        <w:pStyle w:val="Normal"/>
-        <w:ind w:hanging="0" w:start="-540" w:end="-449"/>
-        <w:rPr>
-          <w:rFonts w:ascii="Times New Roman" w:hAnsi="Times New Roman"/>
-          <w:sz w:val="30"/>
-          <w:szCs w:val="30"/>
-        </w:rPr>
-      </w:pPr>
-      <w:r>
-        <w:rPr>
-          <w:rFonts w:ascii="Times New Roman" w:hAnsi="Times New Roman"/>
-          <w:sz w:val="30"/>
-          <w:szCs w:val="30"/>
-        </w:rPr>
-      </w:r>
-    </w:p>
-    <w:p>
-      <w:pPr>
-        <w:pStyle w:val="Normal"/>
-        <w:ind w:hanging="0" w:start="-540" w:end="-449"/>
-        <w:rPr>
-          <w:rFonts w:ascii="Times New Roman" w:hAnsi="Times New Roman"/>
-          <w:sz w:val="30"/>
-          <w:szCs w:val="30"/>
-        </w:rPr>
-      </w:pPr>
-      <w:r>
-        <w:rPr>
-          <w:rFonts w:ascii="Times New Roman" w:hAnsi="Times New Roman"/>
-          <w:sz w:val="30"/>
-          <w:szCs w:val="30"/>
-        </w:rPr>
-        <w:t>[EN] Isolation level defines how transactions are isolated from each other in a database and how they see each other’s data. In PostgreSQL, there are four main levels: Read Uncommitted, Read Committed, Repeatable Read, and Serializable. Read Uncommitted allows dirty reads, but in PostgreSQL it behaves the same as Read Committed. Read Committed only allows reading committed data, but non-repeatable reads can still occur. Repeatable Read ensures that data read within a transaction does not change, though phantom reads may still happen depending on the system. Serializable is the highest level, ensuring transactions behave as if executed sequentially, but it may cause rollbacks if conflicts are detected. Higher isolation provides stronger consistency but may reduce performance.</w:t>
-      </w:r>
-    </w:p>
-    <w:p>
-      <w:pPr>
-        <w:pStyle w:val="Normal"/>
-        <w:ind w:hanging="0" w:start="-540" w:end="-449"/>
-        <w:rPr>
-          <w:rFonts w:ascii="Times New Roman" w:hAnsi="Times New Roman"/>
-          <w:sz w:val="30"/>
-          <w:szCs w:val="30"/>
-        </w:rPr>
-      </w:pPr>
-      <w:r>
-        <w:rPr>
-          <w:rFonts w:ascii="Times New Roman" w:hAnsi="Times New Roman"/>
-          <w:sz w:val="30"/>
-          <w:szCs w:val="30"/>
-        </w:rPr>
-      </w:r>
-    </w:p>
-    <w:p>
-      <w:pPr>
-        <w:pStyle w:val="Normal"/>
-        <w:ind w:hanging="0" w:start="-540" w:end="-449"/>
-        <w:rPr>
-          <w:rFonts w:ascii="Times New Roman" w:hAnsi="Times New Roman"/>
-          <w:b/>
-          <w:bCs/>
-          <w:color w:val="3465A4"/>
-          <w:sz w:val="30"/>
-          <w:szCs w:val="30"/>
-        </w:rPr>
-      </w:pPr>
-      <w:r>
-        <w:rPr>
-          <w:rFonts w:ascii="Times New Roman" w:hAnsi="Times New Roman"/>
-          <w:b/>
-          <w:bCs/>
-          <w:color w:val="3465A4"/>
-          <w:sz w:val="30"/>
-          <w:szCs w:val="30"/>
-        </w:rPr>
-        <w:t>[VN] Deadlock xảy ra khi nào?</w:t>
-      </w:r>
-    </w:p>
-    <w:p>
-      <w:pPr>
-        <w:pStyle w:val="Normal"/>
-        <w:ind w:hanging="0" w:start="-540" w:end="-449"/>
-        <w:rPr>
-          <w:rFonts w:ascii="Times New Roman" w:hAnsi="Times New Roman"/>
-          <w:b/>
-          <w:bCs/>
-          <w:color w:val="3465A4"/>
-          <w:sz w:val="30"/>
-          <w:szCs w:val="30"/>
-        </w:rPr>
-      </w:pPr>
-      <w:r>
-        <w:rPr>
-          <w:rFonts w:ascii="Times New Roman" w:hAnsi="Times New Roman"/>
-          <w:b/>
-          <w:bCs/>
-          <w:color w:val="3465A4"/>
-          <w:sz w:val="30"/>
-          <w:szCs w:val="30"/>
-        </w:rPr>
-        <w:t>[EN] When does a deadlock occur?</w:t>
-      </w:r>
-    </w:p>
-    <w:p>
-      <w:pPr>
-        <w:pStyle w:val="Normal"/>
-        <w:ind w:hanging="0" w:start="-540" w:end="-449"/>
-        <w:rPr>
-          <w:rFonts w:ascii="Times New Roman" w:hAnsi="Times New Roman"/>
-          <w:sz w:val="30"/>
-          <w:szCs w:val="30"/>
-        </w:rPr>
-      </w:pPr>
-      <w:r>
-        <w:rPr>
-          <w:rFonts w:ascii="Times New Roman" w:hAnsi="Times New Roman"/>
-          <w:sz w:val="30"/>
-          <w:szCs w:val="30"/>
-        </w:rPr>
-        <w:t>[VN] Deadlock xảy ra khi hai hoặc nhiều transaction giữ lock tài nguyên và đồng thời chờ nhau giải phóng lock, tạo thành vòng lặp chờ vô hạn. Ví dụ, transaction A lock row 1 và muốn lock row 2, trong khi transaction B đã lock row 2 và muốn lock row 1. Khi đó, cả hai sẽ chờ nhau và không thể tiếp tục. Trong PostgreSQL, hệ thống có cơ chế phát hiện deadlock và sẽ tự động hủy một transaction để giải quyết vòng lặp. Để tránh deadlock, nên lock tài nguyên theo cùng một thứ tự, giữ transaction ngắn gọn và tránh giữ lock lâu không cần thiết.</w:t>
-      </w:r>
-    </w:p>
-    <w:p>
-      <w:pPr>
-        <w:pStyle w:val="Normal"/>
-        <w:ind w:hanging="0" w:start="-540" w:end="-449"/>
-        <w:rPr>
-          <w:rFonts w:ascii="Times New Roman" w:hAnsi="Times New Roman"/>
-          <w:sz w:val="30"/>
-          <w:szCs w:val="30"/>
-        </w:rPr>
-      </w:pPr>
-      <w:r>
-        <w:rPr>
-          <w:rFonts w:ascii="Times New Roman" w:hAnsi="Times New Roman"/>
-          <w:sz w:val="30"/>
-          <w:szCs w:val="30"/>
-        </w:rPr>
-      </w:r>
-    </w:p>
-    <w:p>
-      <w:pPr>
-        <w:pStyle w:val="Normal"/>
-        <w:ind w:hanging="0" w:start="-540" w:end="-449"/>
-        <w:rPr>
-          <w:rFonts w:ascii="Times New Roman" w:hAnsi="Times New Roman"/>
-          <w:sz w:val="30"/>
-          <w:szCs w:val="30"/>
-        </w:rPr>
-      </w:pPr>
-      <w:r>
-        <w:rPr>
-          <w:rFonts w:ascii="Times New Roman" w:hAnsi="Times New Roman"/>
-          <w:sz w:val="30"/>
-          <w:szCs w:val="30"/>
-        </w:rPr>
-        <w:t>[EN] A deadlock happens when two or more transactions hold locks on resources and wait for each other to release them, creating an infinite waiting cycle. For example, transaction A locks row 1 and wants to lock row 2, while transaction B has locked row 2 and wants to lock row 1. In this case, both transactions wait for each other and cannot proceed. In PostgreSQL, the system can detect deadlocks and will automatically cancel one transaction to resolve the cycle. To prevent deadlocks, resources should be locked in a consistent order, transactions should be kept short, and locks should not be held longer than necessary.</w:t>
-      </w:r>
-    </w:p>
-    <w:p>
-      <w:pPr>
-        <w:pStyle w:val="Normal"/>
-        <w:ind w:hanging="0" w:start="-540" w:end="-449"/>
-        <w:rPr>
-          <w:rFonts w:ascii="Times New Roman" w:hAnsi="Times New Roman"/>
-          <w:sz w:val="30"/>
-          <w:szCs w:val="30"/>
-        </w:rPr>
-      </w:pPr>
-      <w:r>
-        <w:rPr>
-          <w:rFonts w:ascii="Times New Roman" w:hAnsi="Times New Roman"/>
-          <w:sz w:val="30"/>
-          <w:szCs w:val="30"/>
-        </w:rPr>
-      </w:r>
-    </w:p>
-    <w:p>
-      <w:pPr>
-        <w:pStyle w:val="Normal"/>
-        <w:ind w:hanging="0" w:start="-540" w:end="-449"/>
-        <w:rPr>
-          <w:rFonts w:ascii="Times New Roman" w:hAnsi="Times New Roman"/>
-          <w:b/>
-          <w:bCs/>
-          <w:color w:val="3465A4"/>
-          <w:sz w:val="30"/>
-          <w:szCs w:val="30"/>
-        </w:rPr>
-      </w:pPr>
-      <w:r>
-        <w:rPr>
-          <w:rFonts w:ascii="Times New Roman" w:hAnsi="Times New Roman"/>
-          <w:b/>
-          <w:bCs/>
-          <w:color w:val="3465A4"/>
-          <w:sz w:val="30"/>
-          <w:szCs w:val="30"/>
-        </w:rPr>
-        <w:t>[VN] Phân biệt optimistic vs pessimistic locking.</w:t>
-      </w:r>
-    </w:p>
-    <w:p>
-      <w:pPr>
-        <w:pStyle w:val="Normal"/>
-        <w:ind w:hanging="0" w:start="-540" w:end="-449"/>
-        <w:rPr>
-          <w:rFonts w:ascii="Times New Roman" w:hAnsi="Times New Roman"/>
-          <w:b/>
-          <w:bCs/>
-          <w:color w:val="3465A4"/>
-          <w:sz w:val="30"/>
-          <w:szCs w:val="30"/>
-        </w:rPr>
-      </w:pPr>
-      <w:r>
-        <w:rPr>
-          <w:rFonts w:ascii="Times New Roman" w:hAnsi="Times New Roman"/>
-          <w:b/>
-          <w:bCs/>
-          <w:color w:val="3465A4"/>
-          <w:sz w:val="30"/>
-          <w:szCs w:val="30"/>
-        </w:rPr>
-        <w:t>[EN] Differentiate optimistic vs pessimistic locking.</w:t>
-      </w:r>
-    </w:p>
-    <w:p>
-      <w:pPr>
-        <w:pStyle w:val="Normal"/>
-        <w:ind w:hanging="0" w:start="-540" w:end="-449"/>
-        <w:rPr>
-          <w:rFonts w:ascii="Times New Roman" w:hAnsi="Times New Roman"/>
-          <w:sz w:val="30"/>
-          <w:szCs w:val="30"/>
-        </w:rPr>
-      </w:pPr>
-      <w:r>
-        <w:rPr>
-          <w:rFonts w:ascii="Times New Roman" w:hAnsi="Times New Roman"/>
-          <w:sz w:val="30"/>
-          <w:szCs w:val="30"/>
-        </w:rPr>
-        <w:t>[VN] Optimistic locking là cơ chế giả định rằng xung đột dữ liệu hiếm khi xảy ra, nên không lock ngay từ đầu. Thay vào đó, khi update dữ liệu, hệ thống sẽ kiểm tra version hoặc timestamp để đảm bảo dữ liệu chưa bị thay đổi bởi transaction khác. Nếu version khác, transaction sẽ bị từ chối và phải retry. Cách này phù hợp với hệ thống có nhiều read và ít write, giúp tăng hiệu năng. Pessimistic locking thì ngược lại, hệ thống lock dữ liệu ngay khi đọc hoặc trước khi update để ngăn transaction khác truy cập. Cách này an toàn hơn khi xung đột thường xuyên xảy ra, nhưng có thể làm giảm concurrency và gây chờ đợi lâu hơn.</w:t>
-      </w:r>
-    </w:p>
-    <w:p>
-      <w:pPr>
-        <w:pStyle w:val="Normal"/>
-        <w:ind w:hanging="0" w:start="-540" w:end="-449"/>
-        <w:rPr>
-          <w:rFonts w:ascii="Times New Roman" w:hAnsi="Times New Roman"/>
-          <w:sz w:val="30"/>
-          <w:szCs w:val="30"/>
-        </w:rPr>
-      </w:pPr>
-      <w:r>
-        <w:rPr>
-          <w:rFonts w:ascii="Times New Roman" w:hAnsi="Times New Roman"/>
-          <w:sz w:val="30"/>
-          <w:szCs w:val="30"/>
-        </w:rPr>
-      </w:r>
-    </w:p>
-    <w:p>
-      <w:pPr>
-        <w:pStyle w:val="Normal"/>
-        <w:ind w:hanging="0" w:start="-540" w:end="-449"/>
-        <w:rPr>
-          <w:rFonts w:ascii="Times New Roman" w:hAnsi="Times New Roman"/>
-          <w:sz w:val="30"/>
-          <w:szCs w:val="30"/>
-        </w:rPr>
-      </w:pPr>
-      <w:r>
-        <w:rPr>
-          <w:rFonts w:ascii="Times New Roman" w:hAnsi="Times New Roman"/>
-          <w:sz w:val="30"/>
-          <w:szCs w:val="30"/>
-        </w:rPr>
-        <w:t>[EN] Optimistic locking assumes that data conflicts are rare, so it does not lock the data at the beginning. Instead, when updating, the system checks a version number or timestamp to ensure the data has not been changed by another transaction. If the version is different, the transaction fails and must retry. This approach works well in systems with many reads and few writes, improving performance. Pessimistic locking, on the other hand, locks the data immediately when reading or before updating to prevent other transactions from accessing it. This approach is safer when conflicts happen frequently, but it can reduce concurrency and cause longer waiting times.</w:t>
-      </w:r>
-    </w:p>
-    <w:p>
-      <w:pPr>
-        <w:pStyle w:val="Normal"/>
-        <w:ind w:hanging="0" w:start="-540" w:end="-449"/>
-        <w:rPr>
-          <w:rFonts w:ascii="Times New Roman" w:hAnsi="Times New Roman"/>
-          <w:sz w:val="30"/>
-          <w:szCs w:val="30"/>
-        </w:rPr>
-      </w:pPr>
-      <w:r>
-        <w:rPr>
-          <w:rFonts w:ascii="Times New Roman" w:hAnsi="Times New Roman"/>
-          <w:sz w:val="30"/>
-          <w:szCs w:val="30"/>
-        </w:rPr>
-      </w:r>
-    </w:p>
-    <w:p>
-      <w:pPr>
-        <w:pStyle w:val="Normal"/>
-        <w:ind w:hanging="0" w:start="-540" w:end="-449"/>
-        <w:rPr>
-          <w:rFonts w:ascii="Times New Roman" w:hAnsi="Times New Roman"/>
-          <w:b/>
-          <w:bCs/>
-          <w:color w:val="3465A4"/>
-          <w:sz w:val="30"/>
-          <w:szCs w:val="30"/>
-        </w:rPr>
-      </w:pPr>
-      <w:r>
-        <w:rPr>
-          <w:rFonts w:ascii="Times New Roman" w:hAnsi="Times New Roman"/>
-          <w:b/>
-          <w:bCs/>
-          <w:color w:val="3465A4"/>
-          <w:sz w:val="30"/>
-          <w:szCs w:val="30"/>
-        </w:rPr>
-        <w:t>[VN] Transaction ACID là gì?</w:t>
-      </w:r>
-    </w:p>
-    <w:p>
-      <w:pPr>
-        <w:pStyle w:val="Normal"/>
-        <w:ind w:hanging="0" w:start="-540" w:end="-449"/>
-        <w:rPr>
-          <w:rFonts w:ascii="Times New Roman" w:hAnsi="Times New Roman"/>
-          <w:b/>
-          <w:bCs/>
-          <w:color w:val="3465A4"/>
-          <w:sz w:val="30"/>
-          <w:szCs w:val="30"/>
-        </w:rPr>
-      </w:pPr>
-      <w:r>
-        <w:rPr>
-          <w:rFonts w:ascii="Times New Roman" w:hAnsi="Times New Roman"/>
-          <w:b/>
-          <w:bCs/>
-          <w:color w:val="3465A4"/>
-          <w:sz w:val="30"/>
-          <w:szCs w:val="30"/>
-        </w:rPr>
-        <w:t>[EN] What is Transaction ACID?</w:t>
-      </w:r>
-    </w:p>
-    <w:p>
-      <w:pPr>
-        <w:pStyle w:val="Normal"/>
-        <w:ind w:hanging="0" w:start="-540" w:end="-449"/>
-        <w:rPr>
-          <w:rFonts w:ascii="Times New Roman" w:hAnsi="Times New Roman"/>
-          <w:sz w:val="30"/>
-          <w:szCs w:val="30"/>
-        </w:rPr>
-      </w:pPr>
-      <w:r>
-        <w:rPr>
-          <w:rFonts w:ascii="Times New Roman" w:hAnsi="Times New Roman"/>
-          <w:sz w:val="30"/>
-          <w:szCs w:val="30"/>
-        </w:rPr>
-        <w:t>[VN] Transaction ACID là bốn tính chất đảm bảo tính an toàn và nhất quán của dữ liệu trong database. ACID gồm: Atomicity, Consistency, Isolation và Durability. Atomicity nghĩa là transaction phải thực hiện toàn bộ hoặc không thực hiện gì cả, nếu có lỗi sẽ rollback. Consistency đảm bảo sau khi transaction hoàn thành, dữ liệu vẫn thỏa các ràng buộc và rule của hệ thống. Isolation đảm bảo các transaction chạy song song không ảnh hưởng sai lệch đến nhau theo mức isolation đã cấu hình. Durability đảm bảo khi transaction đã commit, dữ liệu sẽ không bị mất ngay cả khi hệ thống bị crash. Những tính chất này giúp hệ thống database đáng tin cậy và ổn định.</w:t>
-      </w:r>
-    </w:p>
-    <w:p>
-      <w:pPr>
-        <w:pStyle w:val="Normal"/>
-        <w:ind w:hanging="0" w:start="-540" w:end="-449"/>
-        <w:rPr>
-          <w:rFonts w:ascii="Times New Roman" w:hAnsi="Times New Roman"/>
-          <w:sz w:val="30"/>
-          <w:szCs w:val="30"/>
-        </w:rPr>
-      </w:pPr>
-      <w:r>
-        <w:rPr>
-          <w:rFonts w:ascii="Times New Roman" w:hAnsi="Times New Roman"/>
-          <w:sz w:val="30"/>
-          <w:szCs w:val="30"/>
-        </w:rPr>
-      </w:r>
-    </w:p>
-    <w:p>
-      <w:pPr>
-        <w:pStyle w:val="Normal"/>
-        <w:ind w:hanging="0" w:start="-540" w:end="-449"/>
-        <w:rPr>
-          <w:rFonts w:ascii="Times New Roman" w:hAnsi="Times New Roman"/>
-          <w:sz w:val="30"/>
-          <w:szCs w:val="30"/>
-        </w:rPr>
-      </w:pPr>
-      <w:r>
-        <w:rPr>
-          <w:rFonts w:ascii="Times New Roman" w:hAnsi="Times New Roman"/>
-          <w:sz w:val="30"/>
-          <w:szCs w:val="30"/>
-        </w:rPr>
-        <w:t>[EN] ACID is a set of four properties that ensure data safety and consistency in a database transaction. ACID stands for Atomicity, Consistency, Isolation, and Durability. Atomicity means a transaction must complete fully or not execute at all; if an error occurs, it is rolled back. Consistency ensures that after a transaction completes, the data still follows all rules and constraints of the system. Isolation ensures that concurrent transactions do not incorrectly affect each other based on the configured isolation level. Durability guarantees that once a transaction is committed, the data will not be lost even if the system crashes. These properties make the database system reliable and stable.</w:t>
-      </w:r>
-    </w:p>
-    <w:p>
-      <w:pPr>
-        <w:pStyle w:val="Normal"/>
-        <w:ind w:hanging="0" w:start="-540" w:end="-449"/>
-        <w:rPr>
-          <w:rFonts w:ascii="Times New Roman" w:hAnsi="Times New Roman"/>
-          <w:sz w:val="30"/>
-          <w:szCs w:val="30"/>
-        </w:rPr>
-      </w:pPr>
-      <w:r>
-        <w:rPr>
-          <w:rFonts w:ascii="Times New Roman" w:hAnsi="Times New Roman"/>
-          <w:sz w:val="30"/>
-          <w:szCs w:val="30"/>
-        </w:rPr>
-      </w:r>
-    </w:p>
-    <w:p>
-      <w:pPr>
-        <w:pStyle w:val="Normal"/>
-        <w:ind w:hanging="0" w:start="-540" w:end="-449"/>
-        <w:rPr>
-          <w:rFonts w:ascii="Times New Roman" w:hAnsi="Times New Roman"/>
-          <w:b/>
-          <w:bCs/>
-          <w:color w:val="3465A4"/>
-          <w:sz w:val="30"/>
-          <w:szCs w:val="30"/>
-        </w:rPr>
-      </w:pPr>
-      <w:r>
-        <w:rPr>
-          <w:rFonts w:ascii="Times New Roman" w:hAnsi="Times New Roman"/>
-          <w:b/>
-          <w:bCs/>
-          <w:color w:val="3465A4"/>
-          <w:sz w:val="30"/>
-          <w:szCs w:val="30"/>
-        </w:rPr>
         <w:t>[VN] Partitioning trong PostgreSQL dùng khi nào?</w:t>
       </w:r>
     </w:p>
@@ -7068,6 +7632,2580 @@
         <w:ind w:hanging="0" w:start="-540" w:end="-449"/>
         <w:rPr>
           <w:rFonts w:ascii="Times New Roman" w:hAnsi="Times New Roman"/>
+          <w:b/>
+          <w:bCs/>
+          <w:color w:val="3465A4"/>
+          <w:sz w:val="30"/>
+          <w:szCs w:val="30"/>
+        </w:rPr>
+      </w:pPr>
+      <w:r>
+        <w:rPr>
+          <w:rFonts w:ascii="Times New Roman" w:hAnsi="Times New Roman"/>
+          <w:b/>
+          <w:bCs/>
+          <w:color w:val="3465A4"/>
+          <w:sz w:val="30"/>
+          <w:szCs w:val="30"/>
+        </w:rPr>
+        <w:t>MySQL architecture gồm những thành phần chính nào (SQL layer, storage engine, buffer pool, log)?</w:t>
+      </w:r>
+    </w:p>
+    <w:p>
+      <w:pPr>
+        <w:pStyle w:val="Normal"/>
+        <w:ind w:hanging="0" w:start="-540" w:end="-449"/>
+        <w:rPr>
+          <w:rFonts w:ascii="Times New Roman" w:hAnsi="Times New Roman"/>
+          <w:sz w:val="30"/>
+          <w:szCs w:val="30"/>
+        </w:rPr>
+      </w:pPr>
+      <w:r>
+        <w:rPr>
+          <w:rFonts w:ascii="Times New Roman" w:hAnsi="Times New Roman"/>
+          <w:sz w:val="30"/>
+          <w:szCs w:val="30"/>
+        </w:rPr>
+        <w:t>[VN] Kiến trúc của MySQL thường được chia thành nhiều tầng chính. SQL Layer là tầng xử lý câu lệnh SQL, bao gồm parser, optimizer và executor để phân tích, tối ưu và thực thi truy vấn. Storage Engine Layer là tầng lưu trữ dữ liệu, nơi các engine như InnoDB hoặc MyISAM quản lý cách dữ liệu được lưu trên disk và cách đọc/ghi dữ liệu. Trong InnoDB, Buffer Pool là vùng bộ nhớ dùng để cache dữ liệu và index thường truy cập để giảm việc đọc disk và tăng hiệu năng. Ngoài ra còn có hệ thống log như redo log, undo log và binlog để đảm bảo tính bền vững của dữ liệu, hỗ trợ transaction, crash recovery và replication.</w:t>
+      </w:r>
+    </w:p>
+    <w:p>
+      <w:pPr>
+        <w:pStyle w:val="Normal"/>
+        <w:ind w:hanging="0" w:start="-540" w:end="-449"/>
+        <w:rPr>
+          <w:rFonts w:ascii="Times New Roman" w:hAnsi="Times New Roman"/>
+          <w:sz w:val="30"/>
+          <w:szCs w:val="30"/>
+        </w:rPr>
+      </w:pPr>
+      <w:r>
+        <w:rPr>
+          <w:rFonts w:ascii="Times New Roman" w:hAnsi="Times New Roman"/>
+          <w:sz w:val="30"/>
+          <w:szCs w:val="30"/>
+        </w:rPr>
+      </w:r>
+    </w:p>
+    <w:p>
+      <w:pPr>
+        <w:pStyle w:val="Normal"/>
+        <w:ind w:hanging="0" w:start="-540" w:end="-449"/>
+        <w:rPr>
+          <w:rFonts w:ascii="Times New Roman" w:hAnsi="Times New Roman"/>
+          <w:sz w:val="30"/>
+          <w:szCs w:val="30"/>
+        </w:rPr>
+      </w:pPr>
+      <w:r>
+        <w:rPr>
+          <w:rFonts w:ascii="Times New Roman" w:hAnsi="Times New Roman"/>
+          <w:sz w:val="30"/>
+          <w:szCs w:val="30"/>
+        </w:rPr>
+        <w:t>[EN] MySQL architecture is usually divided into several main layers. The SQL Layer processes SQL statements and includes the parser, optimizer, and executor to analyze, optimize, and run queries. The Storage Engine Layer manages how data is stored and accessed on disk, using engines such as InnoDB or MyISAM. In InnoDB, the Buffer Pool is a memory area used to cache frequently accessed data and indexes to reduce disk reads and improve performance. In addition, MySQL uses different logs such as redo log, undo log, and binlog to ensure data durability, support transactions, enable crash recovery, and provide replication.</w:t>
+      </w:r>
+    </w:p>
+    <w:p>
+      <w:pPr>
+        <w:pStyle w:val="Normal"/>
+        <w:ind w:hanging="0" w:start="-540" w:end="-449"/>
+        <w:rPr>
+          <w:rFonts w:ascii="Times New Roman" w:hAnsi="Times New Roman"/>
+          <w:sz w:val="30"/>
+          <w:szCs w:val="30"/>
+        </w:rPr>
+      </w:pPr>
+      <w:r>
+        <w:rPr>
+          <w:rFonts w:ascii="Times New Roman" w:hAnsi="Times New Roman"/>
+          <w:sz w:val="30"/>
+          <w:szCs w:val="30"/>
+        </w:rPr>
+      </w:r>
+    </w:p>
+    <w:p>
+      <w:pPr>
+        <w:pStyle w:val="Normal"/>
+        <w:ind w:hanging="0" w:start="-540" w:end="-449"/>
+        <w:rPr>
+          <w:rFonts w:ascii="Times New Roman" w:hAnsi="Times New Roman"/>
+          <w:b/>
+          <w:bCs/>
+          <w:color w:val="3465A4"/>
+          <w:sz w:val="30"/>
+          <w:szCs w:val="30"/>
+        </w:rPr>
+      </w:pPr>
+      <w:r>
+        <w:rPr>
+          <w:rFonts w:ascii="Times New Roman" w:hAnsi="Times New Roman"/>
+          <w:b/>
+          <w:bCs/>
+          <w:color w:val="3465A4"/>
+          <w:sz w:val="30"/>
+          <w:szCs w:val="30"/>
+        </w:rPr>
+        <w:t>InnoDB storage engine hoạt động như thế nào và tại sao nó là default engine của MySQL?</w:t>
+      </w:r>
+    </w:p>
+    <w:p>
+      <w:pPr>
+        <w:pStyle w:val="Normal"/>
+        <w:ind w:hanging="0" w:start="-540" w:end="-449"/>
+        <w:rPr>
+          <w:rFonts w:ascii="Times New Roman" w:hAnsi="Times New Roman"/>
+          <w:sz w:val="30"/>
+          <w:szCs w:val="30"/>
+        </w:rPr>
+      </w:pPr>
+      <w:r>
+        <w:rPr>
+          <w:rFonts w:ascii="Times New Roman" w:hAnsi="Times New Roman"/>
+          <w:sz w:val="30"/>
+          <w:szCs w:val="30"/>
+        </w:rPr>
+        <w:t>[VN] InnoDB là storage engine phổ biến nhất của MySQL và là engine mặc định vì nó hỗ trợ transaction, ACID, và độ tin cậy cao. InnoDB lưu dữ liệu theo clustered index, nghĩa là dữ liệu của bảng được lưu cùng với primary key để truy xuất nhanh hơn. Nó sử dụng Buffer Pool để cache dữ liệu và index trong bộ nhớ nhằm giảm truy cập disk và tăng hiệu năng. InnoDB cũng dùng redo log và undo log để hỗ trợ transaction, đảm bảo khả năng rollback, crash recovery và tính nhất quán dữ liệu. Ngoài ra, InnoDB hỗ trợ row-level locking và MVCC, giúp nhiều transaction có thể truy cập dữ liệu cùng lúc với ít xung đột hơn. Nhờ các tính năng này, InnoDB có hiệu năng tốt, an toàn dữ liệu cao và phù hợp với hầu hết các ứng dụng hiện đại, nên nó được chọn làm default engine của MySQL.</w:t>
+      </w:r>
+    </w:p>
+    <w:p>
+      <w:pPr>
+        <w:pStyle w:val="Normal"/>
+        <w:ind w:hanging="0" w:start="-540" w:end="-449"/>
+        <w:rPr>
+          <w:rFonts w:ascii="Times New Roman" w:hAnsi="Times New Roman"/>
+          <w:sz w:val="30"/>
+          <w:szCs w:val="30"/>
+        </w:rPr>
+      </w:pPr>
+      <w:r>
+        <w:rPr>
+          <w:rFonts w:ascii="Times New Roman" w:hAnsi="Times New Roman"/>
+          <w:sz w:val="30"/>
+          <w:szCs w:val="30"/>
+        </w:rPr>
+      </w:r>
+    </w:p>
+    <w:p>
+      <w:pPr>
+        <w:pStyle w:val="Normal"/>
+        <w:ind w:hanging="0" w:start="-540" w:end="-449"/>
+        <w:rPr>
+          <w:rFonts w:ascii="Times New Roman" w:hAnsi="Times New Roman"/>
+          <w:sz w:val="30"/>
+          <w:szCs w:val="30"/>
+        </w:rPr>
+      </w:pPr>
+      <w:r>
+        <w:rPr>
+          <w:rFonts w:ascii="Times New Roman" w:hAnsi="Times New Roman"/>
+          <w:sz w:val="30"/>
+          <w:szCs w:val="30"/>
+        </w:rPr>
+        <w:t>[EN] InnoDB is the most commonly used storage engine in MySQL and is the default engine because it provides transaction support, ACID compliance, and high reliability. InnoDB stores data using a clustered index, which means table data is stored together with the primary key to allow faster access. It uses a Buffer Pool to cache frequently accessed data and indexes in memory, reducing disk reads and improving performance. InnoDB also uses redo logs and undo logs to support transactions, allowing rollback, crash recovery, and data consistency. In addition, InnoDB supports row-level locking and MVCC, which allows multiple transactions to access data concurrently with fewer conflicts. Because of these features, InnoDB offers strong performance and data safety, making it the default engine for MySQL.</w:t>
+      </w:r>
+    </w:p>
+    <w:p>
+      <w:pPr>
+        <w:pStyle w:val="Normal"/>
+        <w:ind w:hanging="0" w:start="-540" w:end="-449"/>
+        <w:rPr>
+          <w:rFonts w:ascii="Times New Roman" w:hAnsi="Times New Roman"/>
+          <w:sz w:val="30"/>
+          <w:szCs w:val="30"/>
+        </w:rPr>
+      </w:pPr>
+      <w:r>
+        <w:rPr>
+          <w:rFonts w:ascii="Times New Roman" w:hAnsi="Times New Roman"/>
+          <w:sz w:val="30"/>
+          <w:szCs w:val="30"/>
+        </w:rPr>
+      </w:r>
+    </w:p>
+    <w:p>
+      <w:pPr>
+        <w:pStyle w:val="Normal"/>
+        <w:ind w:hanging="0" w:start="-540" w:end="-449"/>
+        <w:rPr>
+          <w:rFonts w:ascii="Times New Roman" w:hAnsi="Times New Roman"/>
+          <w:b/>
+          <w:bCs/>
+          <w:color w:val="3465A4"/>
+          <w:sz w:val="30"/>
+          <w:szCs w:val="30"/>
+        </w:rPr>
+      </w:pPr>
+      <w:r>
+        <w:rPr>
+          <w:rFonts w:ascii="Times New Roman" w:hAnsi="Times New Roman"/>
+          <w:b/>
+          <w:bCs/>
+          <w:color w:val="3465A4"/>
+          <w:sz w:val="30"/>
+          <w:szCs w:val="30"/>
+        </w:rPr>
+        <w:t>So sánh InnoDB và MyISAM: khác nhau về transaction, locking và crash recovery ra sao?</w:t>
+      </w:r>
+    </w:p>
+    <w:p>
+      <w:pPr>
+        <w:pStyle w:val="Normal"/>
+        <w:ind w:hanging="0" w:start="-540" w:end="-449"/>
+        <w:rPr>
+          <w:rFonts w:ascii="Times New Roman" w:hAnsi="Times New Roman"/>
+          <w:sz w:val="30"/>
+          <w:szCs w:val="30"/>
+        </w:rPr>
+      </w:pPr>
+      <w:r>
+        <w:rPr>
+          <w:rFonts w:ascii="Times New Roman" w:hAnsi="Times New Roman"/>
+          <w:sz w:val="30"/>
+          <w:szCs w:val="30"/>
+        </w:rPr>
+        <w:t>[VN] InnoDB và MyISAM là hai storage engine của MySQL nhưng có nhiều khác biệt quan trọng. InnoDB hỗ trợ transaction và tuân thủ ACID, cho phép commit và rollback để đảm bảo tính nhất quán dữ liệu, trong khi MyISAM không hỗ trợ transaction. Về locking, InnoDB sử dụng row-level locking, nghĩa là chỉ khóa các dòng dữ liệu cần thiết nên cho phép nhiều transaction truy cập đồng thời với hiệu năng tốt hơn; ngược lại, MyISAM dùng table-level locking, nên khi một query ghi dữ liệu thì cả bảng bị khóa, dễ gây chậm khi có nhiều truy cập. Về crash recovery, InnoDB có cơ chế redo log và undo log để khôi phục dữ liệu sau khi hệ thống bị crash, còn MyISAM không có cơ chế recovery mạnh, nên có nguy cơ mất hoặc hỏng dữ liệu khi server gặp sự cố.</w:t>
+      </w:r>
+    </w:p>
+    <w:p>
+      <w:pPr>
+        <w:pStyle w:val="Normal"/>
+        <w:ind w:hanging="0" w:start="-540" w:end="-449"/>
+        <w:rPr>
+          <w:rFonts w:ascii="Times New Roman" w:hAnsi="Times New Roman"/>
+          <w:sz w:val="30"/>
+          <w:szCs w:val="30"/>
+        </w:rPr>
+      </w:pPr>
+      <w:r>
+        <w:rPr>
+          <w:rFonts w:ascii="Times New Roman" w:hAnsi="Times New Roman"/>
+          <w:sz w:val="30"/>
+          <w:szCs w:val="30"/>
+        </w:rPr>
+      </w:r>
+    </w:p>
+    <w:p>
+      <w:pPr>
+        <w:pStyle w:val="Normal"/>
+        <w:ind w:hanging="0" w:start="-540" w:end="-449"/>
+        <w:rPr>
+          <w:rFonts w:ascii="Times New Roman" w:hAnsi="Times New Roman"/>
+          <w:sz w:val="30"/>
+          <w:szCs w:val="30"/>
+        </w:rPr>
+      </w:pPr>
+      <w:r>
+        <w:rPr>
+          <w:rFonts w:ascii="Times New Roman" w:hAnsi="Times New Roman"/>
+          <w:sz w:val="30"/>
+          <w:szCs w:val="30"/>
+        </w:rPr>
+        <w:t>[EN] InnoDB and MyISAM are two storage engines in MySQL, but they have several important differences. InnoDB supports transactions and follows ACID, allowing commit and rollback to ensure data consistency, while MyISAM does not support transactions. For locking, InnoDB uses row-level locking, meaning it locks only the required rows, allowing multiple transactions to access the table concurrently with better performance; in contrast, MyISAM uses table-level locking, so when a write operation occurs the entire table is locked, which can slow down concurrent access. For crash recovery, InnoDB uses redo logs and undo logs to recover data after a system crash, while MyISAM has limited recovery mechanisms and may risk data corruption or loss if the server fails.</w:t>
+      </w:r>
+    </w:p>
+    <w:p>
+      <w:pPr>
+        <w:pStyle w:val="Normal"/>
+        <w:ind w:hanging="0" w:start="-540" w:end="-449"/>
+        <w:rPr>
+          <w:rFonts w:ascii="Times New Roman" w:hAnsi="Times New Roman"/>
+          <w:sz w:val="30"/>
+          <w:szCs w:val="30"/>
+        </w:rPr>
+      </w:pPr>
+      <w:r>
+        <w:rPr>
+          <w:rFonts w:ascii="Times New Roman" w:hAnsi="Times New Roman"/>
+          <w:sz w:val="30"/>
+          <w:szCs w:val="30"/>
+        </w:rPr>
+      </w:r>
+    </w:p>
+    <w:p>
+      <w:pPr>
+        <w:pStyle w:val="Normal"/>
+        <w:ind w:hanging="0" w:start="-540" w:end="-449"/>
+        <w:rPr>
+          <w:rFonts w:ascii="Times New Roman" w:hAnsi="Times New Roman"/>
+          <w:b/>
+          <w:bCs/>
+          <w:color w:val="3465A4"/>
+          <w:sz w:val="30"/>
+          <w:szCs w:val="30"/>
+        </w:rPr>
+      </w:pPr>
+      <w:r>
+        <w:rPr>
+          <w:rFonts w:ascii="Times New Roman" w:hAnsi="Times New Roman"/>
+          <w:b/>
+          <w:bCs/>
+          <w:color w:val="3465A4"/>
+          <w:sz w:val="30"/>
+          <w:szCs w:val="30"/>
+        </w:rPr>
+        <w:t>InnoDB Buffer Pool là gì và ảnh hưởng thế nào đến performance?</w:t>
+      </w:r>
+    </w:p>
+    <w:p>
+      <w:pPr>
+        <w:pStyle w:val="Normal"/>
+        <w:ind w:hanging="0" w:start="-540" w:end="-449"/>
+        <w:rPr>
+          <w:rFonts w:ascii="Times New Roman" w:hAnsi="Times New Roman"/>
+          <w:sz w:val="30"/>
+          <w:szCs w:val="30"/>
+        </w:rPr>
+      </w:pPr>
+      <w:r>
+        <w:rPr>
+          <w:rFonts w:ascii="Times New Roman" w:hAnsi="Times New Roman"/>
+          <w:sz w:val="30"/>
+          <w:szCs w:val="30"/>
+        </w:rPr>
+        <w:t>[VN] InnoDB Buffer Pool là vùng bộ nhớ chính trong InnoDB dùng để cache dữ liệu và index của bảng. Khi MySQL cần đọc dữ liệu, nó sẽ kiểm tra trước trong Buffer Pool; nếu dữ liệu đã có trong bộ nhớ thì có thể đọc rất nhanh mà không cần truy cập disk. Khi dữ liệu được sửa đổi, thay đổi đó thường được ghi vào Buffer Pool trước rồi sau đó mới ghi xuống disk theo cơ chế background. Nhờ vậy, Buffer Pool giảm số lần truy cập disk, tăng tốc độ truy vấn và cải thiện hiệu năng tổng thể của hệ thống. Vì hầu hết thao tác database đều liên quan đến đọc và ghi dữ liệu, kích thước và hiệu quả sử dụng Buffer Pool có ảnh hưởng rất lớn đến performance của MySQL.</w:t>
+      </w:r>
+    </w:p>
+    <w:p>
+      <w:pPr>
+        <w:pStyle w:val="Normal"/>
+        <w:ind w:hanging="0" w:start="-540" w:end="-449"/>
+        <w:rPr>
+          <w:rFonts w:ascii="Times New Roman" w:hAnsi="Times New Roman"/>
+          <w:sz w:val="30"/>
+          <w:szCs w:val="30"/>
+        </w:rPr>
+      </w:pPr>
+      <w:r>
+        <w:rPr>
+          <w:rFonts w:ascii="Times New Roman" w:hAnsi="Times New Roman"/>
+          <w:sz w:val="30"/>
+          <w:szCs w:val="30"/>
+        </w:rPr>
+      </w:r>
+    </w:p>
+    <w:p>
+      <w:pPr>
+        <w:pStyle w:val="Normal"/>
+        <w:ind w:hanging="0" w:start="-540" w:end="-449"/>
+        <w:rPr>
+          <w:rFonts w:ascii="Times New Roman" w:hAnsi="Times New Roman"/>
+          <w:sz w:val="30"/>
+          <w:szCs w:val="30"/>
+        </w:rPr>
+      </w:pPr>
+      <w:r>
+        <w:rPr>
+          <w:rFonts w:ascii="Times New Roman" w:hAnsi="Times New Roman"/>
+          <w:sz w:val="30"/>
+          <w:szCs w:val="30"/>
+        </w:rPr>
+        <w:t>[EN] InnoDB Buffer Pool is the main memory area in InnoDB used to cache table data and indexes. When MySQL needs to read data, it first checks the Buffer Pool; if the data is already in memory, it can be accessed very quickly without reading from disk. When data is modified, the changes are usually written to the Buffer Pool first and later flushed to disk by background processes. Because of this, the Buffer Pool reduces disk access, speeds up queries, and improves overall system performance. Since most database operations involve reading and writing data, the size and efficiency of the Buffer Pool have a major impact on MySQL performance.</w:t>
+      </w:r>
+    </w:p>
+    <w:p>
+      <w:pPr>
+        <w:pStyle w:val="Normal"/>
+        <w:ind w:hanging="0" w:start="-540" w:end="-449"/>
+        <w:rPr>
+          <w:rFonts w:ascii="Times New Roman" w:hAnsi="Times New Roman"/>
+          <w:sz w:val="30"/>
+          <w:szCs w:val="30"/>
+        </w:rPr>
+      </w:pPr>
+      <w:r>
+        <w:rPr>
+          <w:rFonts w:ascii="Times New Roman" w:hAnsi="Times New Roman"/>
+          <w:sz w:val="30"/>
+          <w:szCs w:val="30"/>
+        </w:rPr>
+      </w:r>
+    </w:p>
+    <w:p>
+      <w:pPr>
+        <w:pStyle w:val="Normal"/>
+        <w:ind w:hanging="0" w:start="-540" w:end="-449"/>
+        <w:rPr>
+          <w:rFonts w:ascii="Times New Roman" w:hAnsi="Times New Roman"/>
+          <w:b/>
+          <w:bCs/>
+          <w:color w:val="3465A4"/>
+          <w:sz w:val="30"/>
+          <w:szCs w:val="30"/>
+        </w:rPr>
+      </w:pPr>
+      <w:r>
+        <w:rPr>
+          <w:rFonts w:ascii="Times New Roman" w:hAnsi="Times New Roman"/>
+          <w:b/>
+          <w:bCs/>
+          <w:color w:val="3465A4"/>
+          <w:sz w:val="30"/>
+          <w:szCs w:val="30"/>
+        </w:rPr>
+        <w:t>Redo log và Undo log trong InnoDB dùng để làm gì?</w:t>
+      </w:r>
+    </w:p>
+    <w:p>
+      <w:pPr>
+        <w:pStyle w:val="Normal"/>
+        <w:ind w:hanging="0" w:start="-540" w:end="-449"/>
+        <w:rPr>
+          <w:rFonts w:ascii="Times New Roman" w:hAnsi="Times New Roman"/>
+          <w:sz w:val="30"/>
+          <w:szCs w:val="30"/>
+        </w:rPr>
+      </w:pPr>
+      <w:r>
+        <w:rPr>
+          <w:rFonts w:ascii="Times New Roman" w:hAnsi="Times New Roman"/>
+          <w:sz w:val="30"/>
+          <w:szCs w:val="30"/>
+        </w:rPr>
+        <w:t>[VN] Trong InnoDB, Redo log và Undo log được dùng để hỗ trợ transaction và đảm bảo tính nhất quán dữ liệu. Redo log ghi lại các thay đổi đã thực hiện trên dữ liệu để MySQL có thể khôi phục lại dữ liệu sau khi hệ thống bị crash, đảm bảo các thay đổi đã commit không bị mất (durability). Trong khi đó, Undo log lưu lại trạng thái dữ liệu trước khi bị thay đổi, giúp hệ thống có thể rollback transaction nếu có lỗi hoặc nếu transaction bị hủy, và cũng hỗ trợ cơ chế MVCC để đọc dữ liệu nhất quán. Nói đơn giản, redo log giúp khôi phục thay đổi đã commit, còn undo log giúp quay lại trạng thái cũ khi cần.</w:t>
+      </w:r>
+    </w:p>
+    <w:p>
+      <w:pPr>
+        <w:pStyle w:val="Normal"/>
+        <w:ind w:hanging="0" w:start="-540" w:end="-449"/>
+        <w:rPr>
+          <w:rFonts w:ascii="Times New Roman" w:hAnsi="Times New Roman"/>
+          <w:sz w:val="30"/>
+          <w:szCs w:val="30"/>
+        </w:rPr>
+      </w:pPr>
+      <w:r>
+        <w:rPr>
+          <w:rFonts w:ascii="Times New Roman" w:hAnsi="Times New Roman"/>
+          <w:sz w:val="30"/>
+          <w:szCs w:val="30"/>
+        </w:rPr>
+      </w:r>
+    </w:p>
+    <w:p>
+      <w:pPr>
+        <w:pStyle w:val="Normal"/>
+        <w:ind w:hanging="0" w:start="-540" w:end="-449"/>
+        <w:rPr>
+          <w:rFonts w:ascii="Times New Roman" w:hAnsi="Times New Roman"/>
+          <w:sz w:val="30"/>
+          <w:szCs w:val="30"/>
+        </w:rPr>
+      </w:pPr>
+      <w:r>
+        <w:rPr>
+          <w:rFonts w:ascii="Times New Roman" w:hAnsi="Times New Roman"/>
+          <w:sz w:val="30"/>
+          <w:szCs w:val="30"/>
+        </w:rPr>
+        <w:t>[EN] In InnoDB, redo log and undo log are used to support transactions and maintain data consistency. The redo log records changes made to the data so MySQL can recover committed changes after a system crash, ensuring durability. The undo log, on the other hand, stores the previous version of the data before it was modified, allowing the system to rollback a transaction if an error occurs or if the transaction is canceled, and it also supports MVCC for consistent reads. In simple terms, the redo log helps restore committed changes, while the undo log helps revert data to its previous state when needed.</w:t>
+      </w:r>
+    </w:p>
+    <w:p>
+      <w:pPr>
+        <w:pStyle w:val="Normal"/>
+        <w:ind w:hanging="0" w:start="-540" w:end="-449"/>
+        <w:rPr>
+          <w:rFonts w:ascii="Times New Roman" w:hAnsi="Times New Roman"/>
+          <w:sz w:val="30"/>
+          <w:szCs w:val="30"/>
+        </w:rPr>
+      </w:pPr>
+      <w:r>
+        <w:rPr>
+          <w:rFonts w:ascii="Times New Roman" w:hAnsi="Times New Roman"/>
+          <w:sz w:val="30"/>
+          <w:szCs w:val="30"/>
+        </w:rPr>
+      </w:r>
+    </w:p>
+    <w:p>
+      <w:pPr>
+        <w:pStyle w:val="Normal"/>
+        <w:ind w:hanging="0" w:start="-540" w:end="-449"/>
+        <w:rPr>
+          <w:rFonts w:ascii="Times New Roman" w:hAnsi="Times New Roman"/>
+          <w:b/>
+          <w:bCs/>
+          <w:color w:val="3465A4"/>
+          <w:sz w:val="30"/>
+          <w:szCs w:val="30"/>
+        </w:rPr>
+      </w:pPr>
+      <w:r>
+        <w:rPr>
+          <w:rFonts w:ascii="Times New Roman" w:hAnsi="Times New Roman"/>
+          <w:b/>
+          <w:bCs/>
+          <w:color w:val="3465A4"/>
+          <w:sz w:val="30"/>
+          <w:szCs w:val="30"/>
+        </w:rPr>
+        <w:t>Doublewrite buffer trong InnoDB là gì và tại sao cần nó?</w:t>
+      </w:r>
+    </w:p>
+    <w:p>
+      <w:pPr>
+        <w:pStyle w:val="Normal"/>
+        <w:ind w:hanging="0" w:start="-540" w:end="-449"/>
+        <w:rPr>
+          <w:rFonts w:ascii="Times New Roman" w:hAnsi="Times New Roman"/>
+          <w:sz w:val="30"/>
+          <w:szCs w:val="30"/>
+        </w:rPr>
+      </w:pPr>
+      <w:r>
+        <w:rPr>
+          <w:rFonts w:ascii="Times New Roman" w:hAnsi="Times New Roman"/>
+          <w:sz w:val="30"/>
+          <w:szCs w:val="30"/>
+        </w:rPr>
+        <w:t>[VN] Doublewrite buffer trong InnoDB là một cơ chế bảo vệ dữ liệu khi ghi từ bộ nhớ xuống disk. Khi InnoDB cần ghi các page dữ liệu từ Buffer Pool xuống file dữ liệu, nó sẽ ghi các page đó vào vùng doublewrite buffer trước, sau đó mới ghi vào vị trí thật trong file dữ liệu. Nếu hệ thống bị crash hoặc mất điện trong lúc ghi, page dữ liệu có thể bị ghi dở và trở nên hỏng (partial write). Nhờ có doublewrite buffer, InnoDB có thể khôi phục lại page đúng từ bản sao tạm này, tránh corruption dữ liệu. Vì vậy, doublewrite buffer giúp tăng độ an toàn dữ liệu và hỗ trợ crash recovery hiệu quả hơn.</w:t>
+      </w:r>
+    </w:p>
+    <w:p>
+      <w:pPr>
+        <w:pStyle w:val="Normal"/>
+        <w:ind w:hanging="0" w:start="-540" w:end="-449"/>
+        <w:rPr>
+          <w:rFonts w:ascii="Times New Roman" w:hAnsi="Times New Roman"/>
+          <w:sz w:val="30"/>
+          <w:szCs w:val="30"/>
+        </w:rPr>
+      </w:pPr>
+      <w:r>
+        <w:rPr>
+          <w:rFonts w:ascii="Times New Roman" w:hAnsi="Times New Roman"/>
+          <w:sz w:val="30"/>
+          <w:szCs w:val="30"/>
+        </w:rPr>
+      </w:r>
+    </w:p>
+    <w:p>
+      <w:pPr>
+        <w:pStyle w:val="Normal"/>
+        <w:ind w:hanging="0" w:start="-540" w:end="-449"/>
+        <w:rPr>
+          <w:rFonts w:ascii="Times New Roman" w:hAnsi="Times New Roman"/>
+          <w:sz w:val="30"/>
+          <w:szCs w:val="30"/>
+        </w:rPr>
+      </w:pPr>
+      <w:r>
+        <w:rPr>
+          <w:rFonts w:ascii="Times New Roman" w:hAnsi="Times New Roman"/>
+          <w:sz w:val="30"/>
+          <w:szCs w:val="30"/>
+        </w:rPr>
+        <w:t>[EN] The doublewrite buffer in InnoDB is a mechanism that protects data when writing from memory to disk. When InnoDB needs to flush data pages from the Buffer Pool to the data file, it first writes those pages to the doublewrite buffer area, and then writes them to their final location in the data file. If the system crashes or loses power during the write process, the page may be partially written and become corrupted. With the doublewrite buffer, InnoDB can recover the correct page from this temporary copy, preventing data corruption. Therefore, the doublewrite buffer improves data safety and supports more reliable crash recovery.</w:t>
+      </w:r>
+    </w:p>
+    <w:p>
+      <w:pPr>
+        <w:pStyle w:val="Normal"/>
+        <w:ind w:hanging="0" w:start="-540" w:end="-449"/>
+        <w:rPr>
+          <w:rFonts w:ascii="Times New Roman" w:hAnsi="Times New Roman"/>
+          <w:sz w:val="30"/>
+          <w:szCs w:val="30"/>
+        </w:rPr>
+      </w:pPr>
+      <w:r>
+        <w:rPr>
+          <w:rFonts w:ascii="Times New Roman" w:hAnsi="Times New Roman"/>
+          <w:sz w:val="30"/>
+          <w:szCs w:val="30"/>
+        </w:rPr>
+      </w:r>
+    </w:p>
+    <w:p>
+      <w:pPr>
+        <w:pStyle w:val="Normal"/>
+        <w:ind w:hanging="0" w:start="-540" w:end="-449"/>
+        <w:rPr>
+          <w:rFonts w:ascii="Times New Roman" w:hAnsi="Times New Roman"/>
+          <w:b/>
+          <w:bCs/>
+          <w:color w:val="3465A4"/>
+          <w:sz w:val="30"/>
+          <w:szCs w:val="30"/>
+        </w:rPr>
+      </w:pPr>
+      <w:r>
+        <w:rPr>
+          <w:rFonts w:ascii="Times New Roman" w:hAnsi="Times New Roman"/>
+          <w:b/>
+          <w:bCs/>
+          <w:color w:val="3465A4"/>
+          <w:sz w:val="30"/>
+          <w:szCs w:val="30"/>
+        </w:rPr>
+        <w:t>Clustered index trong InnoDB là gì và khác gì với secondary index?</w:t>
+      </w:r>
+    </w:p>
+    <w:p>
+      <w:pPr>
+        <w:pStyle w:val="Normal"/>
+        <w:ind w:hanging="0" w:start="-540" w:end="-449"/>
+        <w:rPr>
+          <w:rFonts w:ascii="Times New Roman" w:hAnsi="Times New Roman"/>
+          <w:sz w:val="30"/>
+          <w:szCs w:val="30"/>
+        </w:rPr>
+      </w:pPr>
+      <w:r>
+        <w:rPr>
+          <w:rFonts w:ascii="Times New Roman" w:hAnsi="Times New Roman"/>
+          <w:sz w:val="30"/>
+          <w:szCs w:val="30"/>
+        </w:rPr>
+        <w:t>[VN] Trong InnoDB, clustered index là index mà dữ liệu của bảng được lưu trực tiếp theo thứ tự của primary key. Điều này có nghĩa là bản thân dữ liệu của bảng chính là phần lá của clustered index, nên khi tìm theo primary key, MySQL có thể truy cập dữ liệu rất nhanh chỉ với một lần đọc. Ngược lại, secondary index là index phụ chỉ lưu giá trị của cột index và giá trị primary key, không chứa toàn bộ dữ liệu của hàng. Khi truy vấn bằng secondary index, MySQL trước tiên tìm primary key trong secondary index, sau đó dùng primary key đó để tìm dữ liệu thật trong clustered index. Vì vậy, clustered index truy cập trực tiếp dữ liệu, còn secondary index cần thêm một bước lookup.</w:t>
+      </w:r>
+    </w:p>
+    <w:p>
+      <w:pPr>
+        <w:pStyle w:val="Normal"/>
+        <w:ind w:hanging="0" w:start="-540" w:end="-449"/>
+        <w:rPr>
+          <w:rFonts w:ascii="Times New Roman" w:hAnsi="Times New Roman"/>
+          <w:sz w:val="30"/>
+          <w:szCs w:val="30"/>
+        </w:rPr>
+      </w:pPr>
+      <w:r>
+        <w:rPr>
+          <w:rFonts w:ascii="Times New Roman" w:hAnsi="Times New Roman"/>
+          <w:sz w:val="30"/>
+          <w:szCs w:val="30"/>
+        </w:rPr>
+      </w:r>
+    </w:p>
+    <w:p>
+      <w:pPr>
+        <w:pStyle w:val="Normal"/>
+        <w:ind w:hanging="0" w:start="-540" w:end="-449"/>
+        <w:rPr>
+          <w:rFonts w:ascii="Times New Roman" w:hAnsi="Times New Roman"/>
+          <w:sz w:val="30"/>
+          <w:szCs w:val="30"/>
+        </w:rPr>
+      </w:pPr>
+      <w:r>
+        <w:rPr>
+          <w:rFonts w:ascii="Times New Roman" w:hAnsi="Times New Roman"/>
+          <w:sz w:val="30"/>
+          <w:szCs w:val="30"/>
+        </w:rPr>
+        <w:t>[EN] In InnoDB, a clustered index is an index where the table data is stored directly in the order of the primary key. This means the actual row data is stored in the leaf nodes of the clustered index, so when querying by the primary key, MySQL can retrieve the data very quickly with a single lookup. In contrast, a secondary index only stores the indexed column value and the primary key value, not the full row data. When a query uses a secondary index, MySQL first finds the primary key in the secondary index, and then uses that primary key to locate the actual row in the clustered index. Therefore, clustered index accesses data directly, while secondary index requires an additional lookup step.</w:t>
+      </w:r>
+    </w:p>
+    <w:p>
+      <w:pPr>
+        <w:pStyle w:val="Normal"/>
+        <w:ind w:hanging="0" w:start="-540" w:end="-449"/>
+        <w:rPr>
+          <w:rFonts w:ascii="Times New Roman" w:hAnsi="Times New Roman"/>
+          <w:sz w:val="30"/>
+          <w:szCs w:val="30"/>
+        </w:rPr>
+      </w:pPr>
+      <w:r>
+        <w:rPr>
+          <w:rFonts w:ascii="Times New Roman" w:hAnsi="Times New Roman"/>
+          <w:sz w:val="30"/>
+          <w:szCs w:val="30"/>
+        </w:rPr>
+      </w:r>
+    </w:p>
+    <w:p>
+      <w:pPr>
+        <w:pStyle w:val="Normal"/>
+        <w:ind w:hanging="0" w:start="-540" w:end="-449"/>
+        <w:rPr>
+          <w:rFonts w:ascii="Times New Roman" w:hAnsi="Times New Roman"/>
+          <w:b/>
+          <w:bCs/>
+          <w:color w:val="3465A4"/>
+          <w:sz w:val="30"/>
+          <w:szCs w:val="30"/>
+        </w:rPr>
+      </w:pPr>
+      <w:r>
+        <w:rPr>
+          <w:rFonts w:ascii="Times New Roman" w:hAnsi="Times New Roman"/>
+          <w:b/>
+          <w:bCs/>
+          <w:color w:val="3465A4"/>
+          <w:sz w:val="30"/>
+          <w:szCs w:val="30"/>
+        </w:rPr>
+        <w:t>Tại sao primary key trong InnoDB nên là auto-increment hoặc giá trị tăng dần?</w:t>
+      </w:r>
+    </w:p>
+    <w:p>
+      <w:pPr>
+        <w:pStyle w:val="Normal"/>
+        <w:ind w:hanging="0" w:start="-540" w:end="-449"/>
+        <w:rPr>
+          <w:rFonts w:ascii="Times New Roman" w:hAnsi="Times New Roman"/>
+          <w:sz w:val="30"/>
+          <w:szCs w:val="30"/>
+        </w:rPr>
+      </w:pPr>
+      <w:r>
+        <w:rPr>
+          <w:rFonts w:ascii="Times New Roman" w:hAnsi="Times New Roman"/>
+          <w:sz w:val="30"/>
+          <w:szCs w:val="30"/>
+        </w:rPr>
+        <w:t>[VN] Trong InnoDB, dữ liệu của bảng được lưu theo clustered index dựa trên primary key, vì vậy thứ tự của primary key ảnh hưởng trực tiếp đến cách dữ liệu được ghi vào B-tree. Nếu primary key là auto-increment hoặc giá trị tăng dần, các bản ghi mới sẽ được thêm vào cuối index, giúp việc ghi dữ liệu tuần tự, ít phải di chuyển hoặc chia tách page, từ đó cải thiện hiệu năng insert. Ngược lại, nếu dùng giá trị ngẫu nhiên như UUID, dữ liệu có thể được chèn vào nhiều vị trí khác nhau trong index, dẫn đến page split, fragmentation và nhiều I/O hơn, làm giảm hiệu năng. Vì vậy, sử dụng primary key tăng dần giúp ghi dữ liệu nhanh hơn và giảm chi phí quản lý index.</w:t>
+      </w:r>
+    </w:p>
+    <w:p>
+      <w:pPr>
+        <w:pStyle w:val="Normal"/>
+        <w:ind w:hanging="0" w:start="-540" w:end="-449"/>
+        <w:rPr>
+          <w:rFonts w:ascii="Times New Roman" w:hAnsi="Times New Roman"/>
+          <w:sz w:val="30"/>
+          <w:szCs w:val="30"/>
+        </w:rPr>
+      </w:pPr>
+      <w:r>
+        <w:rPr>
+          <w:rFonts w:ascii="Times New Roman" w:hAnsi="Times New Roman"/>
+          <w:sz w:val="30"/>
+          <w:szCs w:val="30"/>
+        </w:rPr>
+      </w:r>
+    </w:p>
+    <w:p>
+      <w:pPr>
+        <w:pStyle w:val="Normal"/>
+        <w:ind w:hanging="0" w:start="-540" w:end="-449"/>
+        <w:rPr>
+          <w:rFonts w:ascii="Times New Roman" w:hAnsi="Times New Roman"/>
+          <w:sz w:val="30"/>
+          <w:szCs w:val="30"/>
+        </w:rPr>
+      </w:pPr>
+      <w:r>
+        <w:rPr>
+          <w:rFonts w:ascii="Times New Roman" w:hAnsi="Times New Roman"/>
+          <w:sz w:val="30"/>
+          <w:szCs w:val="30"/>
+        </w:rPr>
+        <w:t>[EN] In InnoDB, table data is stored using a clustered index based on the primary key, so the order of the primary key directly affects how data is written into the B-tree. If the primary key is auto-increment or sequential, new rows are inserted at the end of the index, allowing sequential writes with fewer page splits, which improves insert performance. In contrast, if random values such as UUID are used, new rows may be inserted in many different places in the index, causing page splits, fragmentation, and more disk I/O, which can reduce performance. Therefore, using an increasing primary key helps improve insert efficiency and reduce index maintenance cost.</w:t>
+      </w:r>
+    </w:p>
+    <w:p>
+      <w:pPr>
+        <w:pStyle w:val="Normal"/>
+        <w:ind w:hanging="0" w:start="-540" w:end="-449"/>
+        <w:rPr>
+          <w:rFonts w:ascii="Times New Roman" w:hAnsi="Times New Roman"/>
+          <w:sz w:val="30"/>
+          <w:szCs w:val="30"/>
+        </w:rPr>
+      </w:pPr>
+      <w:r>
+        <w:rPr>
+          <w:rFonts w:ascii="Times New Roman" w:hAnsi="Times New Roman"/>
+          <w:sz w:val="30"/>
+          <w:szCs w:val="30"/>
+        </w:rPr>
+      </w:r>
+    </w:p>
+    <w:p>
+      <w:pPr>
+        <w:pStyle w:val="Normal"/>
+        <w:ind w:hanging="0" w:start="-540" w:end="-449"/>
+        <w:rPr>
+          <w:rFonts w:ascii="Times New Roman" w:hAnsi="Times New Roman"/>
+          <w:b/>
+          <w:bCs/>
+          <w:color w:val="3465A4"/>
+          <w:sz w:val="30"/>
+          <w:szCs w:val="30"/>
+        </w:rPr>
+      </w:pPr>
+      <w:r>
+        <w:rPr>
+          <w:rFonts w:ascii="Times New Roman" w:hAnsi="Times New Roman"/>
+          <w:b/>
+          <w:bCs/>
+          <w:color w:val="3465A4"/>
+          <w:sz w:val="30"/>
+          <w:szCs w:val="30"/>
+        </w:rPr>
+        <w:t>Index Condition Pushdown (ICP) trong MySQL là gì?</w:t>
+      </w:r>
+    </w:p>
+    <w:p>
+      <w:pPr>
+        <w:pStyle w:val="Normal"/>
+        <w:ind w:hanging="0" w:start="-540" w:end="-449"/>
+        <w:rPr>
+          <w:rFonts w:ascii="Times New Roman" w:hAnsi="Times New Roman"/>
+          <w:sz w:val="30"/>
+          <w:szCs w:val="30"/>
+        </w:rPr>
+      </w:pPr>
+      <w:r>
+        <w:rPr>
+          <w:rFonts w:ascii="Times New Roman" w:hAnsi="Times New Roman"/>
+          <w:sz w:val="30"/>
+          <w:szCs w:val="30"/>
+        </w:rPr>
+        <w:t>[VN] Index Condition Pushdown (ICP) là một kỹ thuật tối ưu truy vấn trong MySQL giúp lọc dữ liệu ngay khi đang quét index thay vì sau khi đọc toàn bộ hàng dữ liệu từ bảng. Khi ICP được sử dụng, MySQL sẽ áp dụng một phần điều kiện WHERE trực tiếp trên index để loại bỏ những bản ghi không cần thiết trước khi truy cập dữ liệu thật trong bảng. Nhờ đó, hệ thống giảm số lần đọc dữ liệu từ disk, giảm I/O và cải thiện hiệu năng truy vấn, đặc biệt khi bảng lớn và truy vấn sử dụng index nhưng vẫn có thêm điều kiện lọc.</w:t>
+      </w:r>
+    </w:p>
+    <w:p>
+      <w:pPr>
+        <w:pStyle w:val="Normal"/>
+        <w:ind w:hanging="0" w:start="-540" w:end="-449"/>
+        <w:rPr>
+          <w:rFonts w:ascii="Times New Roman" w:hAnsi="Times New Roman"/>
+          <w:sz w:val="30"/>
+          <w:szCs w:val="30"/>
+        </w:rPr>
+      </w:pPr>
+      <w:r>
+        <w:rPr>
+          <w:rFonts w:ascii="Times New Roman" w:hAnsi="Times New Roman"/>
+          <w:sz w:val="30"/>
+          <w:szCs w:val="30"/>
+        </w:rPr>
+      </w:r>
+    </w:p>
+    <w:p>
+      <w:pPr>
+        <w:pStyle w:val="Normal"/>
+        <w:ind w:hanging="0" w:start="-540" w:end="-449"/>
+        <w:rPr>
+          <w:rFonts w:ascii="Times New Roman" w:hAnsi="Times New Roman"/>
+          <w:sz w:val="30"/>
+          <w:szCs w:val="30"/>
+        </w:rPr>
+      </w:pPr>
+      <w:r>
+        <w:rPr>
+          <w:rFonts w:ascii="Times New Roman" w:hAnsi="Times New Roman"/>
+          <w:sz w:val="30"/>
+          <w:szCs w:val="30"/>
+        </w:rPr>
+        <w:t>[EN] Index Condition Pushdown (ICP) is a query optimization technique in MySQL that allows the database to filter rows while scanning the index instead of after reading the full row data from the table. When ICP is used, MySQL applies part of the WHERE condition directly on the index to eliminate unnecessary records before accessing the actual table rows. This helps reduce disk reads, lower I/O operations, and improve query performance, especially when working with large tables where indexes are used together with additional filtering conditions.</w:t>
+      </w:r>
+    </w:p>
+    <w:p>
+      <w:pPr>
+        <w:pStyle w:val="Normal"/>
+        <w:ind w:hanging="0" w:start="-540" w:end="-449"/>
+        <w:rPr>
+          <w:rFonts w:ascii="Times New Roman" w:hAnsi="Times New Roman"/>
+          <w:sz w:val="30"/>
+          <w:szCs w:val="30"/>
+        </w:rPr>
+      </w:pPr>
+      <w:r>
+        <w:rPr>
+          <w:rFonts w:ascii="Times New Roman" w:hAnsi="Times New Roman"/>
+          <w:sz w:val="30"/>
+          <w:szCs w:val="30"/>
+        </w:rPr>
+      </w:r>
+    </w:p>
+    <w:p>
+      <w:pPr>
+        <w:pStyle w:val="Normal"/>
+        <w:ind w:hanging="0" w:start="-540" w:end="-449"/>
+        <w:rPr>
+          <w:rFonts w:ascii="Times New Roman" w:hAnsi="Times New Roman"/>
+          <w:b/>
+          <w:bCs/>
+          <w:color w:val="3465A4"/>
+          <w:sz w:val="30"/>
+          <w:szCs w:val="30"/>
+        </w:rPr>
+      </w:pPr>
+      <w:r>
+        <w:rPr>
+          <w:rFonts w:ascii="Times New Roman" w:hAnsi="Times New Roman"/>
+          <w:b/>
+          <w:bCs/>
+          <w:color w:val="3465A4"/>
+          <w:sz w:val="30"/>
+          <w:szCs w:val="30"/>
+        </w:rPr>
+        <w:t>MySQL optimizer hoạt động thế nào khi chọn execution plan?</w:t>
+      </w:r>
+    </w:p>
+    <w:p>
+      <w:pPr>
+        <w:pStyle w:val="Normal"/>
+        <w:ind w:hanging="0" w:start="-540" w:end="-449"/>
+        <w:rPr>
+          <w:rFonts w:ascii="Times New Roman" w:hAnsi="Times New Roman"/>
+          <w:sz w:val="30"/>
+          <w:szCs w:val="30"/>
+        </w:rPr>
+      </w:pPr>
+      <w:r>
+        <w:rPr>
+          <w:rFonts w:ascii="Times New Roman" w:hAnsi="Times New Roman"/>
+          <w:sz w:val="30"/>
+          <w:szCs w:val="30"/>
+        </w:rPr>
+        <w:t>[VN] MySQL optimizer là thành phần quyết định execution plan tốt nhất để thực thi một truy vấn SQL. Khi nhận câu lệnh SQL, MySQL sẽ phân tích cú pháp, sau đó optimizer xem xét nhiều cách thực thi khác nhau như dùng index nào, thứ tự join các bảng, hoặc có nên dùng full table scan hay không. Optimizer dựa vào thống kê dữ liệu (statistics), kích thước bảng và chi phí ước tính (cost) để so sánh các phương án và chọn plan có chi phí thấp nhất. Mục tiêu của optimizer là giảm số lần đọc dữ liệu, giảm I/O và tăng tốc độ truy vấn.</w:t>
+      </w:r>
+    </w:p>
+    <w:p>
+      <w:pPr>
+        <w:pStyle w:val="Normal"/>
+        <w:ind w:hanging="0" w:start="-540" w:end="-449"/>
+        <w:rPr>
+          <w:rFonts w:ascii="Times New Roman" w:hAnsi="Times New Roman"/>
+          <w:sz w:val="30"/>
+          <w:szCs w:val="30"/>
+        </w:rPr>
+      </w:pPr>
+      <w:r>
+        <w:rPr>
+          <w:rFonts w:ascii="Times New Roman" w:hAnsi="Times New Roman"/>
+          <w:sz w:val="30"/>
+          <w:szCs w:val="30"/>
+        </w:rPr>
+      </w:r>
+    </w:p>
+    <w:p>
+      <w:pPr>
+        <w:pStyle w:val="Normal"/>
+        <w:ind w:hanging="0" w:start="-540" w:end="-449"/>
+        <w:rPr>
+          <w:rFonts w:ascii="Times New Roman" w:hAnsi="Times New Roman"/>
+          <w:sz w:val="30"/>
+          <w:szCs w:val="30"/>
+        </w:rPr>
+      </w:pPr>
+      <w:r>
+        <w:rPr>
+          <w:rFonts w:ascii="Times New Roman" w:hAnsi="Times New Roman"/>
+          <w:sz w:val="30"/>
+          <w:szCs w:val="30"/>
+        </w:rPr>
+        <w:t>[EN] The MySQL optimizer is the component that decides the best execution plan to run an SQL query. When MySQL receives a query, it first parses the SQL, then the optimizer evaluates different execution strategies, such as which index to use, the order of table joins, or whether to perform a full table scan. The optimizer uses data statistics, table size, and estimated cost to compare these options and select the plan with the lowest cost. The goal of the optimizer is to reduce data reads, minimize I/O operations, and improve query performance.</w:t>
+      </w:r>
+    </w:p>
+    <w:p>
+      <w:pPr>
+        <w:pStyle w:val="Normal"/>
+        <w:ind w:hanging="0" w:start="-540" w:end="-449"/>
+        <w:rPr>
+          <w:rFonts w:ascii="Times New Roman" w:hAnsi="Times New Roman"/>
+          <w:sz w:val="30"/>
+          <w:szCs w:val="30"/>
+        </w:rPr>
+      </w:pPr>
+      <w:r>
+        <w:rPr>
+          <w:rFonts w:ascii="Times New Roman" w:hAnsi="Times New Roman"/>
+          <w:sz w:val="30"/>
+          <w:szCs w:val="30"/>
+        </w:rPr>
+      </w:r>
+    </w:p>
+    <w:p>
+      <w:pPr>
+        <w:pStyle w:val="Normal"/>
+        <w:ind w:hanging="0" w:start="-540" w:end="-449"/>
+        <w:rPr>
+          <w:rFonts w:ascii="Times New Roman" w:hAnsi="Times New Roman"/>
+          <w:b/>
+          <w:bCs/>
+          <w:color w:val="3465A4"/>
+          <w:sz w:val="30"/>
+          <w:szCs w:val="30"/>
+        </w:rPr>
+      </w:pPr>
+      <w:r>
+        <w:rPr>
+          <w:rFonts w:ascii="Times New Roman" w:hAnsi="Times New Roman"/>
+          <w:b/>
+          <w:bCs/>
+          <w:color w:val="3465A4"/>
+          <w:sz w:val="30"/>
+          <w:szCs w:val="30"/>
+        </w:rPr>
+        <w:t>EXPLAIN trong MySQL khác gì so với EXPLAIN ANALYZE của PostgreSQL?</w:t>
+      </w:r>
+    </w:p>
+    <w:p>
+      <w:pPr>
+        <w:pStyle w:val="Normal"/>
+        <w:ind w:hanging="0" w:start="-540" w:end="-449"/>
+        <w:rPr>
+          <w:rFonts w:ascii="Times New Roman" w:hAnsi="Times New Roman"/>
+          <w:sz w:val="30"/>
+          <w:szCs w:val="30"/>
+        </w:rPr>
+      </w:pPr>
+      <w:r>
+        <w:rPr>
+          <w:rFonts w:ascii="Times New Roman" w:hAnsi="Times New Roman"/>
+          <w:sz w:val="30"/>
+          <w:szCs w:val="30"/>
+        </w:rPr>
+        <w:t>[VN] EXPLAIN trong MySQL và EXPLAIN ANALYZE trong PostgreSQL đều được dùng để xem execution plan của một truy vấn, nhưng cách hoạt động khác nhau. Trong MySQL, EXPLAIN chỉ hiển thị execution plan dự kiến (estimated plan) mà optimizer sẽ sử dụng, như index nào được chọn, kiểu join hay số dòng ước tính, nhưng không thực thi truy vấn thật nên không có thời gian chạy thực tế. Trong PostgreSQL, EXPLAIN ANALYZE sẽ thực thi truy vấn thật và hiển thị cả execution plan lẫn thời gian thực tế, số dòng thật được xử lý, giúp so sánh giữa ước tính và thực tế để tìm bottleneck chính xác hơn.</w:t>
+      </w:r>
+    </w:p>
+    <w:p>
+      <w:pPr>
+        <w:pStyle w:val="Normal"/>
+        <w:ind w:hanging="0" w:start="-540" w:end="-449"/>
+        <w:rPr>
+          <w:rFonts w:ascii="Times New Roman" w:hAnsi="Times New Roman"/>
+          <w:sz w:val="30"/>
+          <w:szCs w:val="30"/>
+        </w:rPr>
+      </w:pPr>
+      <w:r>
+        <w:rPr>
+          <w:rFonts w:ascii="Times New Roman" w:hAnsi="Times New Roman"/>
+          <w:sz w:val="30"/>
+          <w:szCs w:val="30"/>
+        </w:rPr>
+      </w:r>
+    </w:p>
+    <w:p>
+      <w:pPr>
+        <w:pStyle w:val="Normal"/>
+        <w:ind w:hanging="0" w:start="-540" w:end="-449"/>
+        <w:rPr>
+          <w:rFonts w:ascii="Times New Roman" w:hAnsi="Times New Roman"/>
+          <w:sz w:val="30"/>
+          <w:szCs w:val="30"/>
+        </w:rPr>
+      </w:pPr>
+      <w:r>
+        <w:rPr>
+          <w:rFonts w:ascii="Times New Roman" w:hAnsi="Times New Roman"/>
+          <w:sz w:val="30"/>
+          <w:szCs w:val="30"/>
+        </w:rPr>
+        <w:t>[EN] EXPLAIN in MySQL and EXPLAIN ANALYZE in PostgreSQL are both used to view the execution plan of a query, but they work differently. In MySQL, EXPLAIN only shows the estimated execution plan chosen by the optimizer, such as which index is used, the join type, or the estimated number of rows, but it does not execute the query, so it does not show actual execution time. In PostgreSQL, EXPLAIN ANALYZE runs the query for real and shows both the execution plan and actual runtime statistics, including real execution time and the number of processed rows, which helps identify performance bottlenecks more accurately.</w:t>
+      </w:r>
+    </w:p>
+    <w:p>
+      <w:pPr>
+        <w:pStyle w:val="Normal"/>
+        <w:ind w:hanging="0" w:start="-540" w:end="-449"/>
+        <w:rPr>
+          <w:rFonts w:ascii="Times New Roman" w:hAnsi="Times New Roman"/>
+          <w:sz w:val="30"/>
+          <w:szCs w:val="30"/>
+        </w:rPr>
+      </w:pPr>
+      <w:r>
+        <w:rPr>
+          <w:rFonts w:ascii="Times New Roman" w:hAnsi="Times New Roman"/>
+          <w:sz w:val="30"/>
+          <w:szCs w:val="30"/>
+        </w:rPr>
+      </w:r>
+    </w:p>
+    <w:p>
+      <w:pPr>
+        <w:pStyle w:val="Normal"/>
+        <w:ind w:hanging="0" w:start="-540" w:end="-449"/>
+        <w:rPr>
+          <w:rFonts w:ascii="Times New Roman" w:hAnsi="Times New Roman"/>
+          <w:b/>
+          <w:bCs/>
+          <w:color w:val="3465A4"/>
+          <w:sz w:val="30"/>
+          <w:szCs w:val="30"/>
+        </w:rPr>
+      </w:pPr>
+      <w:r>
+        <w:rPr>
+          <w:rFonts w:ascii="Times New Roman" w:hAnsi="Times New Roman"/>
+          <w:b/>
+          <w:bCs/>
+          <w:color w:val="3465A4"/>
+          <w:sz w:val="30"/>
+          <w:szCs w:val="30"/>
+        </w:rPr>
+        <w:t>Loose index scan và skip scan là gì trong MySQL?</w:t>
+      </w:r>
+    </w:p>
+    <w:p>
+      <w:pPr>
+        <w:pStyle w:val="Normal"/>
+        <w:ind w:hanging="0" w:start="-540" w:end="-449"/>
+        <w:rPr>
+          <w:rFonts w:ascii="Times New Roman" w:hAnsi="Times New Roman"/>
+          <w:sz w:val="30"/>
+          <w:szCs w:val="30"/>
+        </w:rPr>
+      </w:pPr>
+      <w:r>
+        <w:rPr>
+          <w:rFonts w:ascii="Times New Roman" w:hAnsi="Times New Roman"/>
+          <w:sz w:val="30"/>
+          <w:szCs w:val="30"/>
+        </w:rPr>
+        <w:t>[VN] Loose index scan và skip scan là hai kỹ thuật tối ưu truy vấn trong MySQL giúp giảm số lượng dữ liệu cần quét khi sử dụng index. Loose index scan được dùng khi truy vấn cần lấy các giá trị duy nhất từ index, ví dụ với GROUP BY hoặc DISTINCT, MySQL có thể nhảy trực tiếp đến giá trị index tiếp theo thay vì quét toàn bộ các dòng trùng lặp. Skip scan cho phép MySQL sử dụng một phần của composite index ngay cả khi cột đầu tiên không có trong điều kiện truy vấn, bằng cách thử nhiều giá trị có thể của cột đầu và quét phần index còn lại. Cả hai kỹ thuật này giúp giảm số dòng phải đọc và cải thiện hiệu năng truy vấn.</w:t>
+      </w:r>
+    </w:p>
+    <w:p>
+      <w:pPr>
+        <w:pStyle w:val="Normal"/>
+        <w:ind w:hanging="0" w:start="-540" w:end="-449"/>
+        <w:rPr>
+          <w:rFonts w:ascii="Times New Roman" w:hAnsi="Times New Roman"/>
+          <w:sz w:val="30"/>
+          <w:szCs w:val="30"/>
+        </w:rPr>
+      </w:pPr>
+      <w:r>
+        <w:rPr>
+          <w:rFonts w:ascii="Times New Roman" w:hAnsi="Times New Roman"/>
+          <w:sz w:val="30"/>
+          <w:szCs w:val="30"/>
+        </w:rPr>
+      </w:r>
+    </w:p>
+    <w:p>
+      <w:pPr>
+        <w:pStyle w:val="Normal"/>
+        <w:ind w:hanging="0" w:start="-540" w:end="-449"/>
+        <w:rPr>
+          <w:rFonts w:ascii="Times New Roman" w:hAnsi="Times New Roman"/>
+          <w:sz w:val="30"/>
+          <w:szCs w:val="30"/>
+        </w:rPr>
+      </w:pPr>
+      <w:r>
+        <w:rPr>
+          <w:rFonts w:ascii="Times New Roman" w:hAnsi="Times New Roman"/>
+          <w:sz w:val="30"/>
+          <w:szCs w:val="30"/>
+        </w:rPr>
+        <w:t>[EN] Loose index scan and skip scan are two query optimization techniques in MySQL that help reduce the amount of data scanned when using indexes. Loose index scan is used when a query needs unique values from an index, such as with GROUP BY or DISTINCT, allowing MySQL to jump directly to the next distinct index value instead of scanning all duplicate rows. Skip scan allows MySQL to use part of a composite index even when the first column is not included in the query condition, by iterating through possible values of the first column and scanning the remaining index columns. Both techniques help reduce the number of rows scanned and improve query performance.</w:t>
+      </w:r>
+    </w:p>
+    <w:p>
+      <w:pPr>
+        <w:pStyle w:val="Normal"/>
+        <w:ind w:hanging="0" w:start="-540" w:end="-449"/>
+        <w:rPr>
+          <w:rFonts w:ascii="Times New Roman" w:hAnsi="Times New Roman"/>
+          <w:sz w:val="30"/>
+          <w:szCs w:val="30"/>
+        </w:rPr>
+      </w:pPr>
+      <w:r>
+        <w:rPr>
+          <w:rFonts w:ascii="Times New Roman" w:hAnsi="Times New Roman"/>
+          <w:sz w:val="30"/>
+          <w:szCs w:val="30"/>
+        </w:rPr>
+      </w:r>
+    </w:p>
+    <w:p>
+      <w:pPr>
+        <w:pStyle w:val="Normal"/>
+        <w:ind w:hanging="0" w:start="-540" w:end="-449"/>
+        <w:rPr>
+          <w:rFonts w:ascii="Times New Roman" w:hAnsi="Times New Roman"/>
+          <w:b/>
+          <w:bCs/>
+          <w:color w:val="3465A4"/>
+          <w:sz w:val="30"/>
+          <w:szCs w:val="30"/>
+        </w:rPr>
+      </w:pPr>
+      <w:r>
+        <w:rPr>
+          <w:rFonts w:ascii="Times New Roman" w:hAnsi="Times New Roman"/>
+          <w:b/>
+          <w:bCs/>
+          <w:color w:val="3465A4"/>
+          <w:sz w:val="30"/>
+          <w:szCs w:val="30"/>
+        </w:rPr>
+        <w:t>Row lock, gap lock và next-key lock trong InnoDB là gì?</w:t>
+      </w:r>
+    </w:p>
+    <w:p>
+      <w:pPr>
+        <w:pStyle w:val="Normal"/>
+        <w:ind w:hanging="0" w:start="-540" w:end="-449"/>
+        <w:rPr>
+          <w:rFonts w:ascii="Times New Roman" w:hAnsi="Times New Roman"/>
+          <w:sz w:val="30"/>
+          <w:szCs w:val="30"/>
+        </w:rPr>
+      </w:pPr>
+      <w:r>
+        <w:rPr>
+          <w:rFonts w:ascii="Times New Roman" w:hAnsi="Times New Roman"/>
+          <w:sz w:val="30"/>
+          <w:szCs w:val="30"/>
+        </w:rPr>
+        <w:t>[VN] Trong InnoDB, row lock, gap lock và next-key lock là các cơ chế khóa dùng để kiểm soát truy cập đồng thời và đảm bảo tính nhất quán của dữ liệu. Row lock là khóa trên một dòng dữ liệu cụ thể, cho phép các transaction khác vẫn truy cập những dòng khác trong cùng bảng. Gap lock là khóa trên khoảng giữa các giá trị index, ngăn không cho transaction khác chèn thêm bản ghi mới vào khoảng đó. Next-key lock là sự kết hợp của row lock và gap lock, nghĩa là khóa cả dòng hiện tại và khoảng trước nó trong index. Cơ chế này giúp ngăn chặn phantom read và đảm bảo isolation level cao hơn trong transaction.</w:t>
+      </w:r>
+    </w:p>
+    <w:p>
+      <w:pPr>
+        <w:pStyle w:val="Normal"/>
+        <w:ind w:hanging="0" w:start="-540" w:end="-449"/>
+        <w:rPr>
+          <w:rFonts w:ascii="Times New Roman" w:hAnsi="Times New Roman"/>
+          <w:sz w:val="30"/>
+          <w:szCs w:val="30"/>
+        </w:rPr>
+      </w:pPr>
+      <w:r>
+        <w:rPr>
+          <w:rFonts w:ascii="Times New Roman" w:hAnsi="Times New Roman"/>
+          <w:sz w:val="30"/>
+          <w:szCs w:val="30"/>
+        </w:rPr>
+      </w:r>
+    </w:p>
+    <w:p>
+      <w:pPr>
+        <w:pStyle w:val="Normal"/>
+        <w:ind w:hanging="0" w:start="-540" w:end="-449"/>
+        <w:rPr>
+          <w:rFonts w:ascii="Times New Roman" w:hAnsi="Times New Roman"/>
+          <w:sz w:val="30"/>
+          <w:szCs w:val="30"/>
+        </w:rPr>
+      </w:pPr>
+      <w:r>
+        <w:rPr>
+          <w:rFonts w:ascii="Times New Roman" w:hAnsi="Times New Roman"/>
+          <w:sz w:val="30"/>
+          <w:szCs w:val="30"/>
+        </w:rPr>
+        <w:t>[EN] In InnoDB, row lock, gap lock, and next-key lock are locking mechanisms used to control concurrent access and maintain data consistency. A row lock locks a specific row in a table, allowing other transactions to access different rows at the same time. A gap lock locks the gap between index values, preventing other transactions from inserting new rows into that range. A next-key lock is a combination of a row lock and a gap lock, meaning it locks both the current row and the gap before it in the index. This mechanism helps prevent phantom reads and maintain a higher transaction isolation level.</w:t>
+      </w:r>
+    </w:p>
+    <w:p>
+      <w:pPr>
+        <w:pStyle w:val="Normal"/>
+        <w:ind w:hanging="0" w:start="-540" w:end="-449"/>
+        <w:rPr>
+          <w:rFonts w:ascii="Times New Roman" w:hAnsi="Times New Roman"/>
+          <w:sz w:val="30"/>
+          <w:szCs w:val="30"/>
+        </w:rPr>
+      </w:pPr>
+      <w:r>
+        <w:rPr>
+          <w:rFonts w:ascii="Times New Roman" w:hAnsi="Times New Roman"/>
+          <w:sz w:val="30"/>
+          <w:szCs w:val="30"/>
+        </w:rPr>
+      </w:r>
+    </w:p>
+    <w:p>
+      <w:pPr>
+        <w:pStyle w:val="Normal"/>
+        <w:ind w:hanging="0" w:start="-540" w:end="-449"/>
+        <w:rPr>
+          <w:rFonts w:ascii="Times New Roman" w:hAnsi="Times New Roman"/>
+          <w:b/>
+          <w:bCs/>
+          <w:color w:val="3465A4"/>
+          <w:sz w:val="30"/>
+          <w:szCs w:val="30"/>
+        </w:rPr>
+      </w:pPr>
+      <w:r>
+        <w:rPr>
+          <w:rFonts w:ascii="Times New Roman" w:hAnsi="Times New Roman"/>
+          <w:b/>
+          <w:bCs/>
+          <w:color w:val="3465A4"/>
+          <w:sz w:val="30"/>
+          <w:szCs w:val="30"/>
+        </w:rPr>
+        <w:t>Phantom read trong MySQL được ngăn chặn như thế nào?</w:t>
+      </w:r>
+    </w:p>
+    <w:p>
+      <w:pPr>
+        <w:pStyle w:val="Normal"/>
+        <w:ind w:hanging="0" w:start="-540" w:end="-449"/>
+        <w:rPr>
+          <w:rFonts w:ascii="Times New Roman" w:hAnsi="Times New Roman"/>
+          <w:sz w:val="30"/>
+          <w:szCs w:val="30"/>
+        </w:rPr>
+      </w:pPr>
+      <w:r>
+        <w:rPr>
+          <w:rFonts w:ascii="Times New Roman" w:hAnsi="Times New Roman"/>
+          <w:sz w:val="30"/>
+          <w:szCs w:val="30"/>
+        </w:rPr>
+        <w:t>[VN] Phantom read xảy ra khi trong cùng một transaction, một truy vấn được chạy nhiều lần và mỗi lần trả về số dòng khác nhau vì có transaction khác chèn thêm dữ liệu mới vào phạm vi đó. Trong MySQL (InnoDB), phantom read được ngăn chặn ở mức REPEATABLE READ bằng cách sử dụng next-key lock, là sự kết hợp giữa row lock và gap lock. Khi một transaction đọc dữ liệu với điều kiện trên index, InnoDB sẽ khóa cả các dòng hiện tại và khoảng giữa các giá trị index, ngăn transaction khác chèn thêm bản ghi mới vào phạm vi đó. Nhờ vậy, kết quả truy vấn trong cùng một transaction luôn nhất quán và không xuất hiện các dòng “phantom” mới.</w:t>
+      </w:r>
+    </w:p>
+    <w:p>
+      <w:pPr>
+        <w:pStyle w:val="Normal"/>
+        <w:ind w:hanging="0" w:start="-540" w:end="-449"/>
+        <w:rPr>
+          <w:rFonts w:ascii="Times New Roman" w:hAnsi="Times New Roman"/>
+          <w:sz w:val="30"/>
+          <w:szCs w:val="30"/>
+        </w:rPr>
+      </w:pPr>
+      <w:r>
+        <w:rPr>
+          <w:rFonts w:ascii="Times New Roman" w:hAnsi="Times New Roman"/>
+          <w:sz w:val="30"/>
+          <w:szCs w:val="30"/>
+        </w:rPr>
+      </w:r>
+    </w:p>
+    <w:p>
+      <w:pPr>
+        <w:pStyle w:val="Normal"/>
+        <w:ind w:hanging="0" w:start="-540" w:end="-449"/>
+        <w:rPr>
+          <w:rFonts w:ascii="Times New Roman" w:hAnsi="Times New Roman"/>
+          <w:sz w:val="30"/>
+          <w:szCs w:val="30"/>
+        </w:rPr>
+      </w:pPr>
+      <w:r>
+        <w:rPr>
+          <w:rFonts w:ascii="Times New Roman" w:hAnsi="Times New Roman"/>
+          <w:sz w:val="30"/>
+          <w:szCs w:val="30"/>
+        </w:rPr>
+        <w:t>[EN] Phantom read happens when a query is executed multiple times in the same transaction and returns different numbers of rows because another transaction inserts new rows into the range. In MySQL (InnoDB), phantom reads are prevented at the REPEATABLE READ isolation level using next-key locks, which combine row locks and gap locks. When a transaction reads rows with a condition on an index, InnoDB locks both the existing rows and the gaps between index values, preventing other transactions from inserting new rows into that range. This ensures that the query result remains consistent within the same transaction and no “phantom” rows appear.</w:t>
+      </w:r>
+    </w:p>
+    <w:p>
+      <w:pPr>
+        <w:pStyle w:val="Normal"/>
+        <w:ind w:hanging="0" w:start="-540" w:end="-449"/>
+        <w:rPr>
+          <w:rFonts w:ascii="Times New Roman" w:hAnsi="Times New Roman"/>
+          <w:sz w:val="30"/>
+          <w:szCs w:val="30"/>
+        </w:rPr>
+      </w:pPr>
+      <w:r>
+        <w:rPr>
+          <w:rFonts w:ascii="Times New Roman" w:hAnsi="Times New Roman"/>
+          <w:sz w:val="30"/>
+          <w:szCs w:val="30"/>
+        </w:rPr>
+      </w:r>
+    </w:p>
+    <w:p>
+      <w:pPr>
+        <w:pStyle w:val="Normal"/>
+        <w:ind w:hanging="0" w:start="-540" w:end="-449"/>
+        <w:rPr>
+          <w:rFonts w:ascii="Times New Roman" w:hAnsi="Times New Roman"/>
+          <w:b/>
+          <w:bCs/>
+          <w:color w:val="3465A4"/>
+          <w:sz w:val="30"/>
+          <w:szCs w:val="30"/>
+        </w:rPr>
+      </w:pPr>
+      <w:r>
+        <w:rPr>
+          <w:rFonts w:ascii="Times New Roman" w:hAnsi="Times New Roman"/>
+          <w:b/>
+          <w:bCs/>
+          <w:color w:val="3465A4"/>
+          <w:sz w:val="30"/>
+          <w:szCs w:val="30"/>
+        </w:rPr>
+        <w:t>MVCC trong InnoDB hoạt động ra sao?</w:t>
+      </w:r>
+    </w:p>
+    <w:p>
+      <w:pPr>
+        <w:pStyle w:val="Normal"/>
+        <w:ind w:hanging="0" w:start="-540" w:end="-449"/>
+        <w:rPr>
+          <w:rFonts w:ascii="Times New Roman" w:hAnsi="Times New Roman"/>
+          <w:sz w:val="30"/>
+          <w:szCs w:val="30"/>
+        </w:rPr>
+      </w:pPr>
+      <w:r>
+        <w:rPr>
+          <w:rFonts w:ascii="Times New Roman" w:hAnsi="Times New Roman"/>
+          <w:sz w:val="30"/>
+          <w:szCs w:val="30"/>
+        </w:rPr>
+        <w:t>[VN] MVCC (Multi-Version Concurrency Control) trong InnoDB là cơ chế cho phép nhiều transaction đọc và ghi dữ liệu đồng thời mà không khóa lẫn nhau quá nhiều. Khi một hàng dữ liệu được cập nhật, InnoDB không ghi đè trực tiếp, mà tạo một phiên bản mới của dữ liệu, trong khi phiên bản cũ được lưu trong undo log. Mỗi transaction sẽ đọc phiên bản dữ liệu phù hợp với thời điểm nó bắt đầu, nhờ đó các truy vấn đọc có thể xem dữ liệu nhất quán mà không bị ảnh hưởng bởi transaction đang ghi. Cơ chế này giúp giảm lock, tăng concurrency và cải thiện hiệu năng hệ thống.</w:t>
+      </w:r>
+    </w:p>
+    <w:p>
+      <w:pPr>
+        <w:pStyle w:val="Normal"/>
+        <w:ind w:hanging="0" w:start="-540" w:end="-449"/>
+        <w:rPr>
+          <w:rFonts w:ascii="Times New Roman" w:hAnsi="Times New Roman"/>
+          <w:sz w:val="30"/>
+          <w:szCs w:val="30"/>
+        </w:rPr>
+      </w:pPr>
+      <w:r>
+        <w:rPr>
+          <w:rFonts w:ascii="Times New Roman" w:hAnsi="Times New Roman"/>
+          <w:sz w:val="30"/>
+          <w:szCs w:val="30"/>
+        </w:rPr>
+      </w:r>
+    </w:p>
+    <w:p>
+      <w:pPr>
+        <w:pStyle w:val="Normal"/>
+        <w:ind w:hanging="0" w:start="-540" w:end="-449"/>
+        <w:rPr>
+          <w:rFonts w:ascii="Times New Roman" w:hAnsi="Times New Roman"/>
+          <w:sz w:val="30"/>
+          <w:szCs w:val="30"/>
+        </w:rPr>
+      </w:pPr>
+      <w:r>
+        <w:rPr>
+          <w:rFonts w:ascii="Times New Roman" w:hAnsi="Times New Roman"/>
+          <w:sz w:val="30"/>
+          <w:szCs w:val="30"/>
+        </w:rPr>
+        <w:t>[EN] MVCC (Multi-Version Concurrency Control) in InnoDB is a mechanism that allows multiple transactions to read and write data at the same time with minimal locking. When a row is updated, InnoDB does not overwrite the existing data directly, but instead creates a new version of the row, while the old version is stored in the undo log. Each transaction reads the version of the data that matches the time when the transaction started, so read queries can see a consistent view of the data even while other transactions are writing. This mechanism reduces locking, improves concurrency, and increases overall system performance.</w:t>
+      </w:r>
+    </w:p>
+    <w:p>
+      <w:pPr>
+        <w:pStyle w:val="Normal"/>
+        <w:ind w:hanging="0" w:start="-540" w:end="-449"/>
+        <w:rPr>
+          <w:rFonts w:ascii="Times New Roman" w:hAnsi="Times New Roman"/>
+          <w:sz w:val="30"/>
+          <w:szCs w:val="30"/>
+        </w:rPr>
+      </w:pPr>
+      <w:r>
+        <w:rPr>
+          <w:rFonts w:ascii="Times New Roman" w:hAnsi="Times New Roman"/>
+          <w:sz w:val="30"/>
+          <w:szCs w:val="30"/>
+        </w:rPr>
+      </w:r>
+    </w:p>
+    <w:p>
+      <w:pPr>
+        <w:pStyle w:val="Normal"/>
+        <w:ind w:hanging="0" w:start="-540" w:end="-449"/>
+        <w:rPr>
+          <w:rFonts w:ascii="Times New Roman" w:hAnsi="Times New Roman"/>
+          <w:b/>
+          <w:bCs/>
+          <w:color w:val="3465A4"/>
+          <w:sz w:val="30"/>
+          <w:szCs w:val="30"/>
+        </w:rPr>
+      </w:pPr>
+      <w:r>
+        <w:rPr>
+          <w:rFonts w:ascii="Times New Roman" w:hAnsi="Times New Roman"/>
+          <w:b/>
+          <w:bCs/>
+          <w:color w:val="3465A4"/>
+          <w:sz w:val="30"/>
+          <w:szCs w:val="30"/>
+        </w:rPr>
+        <w:t>Auto-increment lock là gì và khi nào gây bottleneck?</w:t>
+      </w:r>
+    </w:p>
+    <w:p>
+      <w:pPr>
+        <w:pStyle w:val="Normal"/>
+        <w:ind w:hanging="0" w:start="-540" w:end="-449"/>
+        <w:rPr>
+          <w:rFonts w:ascii="Times New Roman" w:hAnsi="Times New Roman"/>
+          <w:sz w:val="30"/>
+          <w:szCs w:val="30"/>
+        </w:rPr>
+      </w:pPr>
+      <w:r>
+        <w:rPr>
+          <w:rFonts w:ascii="Times New Roman" w:hAnsi="Times New Roman"/>
+          <w:sz w:val="30"/>
+          <w:szCs w:val="30"/>
+        </w:rPr>
+        <w:t>[VN] Auto-increment lock trong InnoDB là cơ chế khóa được dùng khi MySQL tạo giá trị auto-increment cho primary key trong lúc insert dữ liệu. Khi nhiều transaction cùng lúc chèn dữ liệu vào một bảng có cột auto-increment, InnoDB cần đảm bảo mỗi bản ghi nhận được một giá trị tăng dần duy nhất, nên có thể tạm thời khóa quá trình cấp phát giá trị này. Trong trường hợp hệ thống có rất nhiều insert đồng thời vào cùng một bảng, đặc biệt là batch insert lớn, việc cấp phát giá trị auto-increment có thể trở thành điểm nghẽn (bottleneck) vì các transaction phải chờ nhau để lấy ID tiếp theo.</w:t>
+      </w:r>
+    </w:p>
+    <w:p>
+      <w:pPr>
+        <w:pStyle w:val="Normal"/>
+        <w:ind w:hanging="0" w:start="-540" w:end="-449"/>
+        <w:rPr>
+          <w:rFonts w:ascii="Times New Roman" w:hAnsi="Times New Roman"/>
+          <w:sz w:val="30"/>
+          <w:szCs w:val="30"/>
+        </w:rPr>
+      </w:pPr>
+      <w:r>
+        <w:rPr>
+          <w:rFonts w:ascii="Times New Roman" w:hAnsi="Times New Roman"/>
+          <w:sz w:val="30"/>
+          <w:szCs w:val="30"/>
+        </w:rPr>
+      </w:r>
+    </w:p>
+    <w:p>
+      <w:pPr>
+        <w:pStyle w:val="Normal"/>
+        <w:ind w:hanging="0" w:start="-540" w:end="-449"/>
+        <w:rPr>
+          <w:rFonts w:ascii="Times New Roman" w:hAnsi="Times New Roman"/>
+          <w:sz w:val="30"/>
+          <w:szCs w:val="30"/>
+        </w:rPr>
+      </w:pPr>
+      <w:r>
+        <w:rPr>
+          <w:rFonts w:ascii="Times New Roman" w:hAnsi="Times New Roman"/>
+          <w:sz w:val="30"/>
+          <w:szCs w:val="30"/>
+        </w:rPr>
+        <w:t>[EN] Auto-increment lock in InnoDB is a locking mechanism used when MySQL generates auto-increment values for a primary key during insert operations. When multiple transactions insert rows into a table with an auto-increment column at the same time, InnoDB must ensure that each row receives a unique and sequential value, so it may temporarily lock the process that generates these values. In systems with many concurrent inserts into the same table, especially large batch inserts, this auto-increment allocation can become a bottleneck because transactions must wait to get the next available ID.</w:t>
+      </w:r>
+    </w:p>
+    <w:p>
+      <w:pPr>
+        <w:pStyle w:val="Normal"/>
+        <w:ind w:hanging="0" w:start="-540" w:end="-449"/>
+        <w:rPr>
+          <w:rFonts w:ascii="Times New Roman" w:hAnsi="Times New Roman"/>
+          <w:sz w:val="30"/>
+          <w:szCs w:val="30"/>
+        </w:rPr>
+      </w:pPr>
+      <w:r>
+        <w:rPr>
+          <w:rFonts w:ascii="Times New Roman" w:hAnsi="Times New Roman"/>
+          <w:sz w:val="30"/>
+          <w:szCs w:val="30"/>
+        </w:rPr>
+      </w:r>
+    </w:p>
+    <w:p>
+      <w:pPr>
+        <w:pStyle w:val="Normal"/>
+        <w:ind w:hanging="0" w:start="-540" w:end="-449"/>
+        <w:rPr>
+          <w:rFonts w:ascii="Times New Roman" w:hAnsi="Times New Roman"/>
+          <w:b/>
+          <w:bCs/>
+          <w:color w:val="3465A4"/>
+          <w:sz w:val="30"/>
+          <w:szCs w:val="30"/>
+        </w:rPr>
+      </w:pPr>
+      <w:r>
+        <w:rPr>
+          <w:rFonts w:ascii="Times New Roman" w:hAnsi="Times New Roman"/>
+          <w:b/>
+          <w:bCs/>
+          <w:color w:val="3465A4"/>
+          <w:sz w:val="30"/>
+          <w:szCs w:val="30"/>
+        </w:rPr>
+        <w:t>Auto-increment lock là gì và khi nào gây bottleneck?</w:t>
+      </w:r>
+    </w:p>
+    <w:p>
+      <w:pPr>
+        <w:pStyle w:val="Normal"/>
+        <w:ind w:hanging="0" w:start="-540" w:end="-449"/>
+        <w:rPr>
+          <w:rFonts w:ascii="Times New Roman" w:hAnsi="Times New Roman"/>
+          <w:sz w:val="30"/>
+          <w:szCs w:val="30"/>
+        </w:rPr>
+      </w:pPr>
+      <w:r>
+        <w:rPr>
+          <w:rFonts w:ascii="Times New Roman" w:hAnsi="Times New Roman"/>
+          <w:sz w:val="30"/>
+          <w:szCs w:val="30"/>
+        </w:rPr>
+        <w:t>[VN] Auto-increment lock trong InnoDB là cơ chế khóa dùng khi MySQL tạo giá trị auto-increment cho cột primary key khi insert dữ liệu. Khi nhiều transaction cùng chèn dữ liệu vào một bảng, InnoDB phải đảm bảo mỗi bản ghi nhận một ID tăng dần và duy nhất, nên quá trình cấp phát ID có thể bị khóa tạm thời. Trong hệ thống có rất nhiều insert đồng thời vào cùng một bảng, đặc biệt với batch insert lớn hoặc workload ghi cao, các transaction có thể phải chờ nhau để lấy ID tiếp theo. Khi đó, cơ chế này có thể trở thành bottleneck và làm giảm hiệu năng insert.</w:t>
+      </w:r>
+    </w:p>
+    <w:p>
+      <w:pPr>
+        <w:pStyle w:val="Normal"/>
+        <w:ind w:hanging="0" w:start="-540" w:end="-449"/>
+        <w:rPr>
+          <w:rFonts w:ascii="Times New Roman" w:hAnsi="Times New Roman"/>
+          <w:sz w:val="30"/>
+          <w:szCs w:val="30"/>
+        </w:rPr>
+      </w:pPr>
+      <w:r>
+        <w:rPr>
+          <w:rFonts w:ascii="Times New Roman" w:hAnsi="Times New Roman"/>
+          <w:sz w:val="30"/>
+          <w:szCs w:val="30"/>
+        </w:rPr>
+      </w:r>
+    </w:p>
+    <w:p>
+      <w:pPr>
+        <w:pStyle w:val="Normal"/>
+        <w:ind w:hanging="0" w:start="-540" w:end="-449"/>
+        <w:rPr>
+          <w:rFonts w:ascii="Times New Roman" w:hAnsi="Times New Roman"/>
+          <w:sz w:val="30"/>
+          <w:szCs w:val="30"/>
+        </w:rPr>
+      </w:pPr>
+      <w:r>
+        <w:rPr>
+          <w:rFonts w:ascii="Times New Roman" w:hAnsi="Times New Roman"/>
+          <w:sz w:val="30"/>
+          <w:szCs w:val="30"/>
+        </w:rPr>
+        <w:t>[EN] Auto-increment lock in InnoDB is a locking mechanism used when MySQL generates auto-increment values for a primary key during insert operations. When multiple transactions insert rows into the same table, InnoDB must ensure that each row receives a unique and sequential ID, so the ID allocation process may be temporarily locked. In systems with many concurrent inserts into the same table, especially with large batch inserts or heavy write workloads, transactions may need to wait to obtain the next ID. In such cases, this mechanism can become a bottleneck and reduce insert performance.</w:t>
+      </w:r>
+    </w:p>
+    <w:p>
+      <w:pPr>
+        <w:pStyle w:val="Normal"/>
+        <w:ind w:hanging="0" w:start="-540" w:end="-449"/>
+        <w:rPr>
+          <w:rFonts w:ascii="Times New Roman" w:hAnsi="Times New Roman"/>
+          <w:sz w:val="30"/>
+          <w:szCs w:val="30"/>
+        </w:rPr>
+      </w:pPr>
+      <w:r>
+        <w:rPr>
+          <w:rFonts w:ascii="Times New Roman" w:hAnsi="Times New Roman"/>
+          <w:sz w:val="30"/>
+          <w:szCs w:val="30"/>
+        </w:rPr>
+      </w:r>
+    </w:p>
+    <w:p>
+      <w:pPr>
+        <w:pStyle w:val="Normal"/>
+        <w:ind w:hanging="0" w:start="-540" w:end="-449"/>
+        <w:rPr>
+          <w:rFonts w:ascii="Times New Roman" w:hAnsi="Times New Roman"/>
+          <w:b/>
+          <w:bCs/>
+          <w:color w:val="3465A4"/>
+          <w:sz w:val="30"/>
+          <w:szCs w:val="30"/>
+        </w:rPr>
+      </w:pPr>
+      <w:r>
+        <w:rPr>
+          <w:rFonts w:ascii="Times New Roman" w:hAnsi="Times New Roman"/>
+          <w:b/>
+          <w:bCs/>
+          <w:color w:val="3465A4"/>
+          <w:sz w:val="30"/>
+          <w:szCs w:val="30"/>
+        </w:rPr>
+        <w:t>Metadata lock (MDL) trong MySQL là gì và khi nào nó gây blocking?</w:t>
+      </w:r>
+    </w:p>
+    <w:p>
+      <w:pPr>
+        <w:pStyle w:val="Normal"/>
+        <w:ind w:hanging="0" w:start="-540" w:end="-449"/>
+        <w:rPr>
+          <w:rFonts w:ascii="Times New Roman" w:hAnsi="Times New Roman"/>
+          <w:sz w:val="30"/>
+          <w:szCs w:val="30"/>
+        </w:rPr>
+      </w:pPr>
+      <w:r>
+        <w:rPr>
+          <w:rFonts w:ascii="Times New Roman" w:hAnsi="Times New Roman"/>
+          <w:sz w:val="30"/>
+          <w:szCs w:val="30"/>
+        </w:rPr>
+        <w:t>[VN] Metadata Lock (MDL) trong MySQL là cơ chế khóa dùng để bảo vệ metadata của bảng, như cấu trúc bảng, schema hoặc index. Khi một truy vấn truy cập vào bảng (ví dụ SELECT, INSERT, UPDATE), MySQL sẽ đặt một MDL để đảm bảo cấu trúc bảng không bị thay đổi trong lúc truy vấn đang chạy. Tuy nhiên, MDL có thể gây blocking khi một thao tác thay đổi schema như ALTER TABLE cần khóa độc quyền, nhưng bảng đang được truy cập bởi các query khác. Trong trường hợp này, lệnh ALTER TABLE phải chờ các query đang chạy kết thúc, và các query mới cũng có thể bị chặn lại, dẫn đến hiện tượng queue và chậm hệ thống.</w:t>
+      </w:r>
+    </w:p>
+    <w:p>
+      <w:pPr>
+        <w:pStyle w:val="Normal"/>
+        <w:ind w:hanging="0" w:start="-540" w:end="-449"/>
+        <w:rPr>
+          <w:rFonts w:ascii="Times New Roman" w:hAnsi="Times New Roman"/>
+          <w:sz w:val="30"/>
+          <w:szCs w:val="30"/>
+        </w:rPr>
+      </w:pPr>
+      <w:r>
+        <w:rPr>
+          <w:rFonts w:ascii="Times New Roman" w:hAnsi="Times New Roman"/>
+          <w:sz w:val="30"/>
+          <w:szCs w:val="30"/>
+        </w:rPr>
+      </w:r>
+    </w:p>
+    <w:p>
+      <w:pPr>
+        <w:pStyle w:val="Normal"/>
+        <w:ind w:hanging="0" w:start="-540" w:end="-449"/>
+        <w:rPr>
+          <w:rFonts w:ascii="Times New Roman" w:hAnsi="Times New Roman"/>
+          <w:sz w:val="30"/>
+          <w:szCs w:val="30"/>
+        </w:rPr>
+      </w:pPr>
+      <w:r>
+        <w:rPr>
+          <w:rFonts w:ascii="Times New Roman" w:hAnsi="Times New Roman"/>
+          <w:sz w:val="30"/>
+          <w:szCs w:val="30"/>
+        </w:rPr>
+        <w:t>[EN] Metadata Lock (MDL) in MySQL is a locking mechanism used to protect table metadata, such as table structure, schema, or indexes. When a query accesses a table (for example SELECT, INSERT, or UPDATE), MySQL places an MDL to ensure that the table structure cannot be changed while the query is running. However, MDL can cause blocking when a schema change operation like ALTER TABLE requires an exclusive lock while other queries are still using the table. In this situation, the ALTER TABLE command must wait for running queries to finish, and new queries may also be blocked, which can lead to query queues and slower system performance.</w:t>
+      </w:r>
+    </w:p>
+    <w:p>
+      <w:pPr>
+        <w:pStyle w:val="Normal"/>
+        <w:ind w:hanging="0" w:start="-540" w:end="-449"/>
+        <w:rPr>
+          <w:rFonts w:ascii="Times New Roman" w:hAnsi="Times New Roman"/>
+          <w:sz w:val="30"/>
+          <w:szCs w:val="30"/>
+        </w:rPr>
+      </w:pPr>
+      <w:r>
+        <w:rPr>
+          <w:rFonts w:ascii="Times New Roman" w:hAnsi="Times New Roman"/>
+          <w:sz w:val="30"/>
+          <w:szCs w:val="30"/>
+        </w:rPr>
+      </w:r>
+    </w:p>
+    <w:p>
+      <w:pPr>
+        <w:pStyle w:val="Normal"/>
+        <w:ind w:hanging="0" w:start="-540" w:end="-449"/>
+        <w:rPr>
+          <w:rFonts w:ascii="Times New Roman" w:hAnsi="Times New Roman"/>
+          <w:b/>
+          <w:bCs/>
+          <w:color w:val="3465A4"/>
+          <w:sz w:val="30"/>
+          <w:szCs w:val="30"/>
+        </w:rPr>
+      </w:pPr>
+      <w:r>
+        <w:rPr>
+          <w:rFonts w:ascii="Times New Roman" w:hAnsi="Times New Roman"/>
+          <w:b/>
+          <w:bCs/>
+          <w:color w:val="3465A4"/>
+          <w:sz w:val="30"/>
+          <w:szCs w:val="30"/>
+        </w:rPr>
+        <w:t>MySQL replication hoạt động thế nào (binlog → replica)?</w:t>
+      </w:r>
+    </w:p>
+    <w:p>
+      <w:pPr>
+        <w:pStyle w:val="Normal"/>
+        <w:ind w:hanging="0" w:start="-540" w:end="-449"/>
+        <w:rPr>
+          <w:rFonts w:ascii="Times New Roman" w:hAnsi="Times New Roman"/>
+          <w:sz w:val="30"/>
+          <w:szCs w:val="30"/>
+        </w:rPr>
+      </w:pPr>
+      <w:r>
+        <w:rPr>
+          <w:rFonts w:ascii="Times New Roman" w:hAnsi="Times New Roman"/>
+          <w:sz w:val="30"/>
+          <w:szCs w:val="30"/>
+        </w:rPr>
+        <w:t>[VN] MySQL replication là cơ chế sao chép dữ liệu từ một server chính (primary/source) sang một hoặc nhiều server phụ (replica) để tăng khả năng đọc và đảm bảo tính sẵn sàng của hệ thống. Khi có thay đổi dữ liệu như INSERT, UPDATE hoặc DELETE, MySQL trên server chính sẽ ghi các thay đổi này vào binary log (binlog). Sau đó, server replica sẽ đọc binlog từ server chính và ghi vào relay log của nó, rồi áp dụng lại các thay đổi này lên database của replica. Nhờ vậy, dữ liệu trên replica sẽ được đồng bộ gần giống với server chính, giúp hệ thống có thể scale read hoặc dùng cho backup và failover.</w:t>
+      </w:r>
+    </w:p>
+    <w:p>
+      <w:pPr>
+        <w:pStyle w:val="Normal"/>
+        <w:ind w:hanging="0" w:start="-540" w:end="-449"/>
+        <w:rPr>
+          <w:rFonts w:ascii="Times New Roman" w:hAnsi="Times New Roman"/>
+          <w:sz w:val="30"/>
+          <w:szCs w:val="30"/>
+        </w:rPr>
+      </w:pPr>
+      <w:r>
+        <w:rPr>
+          <w:rFonts w:ascii="Times New Roman" w:hAnsi="Times New Roman"/>
+          <w:sz w:val="30"/>
+          <w:szCs w:val="30"/>
+        </w:rPr>
+      </w:r>
+    </w:p>
+    <w:p>
+      <w:pPr>
+        <w:pStyle w:val="Normal"/>
+        <w:ind w:hanging="0" w:start="-540" w:end="-449"/>
+        <w:rPr>
+          <w:rFonts w:ascii="Times New Roman" w:hAnsi="Times New Roman"/>
+          <w:sz w:val="30"/>
+          <w:szCs w:val="30"/>
+        </w:rPr>
+      </w:pPr>
+      <w:r>
+        <w:rPr>
+          <w:rFonts w:ascii="Times New Roman" w:hAnsi="Times New Roman"/>
+          <w:sz w:val="30"/>
+          <w:szCs w:val="30"/>
+        </w:rPr>
+        <w:t>[EN] MySQL replication is a mechanism used to copy data from a primary server (source) to one or more replica servers to improve read scalability and system availability. When data changes occur, such as INSERT, UPDATE, or DELETE, the primary server records these changes in the binary log (binlog). The replica server then reads the binlog from the primary server and writes it into its relay log, and applies those changes to its own database. As a result, the replica database stays synchronized with the primary server, allowing the system to scale read traffic or support backup and failover.</w:t>
+      </w:r>
+    </w:p>
+    <w:p>
+      <w:pPr>
+        <w:pStyle w:val="Normal"/>
+        <w:ind w:hanging="0" w:start="-540" w:end="-449"/>
+        <w:rPr>
+          <w:rFonts w:ascii="Times New Roman" w:hAnsi="Times New Roman"/>
+          <w:sz w:val="30"/>
+          <w:szCs w:val="30"/>
+        </w:rPr>
+      </w:pPr>
+      <w:r>
+        <w:rPr>
+          <w:rFonts w:ascii="Times New Roman" w:hAnsi="Times New Roman"/>
+          <w:sz w:val="30"/>
+          <w:szCs w:val="30"/>
+        </w:rPr>
+      </w:r>
+    </w:p>
+    <w:p>
+      <w:pPr>
+        <w:pStyle w:val="Normal"/>
+        <w:ind w:hanging="0" w:start="-540" w:end="-449"/>
+        <w:rPr>
+          <w:rFonts w:ascii="Times New Roman" w:hAnsi="Times New Roman"/>
+          <w:b/>
+          <w:bCs/>
+          <w:color w:val="3465A4"/>
+          <w:sz w:val="30"/>
+          <w:szCs w:val="30"/>
+        </w:rPr>
+      </w:pPr>
+      <w:r>
+        <w:rPr>
+          <w:rFonts w:ascii="Times New Roman" w:hAnsi="Times New Roman"/>
+          <w:b/>
+          <w:bCs/>
+          <w:color w:val="3465A4"/>
+          <w:sz w:val="30"/>
+          <w:szCs w:val="30"/>
+        </w:rPr>
+        <w:t>Statement-based vs Row-based replication khác nhau thế nào?</w:t>
+      </w:r>
+    </w:p>
+    <w:p>
+      <w:pPr>
+        <w:pStyle w:val="Normal"/>
+        <w:ind w:hanging="0" w:start="-540" w:end="-449"/>
+        <w:rPr>
+          <w:rFonts w:ascii="Times New Roman" w:hAnsi="Times New Roman"/>
+          <w:sz w:val="30"/>
+          <w:szCs w:val="30"/>
+        </w:rPr>
+      </w:pPr>
+      <w:r>
+        <w:rPr>
+          <w:rFonts w:ascii="Times New Roman" w:hAnsi="Times New Roman"/>
+          <w:sz w:val="30"/>
+          <w:szCs w:val="30"/>
+        </w:rPr>
+        <w:t>[VN] Trong MySQL replication, Statement-based replication (SBR) và Row-based replication (RBR) khác nhau ở cách ghi thay đổi vào binlog. Với Statement-based replication, MySQL ghi lại câu lệnh SQL đã thực thi (ví dụ UPDATE users SET balance = balance - 100 WHERE id = 1), và replica sẽ chạy lại câu lệnh đó để tạo cùng kết quả. Với Row-based replication, MySQL ghi lại dữ liệu của từng dòng bị thay đổi trước và sau khi cập nhật, sau đó replica áp dụng trực tiếp các thay đổi này lên bảng. SBR thường tiết kiệm dung lượng binlog hơn, nhưng có thể gây lỗi nếu câu lệnh không deterministic, trong khi RBR an toàn và chính xác hơn vì sao chép đúng dữ liệu đã thay đổi.</w:t>
+      </w:r>
+    </w:p>
+    <w:p>
+      <w:pPr>
+        <w:pStyle w:val="Normal"/>
+        <w:ind w:hanging="0" w:start="-540" w:end="-449"/>
+        <w:rPr>
+          <w:rFonts w:ascii="Times New Roman" w:hAnsi="Times New Roman"/>
+          <w:sz w:val="30"/>
+          <w:szCs w:val="30"/>
+        </w:rPr>
+      </w:pPr>
+      <w:r>
+        <w:rPr>
+          <w:rFonts w:ascii="Times New Roman" w:hAnsi="Times New Roman"/>
+          <w:sz w:val="30"/>
+          <w:szCs w:val="30"/>
+        </w:rPr>
+      </w:r>
+    </w:p>
+    <w:p>
+      <w:pPr>
+        <w:pStyle w:val="Normal"/>
+        <w:ind w:hanging="0" w:start="-540" w:end="-449"/>
+        <w:rPr>
+          <w:rFonts w:ascii="Times New Roman" w:hAnsi="Times New Roman"/>
+          <w:sz w:val="30"/>
+          <w:szCs w:val="30"/>
+        </w:rPr>
+      </w:pPr>
+      <w:r>
+        <w:rPr>
+          <w:rFonts w:ascii="Times New Roman" w:hAnsi="Times New Roman"/>
+          <w:sz w:val="30"/>
+          <w:szCs w:val="30"/>
+        </w:rPr>
+        <w:t>[EN] In MySQL replication, Statement-based replication (SBR) and Row-based replication (RBR) differ in how changes are written to the binlog. With Statement-based replication, MySQL records the SQL statements that were executed (for example UPDATE users SET balance = balance - 100 WHERE id = 1), and the replica runs the same statements to reproduce the result. With Row-based replication, MySQL records the actual row data that changed, including before and after values, and the replica applies these changes directly to the table. SBR usually uses less binlog storage, but it can cause issues if the query is not deterministic, while RBR is more reliable and accurate because it replicates the exact data changes.</w:t>
+      </w:r>
+    </w:p>
+    <w:p>
+      <w:pPr>
+        <w:pStyle w:val="Normal"/>
+        <w:ind w:hanging="0" w:start="-540" w:end="-449"/>
+        <w:rPr>
+          <w:rFonts w:ascii="Times New Roman" w:hAnsi="Times New Roman"/>
+          <w:sz w:val="30"/>
+          <w:szCs w:val="30"/>
+        </w:rPr>
+      </w:pPr>
+      <w:r>
+        <w:rPr>
+          <w:rFonts w:ascii="Times New Roman" w:hAnsi="Times New Roman"/>
+          <w:sz w:val="30"/>
+          <w:szCs w:val="30"/>
+        </w:rPr>
+      </w:r>
+    </w:p>
+    <w:p>
+      <w:pPr>
+        <w:pStyle w:val="Normal"/>
+        <w:ind w:hanging="0" w:start="-540" w:end="-449"/>
+        <w:rPr>
+          <w:rFonts w:ascii="Times New Roman" w:hAnsi="Times New Roman"/>
+          <w:b/>
+          <w:bCs/>
+          <w:color w:val="3465A4"/>
+          <w:sz w:val="30"/>
+          <w:szCs w:val="30"/>
+        </w:rPr>
+      </w:pPr>
+      <w:r>
+        <w:rPr>
+          <w:rFonts w:ascii="Times New Roman" w:hAnsi="Times New Roman"/>
+          <w:b/>
+          <w:bCs/>
+          <w:color w:val="3465A4"/>
+          <w:sz w:val="30"/>
+          <w:szCs w:val="30"/>
+        </w:rPr>
+        <w:t>GTID replication là gì và lợi ích của nó?</w:t>
+      </w:r>
+    </w:p>
+    <w:p>
+      <w:pPr>
+        <w:pStyle w:val="Normal"/>
+        <w:ind w:hanging="0" w:start="-540" w:end="-449"/>
+        <w:rPr>
+          <w:rFonts w:ascii="Times New Roman" w:hAnsi="Times New Roman"/>
+          <w:sz w:val="30"/>
+          <w:szCs w:val="30"/>
+        </w:rPr>
+      </w:pPr>
+      <w:r>
+        <w:rPr>
+          <w:rFonts w:ascii="Times New Roman" w:hAnsi="Times New Roman"/>
+          <w:sz w:val="30"/>
+          <w:szCs w:val="30"/>
+        </w:rPr>
+        <w:t>[VN] GTID (Global Transaction Identifier) replication là cơ chế replication trong MySQL trong đó mỗi transaction được gán một ID duy nhất trên toàn hệ thống. Khi replication hoạt động, các replica sẽ theo dõi các GTID đã được thực thi thay vì dựa vào vị trí trong binlog. Điều này giúp MySQL dễ dàng biết transaction nào đã được sao chép và transaction nào chưa, giúp quá trình replication chính xác và đơn giản hơn. Lợi ích của GTID replication là dễ quản lý replication, hỗ trợ failover nhanh hơn, và giảm lỗi khi cấu hình hoặc khôi phục replica, đặc biệt trong các hệ thống có nhiều replica.</w:t>
+      </w:r>
+    </w:p>
+    <w:p>
+      <w:pPr>
+        <w:pStyle w:val="Normal"/>
+        <w:ind w:hanging="0" w:start="-540" w:end="-449"/>
+        <w:rPr>
+          <w:rFonts w:ascii="Times New Roman" w:hAnsi="Times New Roman"/>
+          <w:sz w:val="30"/>
+          <w:szCs w:val="30"/>
+        </w:rPr>
+      </w:pPr>
+      <w:r>
+        <w:rPr>
+          <w:rFonts w:ascii="Times New Roman" w:hAnsi="Times New Roman"/>
+          <w:sz w:val="30"/>
+          <w:szCs w:val="30"/>
+        </w:rPr>
+      </w:r>
+    </w:p>
+    <w:p>
+      <w:pPr>
+        <w:pStyle w:val="Normal"/>
+        <w:ind w:hanging="0" w:start="-540" w:end="-449"/>
+        <w:rPr>
+          <w:rFonts w:ascii="Times New Roman" w:hAnsi="Times New Roman"/>
+          <w:sz w:val="30"/>
+          <w:szCs w:val="30"/>
+        </w:rPr>
+      </w:pPr>
+      <w:r>
+        <w:rPr>
+          <w:rFonts w:ascii="Times New Roman" w:hAnsi="Times New Roman"/>
+          <w:sz w:val="30"/>
+          <w:szCs w:val="30"/>
+        </w:rPr>
+        <w:t>[EN] GTID (Global Transaction Identifier) replication is a MySQL replication mechanism where each transaction is assigned a unique ID across the entire system. During replication, replicas track which GTIDs have already been executed instead of relying on the binlog position. This allows MySQL to easily identify which transactions have been replicated and which have not, making replication more reliable and easier to manage. The benefits of GTID replication include simpler replication management, faster failover, and fewer errors when setting up or recovering replicas, especially in systems with multiple replica servers.</w:t>
+      </w:r>
+    </w:p>
+    <w:p>
+      <w:pPr>
+        <w:pStyle w:val="Normal"/>
+        <w:ind w:hanging="0" w:start="-540" w:end="-449"/>
+        <w:rPr>
+          <w:rFonts w:ascii="Times New Roman" w:hAnsi="Times New Roman"/>
+          <w:sz w:val="30"/>
+          <w:szCs w:val="30"/>
+        </w:rPr>
+      </w:pPr>
+      <w:r>
+        <w:rPr>
+          <w:rFonts w:ascii="Times New Roman" w:hAnsi="Times New Roman"/>
+          <w:sz w:val="30"/>
+          <w:szCs w:val="30"/>
+        </w:rPr>
+      </w:r>
+    </w:p>
+    <w:p>
+      <w:pPr>
+        <w:pStyle w:val="Normal"/>
+        <w:ind w:hanging="0" w:start="-540" w:end="-449"/>
+        <w:rPr>
+          <w:rFonts w:ascii="Times New Roman" w:hAnsi="Times New Roman"/>
+          <w:b/>
+          <w:bCs/>
+          <w:color w:val="3465A4"/>
+          <w:sz w:val="30"/>
+          <w:szCs w:val="30"/>
+        </w:rPr>
+      </w:pPr>
+      <w:r>
+        <w:rPr>
+          <w:rFonts w:ascii="Times New Roman" w:hAnsi="Times New Roman"/>
+          <w:b/>
+          <w:bCs/>
+          <w:color w:val="3465A4"/>
+          <w:sz w:val="30"/>
+          <w:szCs w:val="30"/>
+        </w:rPr>
+        <w:t>MySQL Group Replication hoạt động ra sao?</w:t>
+      </w:r>
+    </w:p>
+    <w:p>
+      <w:pPr>
+        <w:pStyle w:val="Normal"/>
+        <w:ind w:hanging="0" w:start="-540" w:end="-449"/>
+        <w:rPr>
+          <w:rFonts w:ascii="Times New Roman" w:hAnsi="Times New Roman"/>
+          <w:sz w:val="30"/>
+          <w:szCs w:val="30"/>
+        </w:rPr>
+      </w:pPr>
+      <w:r>
+        <w:rPr>
+          <w:rFonts w:ascii="Times New Roman" w:hAnsi="Times New Roman"/>
+          <w:sz w:val="30"/>
+          <w:szCs w:val="30"/>
+        </w:rPr>
+        <w:t>[VN] MySQL Group Replication là một cơ chế replication cho phép nhiều server MySQL hoạt động cùng nhau như một cluster để đảm bảo tính sẵn sàng và tính nhất quán dữ liệu. Trong group replication, các server trong nhóm sẽ trao đổi thông tin transaction với nhau thông qua cơ chế consensus, và chỉ khi transaction được xác nhận hợp lệ bởi nhóm thì nó mới được commit. Hệ thống cũng có cơ chế phát hiện xung đột và tự động đồng bộ dữ liệu giữa các node. Group Replication có thể chạy ở chế độ single-primary (chỉ một node ghi, các node khác đọc) hoặc multi-primary (nhiều node có thể ghi cùng lúc), giúp hệ thống tăng khả năng chịu lỗi và mở rộng.</w:t>
+      </w:r>
+    </w:p>
+    <w:p>
+      <w:pPr>
+        <w:pStyle w:val="Normal"/>
+        <w:ind w:hanging="0" w:start="-540" w:end="-449"/>
+        <w:rPr>
+          <w:rFonts w:ascii="Times New Roman" w:hAnsi="Times New Roman"/>
+          <w:sz w:val="30"/>
+          <w:szCs w:val="30"/>
+        </w:rPr>
+      </w:pPr>
+      <w:r>
+        <w:rPr>
+          <w:rFonts w:ascii="Times New Roman" w:hAnsi="Times New Roman"/>
+          <w:sz w:val="30"/>
+          <w:szCs w:val="30"/>
+        </w:rPr>
+      </w:r>
+    </w:p>
+    <w:p>
+      <w:pPr>
+        <w:pStyle w:val="Normal"/>
+        <w:ind w:hanging="0" w:start="-540" w:end="-449"/>
+        <w:rPr>
+          <w:rFonts w:ascii="Times New Roman" w:hAnsi="Times New Roman"/>
+          <w:sz w:val="30"/>
+          <w:szCs w:val="30"/>
+        </w:rPr>
+      </w:pPr>
+      <w:r>
+        <w:rPr>
+          <w:rFonts w:ascii="Times New Roman" w:hAnsi="Times New Roman"/>
+          <w:sz w:val="30"/>
+          <w:szCs w:val="30"/>
+        </w:rPr>
+        <w:t>[EN] MySQL Group Replication is a replication mechanism that allows multiple MySQL servers to work together as a cluster to provide high availability and data consistency. In group replication, servers in the group exchange transaction information using a consensus mechanism, and a transaction is only committed when it is validated by the group. The system also includes conflict detection and automatic data synchronization between nodes. Group Replication can operate in single-primary mode (one node handles writes while others handle reads) or multi-primary mode (multiple nodes can accept writes), helping the system improve fault tolerance and scalability.</w:t>
+      </w:r>
+    </w:p>
+    <w:p>
+      <w:pPr>
+        <w:pStyle w:val="Normal"/>
+        <w:ind w:hanging="0" w:start="-540" w:end="-449"/>
+        <w:rPr>
+          <w:rFonts w:ascii="Times New Roman" w:hAnsi="Times New Roman"/>
+          <w:sz w:val="30"/>
+          <w:szCs w:val="30"/>
+        </w:rPr>
+      </w:pPr>
+      <w:r>
+        <w:rPr>
+          <w:rFonts w:ascii="Times New Roman" w:hAnsi="Times New Roman"/>
+          <w:sz w:val="30"/>
+          <w:szCs w:val="30"/>
+        </w:rPr>
+      </w:r>
+    </w:p>
+    <w:p>
+      <w:pPr>
+        <w:pStyle w:val="Normal"/>
+        <w:ind w:hanging="0" w:start="-540" w:end="-449"/>
+        <w:rPr>
+          <w:rFonts w:ascii="Times New Roman" w:hAnsi="Times New Roman"/>
+          <w:b/>
+          <w:bCs/>
+          <w:color w:val="3465A4"/>
+          <w:sz w:val="30"/>
+          <w:szCs w:val="30"/>
+        </w:rPr>
+      </w:pPr>
+      <w:r>
+        <w:rPr>
+          <w:rFonts w:ascii="Times New Roman" w:hAnsi="Times New Roman"/>
+          <w:b/>
+          <w:bCs/>
+          <w:color w:val="3465A4"/>
+          <w:sz w:val="30"/>
+          <w:szCs w:val="30"/>
+        </w:rPr>
+        <w:t>Read/write splitting trong MySQL thường được triển khai như thế nào?</w:t>
+      </w:r>
+    </w:p>
+    <w:p>
+      <w:pPr>
+        <w:pStyle w:val="Normal"/>
+        <w:ind w:hanging="0" w:start="-540" w:end="-449"/>
+        <w:rPr>
+          <w:rFonts w:ascii="Times New Roman" w:hAnsi="Times New Roman"/>
+          <w:sz w:val="30"/>
+          <w:szCs w:val="30"/>
+        </w:rPr>
+      </w:pPr>
+      <w:r>
+        <w:rPr>
+          <w:rFonts w:ascii="Times New Roman" w:hAnsi="Times New Roman"/>
+          <w:sz w:val="30"/>
+          <w:szCs w:val="30"/>
+        </w:rPr>
+        <w:t>[VN] Read/write splitting trong MySQL là kỹ thuật phân tách truy vấn đọc và truy vấn ghi để cải thiện hiệu năng và khả năng mở rộng hệ thống. Thông thường, hệ thống sẽ có một server primary để xử lý các truy vấn ghi như INSERT, UPDATE, DELETE, và nhiều server replica để xử lý truy vấn đọc như SELECT. Ứng dụng hoặc một middleware/proxy (ví dụ proxy database) sẽ tự động gửi query ghi đến primary và query đọc đến các replica. Cách này giúp giảm tải cho server chính, tăng khả năng xử lý nhiều truy vấn đọc và cải thiện hiệu năng tổng thể của hệ thống.</w:t>
+      </w:r>
+    </w:p>
+    <w:p>
+      <w:pPr>
+        <w:pStyle w:val="Normal"/>
+        <w:ind w:hanging="0" w:start="-540" w:end="-449"/>
+        <w:rPr>
+          <w:rFonts w:ascii="Times New Roman" w:hAnsi="Times New Roman"/>
+          <w:sz w:val="30"/>
+          <w:szCs w:val="30"/>
+        </w:rPr>
+      </w:pPr>
+      <w:r>
+        <w:rPr>
+          <w:rFonts w:ascii="Times New Roman" w:hAnsi="Times New Roman"/>
+          <w:sz w:val="30"/>
+          <w:szCs w:val="30"/>
+        </w:rPr>
+      </w:r>
+    </w:p>
+    <w:p>
+      <w:pPr>
+        <w:pStyle w:val="Normal"/>
+        <w:ind w:hanging="0" w:start="-540" w:end="-449"/>
+        <w:rPr>
+          <w:rFonts w:ascii="Times New Roman" w:hAnsi="Times New Roman"/>
+          <w:sz w:val="30"/>
+          <w:szCs w:val="30"/>
+        </w:rPr>
+      </w:pPr>
+      <w:r>
+        <w:rPr>
+          <w:rFonts w:ascii="Times New Roman" w:hAnsi="Times New Roman"/>
+          <w:sz w:val="30"/>
+          <w:szCs w:val="30"/>
+        </w:rPr>
+        <w:t>[EN] Read/write splitting in MySQL is a technique used to separate read queries and write queries to improve performance and scalability. Typically, the system has one primary server that handles write operations such as INSERT, UPDATE, and DELETE, and multiple replica servers that handle read queries like SELECT. The application or a middleware/proxy (such as a database proxy) automatically routes write queries to the primary server and read queries to the replicas. This approach reduces the load on the primary server, increases read capacity, and improves overall system performance.</w:t>
+      </w:r>
+    </w:p>
+    <w:p>
+      <w:pPr>
+        <w:pStyle w:val="Normal"/>
+        <w:ind w:hanging="0" w:start="-540" w:end="-449"/>
+        <w:rPr>
+          <w:rFonts w:ascii="Times New Roman" w:hAnsi="Times New Roman"/>
+          <w:sz w:val="30"/>
+          <w:szCs w:val="30"/>
+        </w:rPr>
+      </w:pPr>
+      <w:r>
+        <w:rPr>
+          <w:rFonts w:ascii="Times New Roman" w:hAnsi="Times New Roman"/>
+          <w:sz w:val="30"/>
+          <w:szCs w:val="30"/>
+        </w:rPr>
+      </w:r>
+    </w:p>
+    <w:p>
+      <w:pPr>
+        <w:pStyle w:val="Normal"/>
+        <w:ind w:hanging="0" w:start="-540" w:end="-449"/>
+        <w:rPr>
+          <w:rFonts w:ascii="Times New Roman" w:hAnsi="Times New Roman"/>
+          <w:b/>
+          <w:bCs/>
+          <w:color w:val="3465A4"/>
+          <w:sz w:val="30"/>
+          <w:szCs w:val="30"/>
+        </w:rPr>
+      </w:pPr>
+      <w:r>
+        <w:rPr>
+          <w:rFonts w:ascii="Times New Roman" w:hAnsi="Times New Roman"/>
+          <w:b/>
+          <w:bCs/>
+          <w:color w:val="3465A4"/>
+          <w:sz w:val="30"/>
+          <w:szCs w:val="30"/>
+        </w:rPr>
+        <w:t>Slow Query Log trong MySQL dùng để làm gì và cách phân tích nó?</w:t>
+      </w:r>
+    </w:p>
+    <w:p>
+      <w:pPr>
+        <w:pStyle w:val="Normal"/>
+        <w:ind w:hanging="0" w:start="-540" w:end="-449"/>
+        <w:rPr>
+          <w:rFonts w:ascii="Times New Roman" w:hAnsi="Times New Roman"/>
+          <w:sz w:val="30"/>
+          <w:szCs w:val="30"/>
+        </w:rPr>
+      </w:pPr>
+      <w:r>
+        <w:rPr>
+          <w:rFonts w:ascii="Times New Roman" w:hAnsi="Times New Roman"/>
+          <w:sz w:val="30"/>
+          <w:szCs w:val="30"/>
+        </w:rPr>
+        <w:t>[VN] Slow Query Log trong MySQL là log ghi lại các truy vấn SQL chạy chậm, thường là các query có thời gian thực thi vượt quá giá trị cấu hình long_query_time. Log này giúp developer và DBA phát hiện các truy vấn tốn nhiều thời gian hoặc tài nguyên, từ đó tìm cách tối ưu. Khi phân tích slow query log, người ta thường xem thời gian thực thi, số dòng được đọc và câu lệnh SQL cụ thể, sau đó dùng các công cụ như EXPLAIN hoặc các tool phân tích log để kiểm tra execution plan và tìm ra nguyên nhân như thiếu index, join không tối ưu hoặc quét toàn bảng.</w:t>
+      </w:r>
+    </w:p>
+    <w:p>
+      <w:pPr>
+        <w:pStyle w:val="Normal"/>
+        <w:ind w:hanging="0" w:start="-540" w:end="-449"/>
+        <w:rPr>
+          <w:rFonts w:ascii="Times New Roman" w:hAnsi="Times New Roman"/>
+          <w:sz w:val="30"/>
+          <w:szCs w:val="30"/>
+        </w:rPr>
+      </w:pPr>
+      <w:r>
+        <w:rPr>
+          <w:rFonts w:ascii="Times New Roman" w:hAnsi="Times New Roman"/>
+          <w:sz w:val="30"/>
+          <w:szCs w:val="30"/>
+        </w:rPr>
+      </w:r>
+    </w:p>
+    <w:p>
+      <w:pPr>
+        <w:pStyle w:val="Normal"/>
+        <w:ind w:hanging="0" w:start="-540" w:end="-449"/>
+        <w:rPr>
+          <w:rFonts w:ascii="Times New Roman" w:hAnsi="Times New Roman"/>
+          <w:sz w:val="30"/>
+          <w:szCs w:val="30"/>
+        </w:rPr>
+      </w:pPr>
+      <w:r>
+        <w:rPr>
+          <w:rFonts w:ascii="Times New Roman" w:hAnsi="Times New Roman"/>
+          <w:sz w:val="30"/>
+          <w:szCs w:val="30"/>
+        </w:rPr>
+        <w:t>[EN] Slow Query Log in MySQL is a log that records SQL queries that take a long time to execute, usually those whose execution time exceeds the configured long_query_time. This log helps developers and DBAs identify queries that consume a lot of time or resources, so they can optimize them. When analyzing the slow query log, people typically check the execution time, number of rows examined, and the SQL statement, and then use tools like EXPLAIN or log analysis tools to inspect the execution plan and find issues such as missing indexes, inefficient joins, or full table scans.</w:t>
+      </w:r>
+    </w:p>
+    <w:p>
+      <w:pPr>
+        <w:pStyle w:val="Normal"/>
+        <w:ind w:hanging="0" w:start="-540" w:end="-449"/>
+        <w:rPr>
+          <w:rFonts w:ascii="Times New Roman" w:hAnsi="Times New Roman"/>
+          <w:sz w:val="30"/>
+          <w:szCs w:val="30"/>
+        </w:rPr>
+      </w:pPr>
+      <w:r>
+        <w:rPr>
+          <w:rFonts w:ascii="Times New Roman" w:hAnsi="Times New Roman"/>
+          <w:sz w:val="30"/>
+          <w:szCs w:val="30"/>
+        </w:rPr>
+      </w:r>
+    </w:p>
+    <w:p>
+      <w:pPr>
+        <w:pStyle w:val="Normal"/>
+        <w:ind w:hanging="0" w:start="-540" w:end="-449"/>
+        <w:rPr>
+          <w:rFonts w:ascii="Times New Roman" w:hAnsi="Times New Roman"/>
+          <w:b/>
+          <w:bCs/>
+          <w:color w:val="3465A4"/>
+          <w:sz w:val="30"/>
+          <w:szCs w:val="30"/>
+        </w:rPr>
+      </w:pPr>
+      <w:r>
+        <w:rPr>
+          <w:rFonts w:ascii="Times New Roman" w:hAnsi="Times New Roman"/>
+          <w:b/>
+          <w:bCs/>
+          <w:color w:val="3465A4"/>
+          <w:sz w:val="30"/>
+          <w:szCs w:val="30"/>
+        </w:rPr>
+        <w:t>Tại sao innodb_buffer_pool_size là cấu hình quan trọng nhất trong MySQL?</w:t>
+      </w:r>
+    </w:p>
+    <w:p>
+      <w:pPr>
+        <w:pStyle w:val="Normal"/>
+        <w:ind w:hanging="0" w:start="-540" w:end="-449"/>
+        <w:rPr>
+          <w:rFonts w:ascii="Times New Roman" w:hAnsi="Times New Roman"/>
+          <w:sz w:val="30"/>
+          <w:szCs w:val="30"/>
+        </w:rPr>
+      </w:pPr>
+      <w:r>
+        <w:rPr>
+          <w:rFonts w:ascii="Times New Roman" w:hAnsi="Times New Roman"/>
+          <w:sz w:val="30"/>
+          <w:szCs w:val="30"/>
+        </w:rPr>
+        <w:t>[VN] innodb_buffer_pool_size là cấu hình rất quan trọng trong MySQL vì nó xác định kích thước bộ nhớ mà InnoDB dùng để cache dữ liệu và index. Khi dữ liệu thường được truy cập nằm trong buffer pool, MySQL có thể đọc trực tiếp từ RAM thay vì từ disk, giúp truy vấn nhanh hơn rất nhiều. Nếu buffer pool quá nhỏ, hệ thống phải đọc dữ liệu từ disk thường xuyên, gây nhiều I/O và làm giảm hiệu năng. Vì phần lớn thao tác database là đọc và ghi dữ liệu, việc cấu hình innodb_buffer_pool_size đủ lớn giúp giảm disk access và cải thiện hiệu năng tổng thể của MySQL.</w:t>
+      </w:r>
+    </w:p>
+    <w:p>
+      <w:pPr>
+        <w:pStyle w:val="Normal"/>
+        <w:ind w:hanging="0" w:start="-540" w:end="-449"/>
+        <w:rPr>
+          <w:rFonts w:ascii="Times New Roman" w:hAnsi="Times New Roman"/>
+          <w:sz w:val="30"/>
+          <w:szCs w:val="30"/>
+        </w:rPr>
+      </w:pPr>
+      <w:r>
+        <w:rPr>
+          <w:rFonts w:ascii="Times New Roman" w:hAnsi="Times New Roman"/>
+          <w:sz w:val="30"/>
+          <w:szCs w:val="30"/>
+        </w:rPr>
+      </w:r>
+    </w:p>
+    <w:p>
+      <w:pPr>
+        <w:pStyle w:val="Normal"/>
+        <w:ind w:hanging="0" w:start="-540" w:end="-449"/>
+        <w:rPr>
+          <w:rFonts w:ascii="Times New Roman" w:hAnsi="Times New Roman"/>
+          <w:sz w:val="30"/>
+          <w:szCs w:val="30"/>
+        </w:rPr>
+      </w:pPr>
+      <w:r>
+        <w:rPr>
+          <w:rFonts w:ascii="Times New Roman" w:hAnsi="Times New Roman"/>
+          <w:sz w:val="30"/>
+          <w:szCs w:val="30"/>
+        </w:rPr>
+        <w:t>[EN] innodb_buffer_pool_size is one of the most important configuration settings in MySQL because it determines how much memory InnoDB uses to cache data and indexes. When frequently accessed data is stored in the buffer pool, MySQL can read it directly from RAM instead of disk, which significantly improves query speed. If the buffer pool is too small, the system must read data from disk more often, causing higher I/O and lower performance. Since most database operations involve reading and writing data, setting a sufficiently large innodb_buffer_pool_size helps reduce disk access and improve overall MySQL performance.</w:t>
+      </w:r>
+    </w:p>
+    <w:p>
+      <w:pPr>
+        <w:pStyle w:val="Normal"/>
+        <w:ind w:hanging="0" w:start="-540" w:end="-449"/>
+        <w:rPr>
+          <w:rFonts w:ascii="Times New Roman" w:hAnsi="Times New Roman"/>
+          <w:sz w:val="30"/>
+          <w:szCs w:val="30"/>
+        </w:rPr>
+      </w:pPr>
+      <w:r>
+        <w:rPr>
+          <w:rFonts w:ascii="Times New Roman" w:hAnsi="Times New Roman"/>
+          <w:sz w:val="30"/>
+          <w:szCs w:val="30"/>
+        </w:rPr>
+      </w:r>
+    </w:p>
+    <w:p>
+      <w:pPr>
+        <w:pStyle w:val="Normal"/>
+        <w:ind w:hanging="0" w:start="-540" w:end="-449"/>
+        <w:rPr>
+          <w:rFonts w:ascii="Times New Roman" w:hAnsi="Times New Roman"/>
+          <w:b/>
+          <w:bCs/>
+          <w:color w:val="3465A4"/>
+          <w:sz w:val="30"/>
+          <w:szCs w:val="30"/>
+        </w:rPr>
+      </w:pPr>
+      <w:r>
+        <w:rPr>
+          <w:rFonts w:ascii="Times New Roman" w:hAnsi="Times New Roman"/>
+          <w:b/>
+          <w:bCs/>
+          <w:color w:val="3465A4"/>
+          <w:sz w:val="30"/>
+          <w:szCs w:val="30"/>
+        </w:rPr>
+        <w:t>Online DDL trong MySQL là gì và khi nào có thể thay đổi schema mà không khóa bảng?</w:t>
+      </w:r>
+    </w:p>
+    <w:p>
+      <w:pPr>
+        <w:pStyle w:val="Normal"/>
+        <w:ind w:hanging="0" w:start="-540" w:end="-449"/>
+        <w:rPr>
+          <w:rFonts w:ascii="Times New Roman" w:hAnsi="Times New Roman"/>
+          <w:sz w:val="30"/>
+          <w:szCs w:val="30"/>
+        </w:rPr>
+      </w:pPr>
+      <w:r>
+        <w:rPr>
+          <w:rFonts w:ascii="Times New Roman" w:hAnsi="Times New Roman"/>
+          <w:sz w:val="30"/>
+          <w:szCs w:val="30"/>
+        </w:rPr>
+        <w:t>[VN] Online DDL trong MySQL là khả năng thay đổi cấu trúc bảng (schema) như thêm cột, tạo index hoặc sửa index mà không cần khóa toàn bộ bảng trong thời gian dài. Nhờ đó hệ thống vẫn có thể đọc và ghi dữ liệu trong khi thao tác DDL đang chạy, giúp giảm downtime trong production. Điều này thường được hỗ trợ bởi InnoDB với các chế độ như ALGORITHM=INPLACE hoặc ALGORITHM=INSTANT, cho phép một số thay đổi schema được thực hiện mà không cần rebuild toàn bộ bảng. Tuy nhiên, không phải mọi thay đổi đều online; các thao tác phức tạp như thay đổi kiểu dữ liệu lớn hoặc reorder cột có thể vẫn cần lock bảng hoặc rebuild table.</w:t>
+      </w:r>
+    </w:p>
+    <w:p>
+      <w:pPr>
+        <w:pStyle w:val="Normal"/>
+        <w:ind w:hanging="0" w:start="-540" w:end="-449"/>
+        <w:rPr>
+          <w:rFonts w:ascii="Times New Roman" w:hAnsi="Times New Roman"/>
+          <w:sz w:val="30"/>
+          <w:szCs w:val="30"/>
+        </w:rPr>
+      </w:pPr>
+      <w:r>
+        <w:rPr>
+          <w:rFonts w:ascii="Times New Roman" w:hAnsi="Times New Roman"/>
+          <w:sz w:val="30"/>
+          <w:szCs w:val="30"/>
+        </w:rPr>
+      </w:r>
+    </w:p>
+    <w:p>
+      <w:pPr>
+        <w:pStyle w:val="Normal"/>
+        <w:ind w:hanging="0" w:start="-540" w:end="-449"/>
+        <w:rPr>
+          <w:rFonts w:ascii="Times New Roman" w:hAnsi="Times New Roman"/>
+          <w:sz w:val="30"/>
+          <w:szCs w:val="30"/>
+        </w:rPr>
+      </w:pPr>
+      <w:r>
+        <w:rPr>
+          <w:rFonts w:ascii="Times New Roman" w:hAnsi="Times New Roman"/>
+          <w:sz w:val="30"/>
+          <w:szCs w:val="30"/>
+        </w:rPr>
+        <w:t>[EN] Online DDL in MySQL is the ability to change the table structure (schema), such as adding columns, creating indexes, or modifying indexes, without locking the entire table for a long time. This allows the system to continue reading and writing data while the DDL operation is running, which reduces downtime in production. It is usually supported by InnoDB with modes like ALGORITHM=INPLACE or ALGORITHM=INSTANT, allowing some schema changes without rebuilding the whole table. However, not all changes can be done online; complex operations such as large data type changes or column reordering may still require table locking or a full table rebuild.</w:t>
+      </w:r>
+    </w:p>
+    <w:p>
+      <w:pPr>
+        <w:pStyle w:val="Normal"/>
+        <w:ind w:hanging="0" w:start="-540" w:end="-449"/>
+        <w:rPr>
+          <w:rFonts w:ascii="Times New Roman" w:hAnsi="Times New Roman"/>
+          <w:sz w:val="30"/>
+          <w:szCs w:val="30"/>
+        </w:rPr>
+      </w:pPr>
+      <w:r>
+        <w:rPr>
+          <w:rFonts w:ascii="Times New Roman" w:hAnsi="Times New Roman"/>
+          <w:sz w:val="30"/>
+          <w:szCs w:val="30"/>
+        </w:rPr>
+      </w:r>
+    </w:p>
+    <w:p>
+      <w:pPr>
+        <w:pStyle w:val="Normal"/>
+        <w:ind w:hanging="0" w:start="-540" w:end="-449"/>
+        <w:rPr>
+          <w:rFonts w:ascii="Times New Roman" w:hAnsi="Times New Roman"/>
           <w:sz w:val="30"/>
           <w:szCs w:val="30"/>
         </w:rPr>
@@ -7119,17 +10257,168 @@
           <w:sz w:val="30"/>
           <w:szCs w:val="30"/>
         </w:rPr>
-        <w:t>Multi-tenant architecture nên thiết kế databa</w:t>
-      </w:r>
-      <w:r>
-        <w:rPr>
-          <w:rFonts w:ascii="Times New Roman" w:hAnsi="Times New Roman"/>
-          <w:b/>
-          <w:bCs/>
-          <w:sz w:val="30"/>
-          <w:szCs w:val="30"/>
-        </w:rPr>
-        <w:t>se như thế nào?</w:t>
+        <w:t>Transaction ACID là gì?</w:t>
+      </w:r>
+    </w:p>
+    <w:p>
+      <w:pPr>
+        <w:pStyle w:val="Normal"/>
+        <w:ind w:hanging="0" w:start="-540" w:end="-449"/>
+        <w:rPr>
+          <w:rFonts w:ascii="Times New Roman" w:hAnsi="Times New Roman"/>
+          <w:b/>
+          <w:bCs/>
+          <w:sz w:val="30"/>
+          <w:szCs w:val="30"/>
+        </w:rPr>
+      </w:pPr>
+      <w:r>
+        <w:rPr>
+          <w:rFonts w:ascii="Times New Roman" w:hAnsi="Times New Roman"/>
+          <w:b/>
+          <w:bCs/>
+          <w:sz w:val="30"/>
+          <w:szCs w:val="30"/>
+        </w:rPr>
+        <w:t>Atomicity là gì?</w:t>
+      </w:r>
+    </w:p>
+    <w:p>
+      <w:pPr>
+        <w:pStyle w:val="Normal"/>
+        <w:ind w:hanging="0" w:start="-540" w:end="-449"/>
+        <w:rPr>
+          <w:rFonts w:ascii="Times New Roman" w:hAnsi="Times New Roman"/>
+          <w:b/>
+          <w:bCs/>
+          <w:sz w:val="30"/>
+          <w:szCs w:val="30"/>
+        </w:rPr>
+      </w:pPr>
+      <w:r>
+        <w:rPr>
+          <w:rFonts w:ascii="Times New Roman" w:hAnsi="Times New Roman"/>
+          <w:b/>
+          <w:bCs/>
+          <w:sz w:val="30"/>
+          <w:szCs w:val="30"/>
+        </w:rPr>
+        <w:t>Consistency là gì?</w:t>
+      </w:r>
+    </w:p>
+    <w:p>
+      <w:pPr>
+        <w:pStyle w:val="Normal"/>
+        <w:ind w:hanging="0" w:start="-540" w:end="-449"/>
+        <w:rPr>
+          <w:rFonts w:ascii="Times New Roman" w:hAnsi="Times New Roman"/>
+          <w:b/>
+          <w:bCs/>
+          <w:sz w:val="30"/>
+          <w:szCs w:val="30"/>
+        </w:rPr>
+      </w:pPr>
+      <w:r>
+        <w:rPr>
+          <w:rFonts w:ascii="Times New Roman" w:hAnsi="Times New Roman"/>
+          <w:b/>
+          <w:bCs/>
+          <w:sz w:val="30"/>
+          <w:szCs w:val="30"/>
+        </w:rPr>
+        <w:t>Isolation là gì?</w:t>
+      </w:r>
+    </w:p>
+    <w:p>
+      <w:pPr>
+        <w:pStyle w:val="Normal"/>
+        <w:ind w:hanging="0" w:start="-540" w:end="-449"/>
+        <w:rPr>
+          <w:rFonts w:ascii="Times New Roman" w:hAnsi="Times New Roman"/>
+          <w:b/>
+          <w:bCs/>
+          <w:sz w:val="30"/>
+          <w:szCs w:val="30"/>
+        </w:rPr>
+      </w:pPr>
+      <w:r>
+        <w:rPr>
+          <w:rFonts w:ascii="Times New Roman" w:hAnsi="Times New Roman"/>
+          <w:b/>
+          <w:bCs/>
+          <w:sz w:val="30"/>
+          <w:szCs w:val="30"/>
+        </w:rPr>
+        <w:t>Durability là gì?</w:t>
+      </w:r>
+    </w:p>
+    <w:p>
+      <w:pPr>
+        <w:pStyle w:val="Normal"/>
+        <w:ind w:hanging="0" w:start="-540" w:end="-449"/>
+        <w:rPr>
+          <w:rFonts w:ascii="Times New Roman" w:hAnsi="Times New Roman"/>
+          <w:b/>
+          <w:bCs/>
+          <w:sz w:val="30"/>
+          <w:szCs w:val="30"/>
+        </w:rPr>
+      </w:pPr>
+      <w:r>
+        <w:rPr>
+          <w:rFonts w:ascii="Times New Roman" w:hAnsi="Times New Roman"/>
+          <w:b/>
+          <w:bCs/>
+          <w:sz w:val="30"/>
+          <w:szCs w:val="30"/>
+        </w:rPr>
+        <w:t>Isolation level gồm những gì?</w:t>
+      </w:r>
+    </w:p>
+    <w:p>
+      <w:pPr>
+        <w:pStyle w:val="Normal"/>
+        <w:ind w:hanging="0" w:start="-540" w:end="-449"/>
+        <w:rPr>
+          <w:rFonts w:ascii="Times New Roman" w:hAnsi="Times New Roman"/>
+          <w:b/>
+          <w:bCs/>
+          <w:sz w:val="30"/>
+          <w:szCs w:val="30"/>
+        </w:rPr>
+      </w:pPr>
+      <w:r>
+        <w:rPr>
+          <w:rFonts w:ascii="Times New Roman" w:hAnsi="Times New Roman"/>
+          <w:b/>
+          <w:bCs/>
+          <w:sz w:val="30"/>
+          <w:szCs w:val="30"/>
+        </w:rPr>
+        <w:t>Deadlock xảy ra khi nào?</w:t>
+      </w:r>
+    </w:p>
+    <w:p>
+      <w:pPr>
+        <w:pStyle w:val="Normal"/>
+        <w:ind w:hanging="0" w:start="-540" w:end="-449"/>
+        <w:rPr>
+          <w:rFonts w:ascii="Times New Roman" w:hAnsi="Times New Roman"/>
+          <w:b/>
+          <w:bCs/>
+          <w:sz w:val="30"/>
+          <w:szCs w:val="30"/>
+        </w:rPr>
+      </w:pPr>
+      <w:r>
+        <w:rPr>
+          <w:rFonts w:ascii="Times New Roman" w:hAnsi="Times New Roman"/>
+          <w:b/>
+          <w:bCs/>
+          <w:sz w:val="30"/>
+          <w:szCs w:val="30"/>
+        </w:rPr>
+        <w:t>Phân biệt optimistic vs pessimistic locking.</w:t>
       </w:r>
     </w:p>
     <w:p>
@@ -7146,17 +10435,30 @@
           <w:sz w:val="30"/>
           <w:szCs w:val="30"/>
         </w:rPr>
-        <w:t>Làm sao viết test kh</w:t>
-      </w:r>
-      <w:r>
-        <w:rPr>
-          <w:rFonts w:ascii="Times New Roman" w:hAnsi="Times New Roman"/>
-          <w:b/>
-          <w:bCs/>
-          <w:sz w:val="30"/>
-          <w:szCs w:val="30"/>
-        </w:rPr>
-        <w:t>ông phụ thuộc database thật?</w:t>
+        <w:t>Multi-tenant architecture nên thiết kế database như thế nào?</w:t>
+      </w:r>
+    </w:p>
+    <w:p>
+      <w:pPr>
+        <w:pStyle w:val="Normal"/>
+        <w:ind w:hanging="0" w:start="-540" w:end="-449"/>
+        <w:rPr>
+          <w:rFonts w:ascii="Times New Roman" w:hAnsi="Times New Roman"/>
+          <w:b/>
+          <w:bCs/>
+          <w:sz w:val="30"/>
+          <w:szCs w:val="30"/>
+        </w:rPr>
+      </w:pPr>
+      <w:r>
+        <w:rPr>
+          <w:rFonts w:ascii="Times New Roman" w:hAnsi="Times New Roman"/>
+          <w:b/>
+          <w:bCs/>
+          <w:sz w:val="30"/>
+          <w:szCs w:val="30"/>
+        </w:rPr>
+        <w:t>Làm sao viết test không phụ thuộc database thật?</w:t>
       </w:r>
     </w:p>
     <w:p>
@@ -7248,98 +10550,6 @@
           <w:sz w:val="30"/>
           <w:szCs w:val="30"/>
         </w:rPr>
-        <w:t>Isolation level gồm những gì?</w:t>
-      </w:r>
-    </w:p>
-    <w:p>
-      <w:pPr>
-        <w:pStyle w:val="Normal"/>
-        <w:ind w:hanging="0" w:start="-540" w:end="-449"/>
-        <w:rPr>
-          <w:rFonts w:ascii="Times New Roman" w:hAnsi="Times New Roman"/>
-          <w:b/>
-          <w:bCs/>
-          <w:sz w:val="30"/>
-          <w:szCs w:val="30"/>
-        </w:rPr>
-      </w:pPr>
-      <w:r>
-        <w:rPr>
-          <w:rFonts w:ascii="Times New Roman" w:hAnsi="Times New Roman"/>
-          <w:b/>
-          <w:bCs/>
-          <w:sz w:val="30"/>
-          <w:szCs w:val="30"/>
-        </w:rPr>
-        <w:t>Deadlock xảy ra khi nào?</w:t>
-      </w:r>
-    </w:p>
-    <w:p>
-      <w:pPr>
-        <w:pStyle w:val="Normal"/>
-        <w:ind w:hanging="0" w:start="-540" w:end="-449"/>
-        <w:rPr>
-          <w:rFonts w:ascii="Times New Roman" w:hAnsi="Times New Roman"/>
-          <w:b/>
-          <w:bCs/>
-          <w:sz w:val="30"/>
-          <w:szCs w:val="30"/>
-        </w:rPr>
-      </w:pPr>
-      <w:r>
-        <w:rPr>
-          <w:rFonts w:ascii="Times New Roman" w:hAnsi="Times New Roman"/>
-          <w:b/>
-          <w:bCs/>
-          <w:sz w:val="30"/>
-          <w:szCs w:val="30"/>
-        </w:rPr>
-        <w:t>Phân biệt optimistic vs pessimistic locking.</w:t>
-      </w:r>
-    </w:p>
-    <w:p>
-      <w:pPr>
-        <w:pStyle w:val="Normal"/>
-        <w:ind w:hanging="0" w:start="-540" w:end="-449"/>
-        <w:rPr>
-          <w:rFonts w:ascii="Times New Roman" w:hAnsi="Times New Roman"/>
-          <w:b/>
-          <w:bCs/>
-          <w:sz w:val="30"/>
-          <w:szCs w:val="30"/>
-        </w:rPr>
-      </w:pPr>
-      <w:r>
-        <w:rPr>
-          <w:rFonts w:ascii="Times New Roman" w:hAnsi="Times New Roman"/>
-          <w:b/>
-          <w:bCs/>
-          <w:sz w:val="30"/>
-          <w:szCs w:val="30"/>
-        </w:rPr>
-        <w:t>Transaction ACID là gì?</w:t>
-      </w:r>
-    </w:p>
-    <w:p>
-      <w:pPr>
-        <w:pStyle w:val="Normal"/>
-        <w:ind w:hanging="0" w:start="-540" w:end="-449"/>
-        <w:rPr>
-          <w:rFonts w:ascii="Times New Roman" w:hAnsi="Times New Roman"/>
-          <w:b/>
-          <w:bCs/>
-          <w:sz w:val="30"/>
-          <w:szCs w:val="30"/>
-        </w:rPr>
-      </w:pPr>
-      <w:r>
-        <w:rPr>
-          <w:rFonts w:ascii="Times New Roman" w:hAnsi="Times New Roman"/>
-          <w:b/>
-          <w:bCs/>
-          <w:sz w:val="30"/>
-          <w:szCs w:val="30"/>
-        </w:rPr>
         <w:t>Partitioning trong PostgreSQL dùng khi nào?</w:t>
       </w:r>
     </w:p>
@@ -7472,17 +10682,7 @@
           <w:sz w:val="30"/>
           <w:szCs w:val="30"/>
         </w:rPr>
-        <w:t>Khi nào dùng NoSQL nh</w:t>
-      </w:r>
-      <w:r>
-        <w:rPr>
-          <w:rFonts w:ascii="Times New Roman" w:hAnsi="Times New Roman"/>
-          <w:b/>
-          <w:bCs/>
-          <w:sz w:val="30"/>
-          <w:szCs w:val="30"/>
-        </w:rPr>
-        <w:t>ư DynamoDB?</w:t>
+        <w:t>Khi nào dùng NoSQL như DynamoDB?</w:t>
       </w:r>
     </w:p>
     <w:p>
@@ -8074,17 +11274,7 @@
           <w:sz w:val="30"/>
           <w:szCs w:val="30"/>
         </w:rPr>
-        <w:t>Khi nào cần connection po</w:t>
-      </w:r>
-      <w:r>
-        <w:rPr>
-          <w:rFonts w:ascii="Times New Roman" w:hAnsi="Times New Roman"/>
-          <w:b/>
-          <w:bCs/>
-          <w:sz w:val="30"/>
-          <w:szCs w:val="30"/>
-        </w:rPr>
-        <w:t>ol như PgBouncer?</w:t>
+        <w:t>Khi nào cần connection pool như PgBouncer?</w:t>
       </w:r>
     </w:p>
     <w:p>
@@ -8262,17 +11452,7 @@
           <w:sz w:val="30"/>
           <w:szCs w:val="30"/>
         </w:rPr>
-        <w:t xml:space="preserve">Làm sao tối ưu truy vấn </w:t>
-      </w:r>
-      <w:r>
-        <w:rPr>
-          <w:rFonts w:ascii="Times New Roman" w:hAnsi="Times New Roman"/>
-          <w:b/>
-          <w:bCs/>
-          <w:sz w:val="30"/>
-          <w:szCs w:val="30"/>
-        </w:rPr>
-        <w:t>có JOIN nhiều bảng lớn?</w:t>
+        <w:t>Làm sao tối ưu truy vấn có JOIN nhiều bảng lớn?</w:t>
       </w:r>
     </w:p>
     <w:p>
@@ -8455,6 +11635,777 @@
           <w:bCs/>
           <w:sz w:val="30"/>
           <w:szCs w:val="30"/>
+        </w:rPr>
+      </w:r>
+    </w:p>
+    <w:p>
+      <w:pPr>
+        <w:pStyle w:val="Normal"/>
+        <w:ind w:hanging="0" w:start="-540" w:end="-449"/>
+        <w:rPr>
+          <w:rFonts w:ascii="Times New Roman" w:hAnsi="Times New Roman"/>
+          <w:b/>
+          <w:bCs/>
+          <w:sz w:val="30"/>
+          <w:szCs w:val="30"/>
+        </w:rPr>
+      </w:pPr>
+      <w:r>
+        <w:rPr>
+          <w:rFonts w:ascii="Times New Roman" w:hAnsi="Times New Roman"/>
+          <w:b/>
+          <w:bCs/>
+          <w:sz w:val="30"/>
+          <w:szCs w:val="30"/>
+        </w:rPr>
+        <w:t>MySQL architecture gồm những thành phần chính nào (SQL layer, storage engine, buffer pool, log)?</w:t>
+      </w:r>
+    </w:p>
+    <w:p>
+      <w:pPr>
+        <w:pStyle w:val="Normal"/>
+        <w:ind w:hanging="0" w:start="-540" w:end="-449"/>
+        <w:rPr>
+          <w:rFonts w:ascii="Times New Roman" w:hAnsi="Times New Roman"/>
+          <w:b/>
+          <w:bCs/>
+          <w:sz w:val="30"/>
+          <w:szCs w:val="30"/>
+        </w:rPr>
+      </w:pPr>
+      <w:r>
+        <w:rPr>
+          <w:rFonts w:ascii="Times New Roman" w:hAnsi="Times New Roman"/>
+          <w:b/>
+          <w:bCs/>
+          <w:sz w:val="30"/>
+          <w:szCs w:val="30"/>
+        </w:rPr>
+        <w:t>InnoDB storage engine hoạt động như thế nào và tại sao nó là default engine của MySQL?</w:t>
+      </w:r>
+    </w:p>
+    <w:p>
+      <w:pPr>
+        <w:pStyle w:val="Normal"/>
+        <w:ind w:hanging="0" w:start="-540" w:end="-449"/>
+        <w:rPr>
+          <w:rFonts w:ascii="Times New Roman" w:hAnsi="Times New Roman"/>
+          <w:b/>
+          <w:bCs/>
+          <w:sz w:val="30"/>
+          <w:szCs w:val="30"/>
+        </w:rPr>
+      </w:pPr>
+      <w:r>
+        <w:rPr>
+          <w:rFonts w:ascii="Times New Roman" w:hAnsi="Times New Roman"/>
+          <w:b/>
+          <w:bCs/>
+          <w:sz w:val="30"/>
+          <w:szCs w:val="30"/>
+        </w:rPr>
+        <w:t>So sánh InnoDB và MyISAM: khác nhau về transaction, locking và crash recovery ra sao?</w:t>
+      </w:r>
+    </w:p>
+    <w:p>
+      <w:pPr>
+        <w:pStyle w:val="Normal"/>
+        <w:ind w:hanging="0" w:start="-540" w:end="-449"/>
+        <w:rPr>
+          <w:rFonts w:ascii="Times New Roman" w:hAnsi="Times New Roman"/>
+          <w:b/>
+          <w:bCs/>
+          <w:sz w:val="30"/>
+          <w:szCs w:val="30"/>
+        </w:rPr>
+      </w:pPr>
+      <w:r>
+        <w:rPr>
+          <w:rFonts w:ascii="Times New Roman" w:hAnsi="Times New Roman"/>
+          <w:b/>
+          <w:bCs/>
+          <w:sz w:val="30"/>
+          <w:szCs w:val="30"/>
+        </w:rPr>
+        <w:t>InnoDB Buffer Pool là gì và ảnh hưởng thế nào đến performance?</w:t>
+      </w:r>
+    </w:p>
+    <w:p>
+      <w:pPr>
+        <w:pStyle w:val="Normal"/>
+        <w:ind w:hanging="0" w:start="-540" w:end="-449"/>
+        <w:rPr>
+          <w:rFonts w:ascii="Times New Roman" w:hAnsi="Times New Roman"/>
+          <w:b/>
+          <w:bCs/>
+          <w:sz w:val="30"/>
+          <w:szCs w:val="30"/>
+        </w:rPr>
+      </w:pPr>
+      <w:r>
+        <w:rPr>
+          <w:rFonts w:ascii="Times New Roman" w:hAnsi="Times New Roman"/>
+          <w:b/>
+          <w:bCs/>
+          <w:sz w:val="30"/>
+          <w:szCs w:val="30"/>
+        </w:rPr>
+        <w:t>Redo log và Undo log trong InnoDB dùng để làm gì?</w:t>
+      </w:r>
+    </w:p>
+    <w:p>
+      <w:pPr>
+        <w:pStyle w:val="Normal"/>
+        <w:ind w:hanging="0" w:start="-540" w:end="-449"/>
+        <w:rPr>
+          <w:rFonts w:ascii="Times New Roman" w:hAnsi="Times New Roman"/>
+          <w:b/>
+          <w:bCs/>
+          <w:sz w:val="30"/>
+          <w:szCs w:val="30"/>
+        </w:rPr>
+      </w:pPr>
+      <w:r>
+        <w:rPr>
+          <w:rFonts w:ascii="Times New Roman" w:hAnsi="Times New Roman"/>
+          <w:b/>
+          <w:bCs/>
+          <w:sz w:val="30"/>
+          <w:szCs w:val="30"/>
+        </w:rPr>
+        <w:t>Doublewrite buffer trong InnoDB là gì và tại sao cần nó?</w:t>
+      </w:r>
+    </w:p>
+    <w:p>
+      <w:pPr>
+        <w:pStyle w:val="Normal"/>
+        <w:ind w:hanging="0" w:start="-540" w:end="-449"/>
+        <w:rPr>
+          <w:rFonts w:ascii="Times New Roman" w:hAnsi="Times New Roman"/>
+          <w:b/>
+          <w:bCs/>
+          <w:sz w:val="30"/>
+          <w:szCs w:val="30"/>
+        </w:rPr>
+      </w:pPr>
+      <w:r>
+        <w:rPr>
+          <w:rFonts w:ascii="Times New Roman" w:hAnsi="Times New Roman"/>
+          <w:b/>
+          <w:bCs/>
+          <w:sz w:val="30"/>
+          <w:szCs w:val="30"/>
+        </w:rPr>
+        <w:t>Clustered index trong InnoDB là gì và khác gì với secondary index?</w:t>
+      </w:r>
+    </w:p>
+    <w:p>
+      <w:pPr>
+        <w:pStyle w:val="Normal"/>
+        <w:ind w:hanging="0" w:start="-540" w:end="-449"/>
+        <w:rPr>
+          <w:rFonts w:ascii="Times New Roman" w:hAnsi="Times New Roman"/>
+          <w:b/>
+          <w:bCs/>
+          <w:sz w:val="30"/>
+          <w:szCs w:val="30"/>
+        </w:rPr>
+      </w:pPr>
+      <w:r>
+        <w:rPr>
+          <w:rFonts w:ascii="Times New Roman" w:hAnsi="Times New Roman"/>
+          <w:b/>
+          <w:bCs/>
+          <w:sz w:val="30"/>
+          <w:szCs w:val="30"/>
+        </w:rPr>
+        <w:t>Tại sao primary key trong InnoDB nên là auto-increment hoặc giá trị tăng dần?</w:t>
+      </w:r>
+    </w:p>
+    <w:p>
+      <w:pPr>
+        <w:pStyle w:val="Normal"/>
+        <w:ind w:hanging="0" w:start="-540" w:end="-449"/>
+        <w:rPr>
+          <w:rFonts w:ascii="Times New Roman" w:hAnsi="Times New Roman"/>
+          <w:b/>
+          <w:bCs/>
+          <w:sz w:val="30"/>
+          <w:szCs w:val="30"/>
+        </w:rPr>
+      </w:pPr>
+      <w:r>
+        <w:rPr>
+          <w:rFonts w:ascii="Times New Roman" w:hAnsi="Times New Roman"/>
+          <w:b/>
+          <w:bCs/>
+          <w:sz w:val="30"/>
+          <w:szCs w:val="30"/>
+        </w:rPr>
+        <w:t>Index Condition Pushdown (ICP) trong MySQL là gì?</w:t>
+      </w:r>
+    </w:p>
+    <w:p>
+      <w:pPr>
+        <w:pStyle w:val="Normal"/>
+        <w:ind w:hanging="0" w:start="-540" w:end="-449"/>
+        <w:rPr>
+          <w:rFonts w:ascii="Times New Roman" w:hAnsi="Times New Roman"/>
+          <w:b/>
+          <w:bCs/>
+          <w:sz w:val="30"/>
+          <w:szCs w:val="30"/>
+        </w:rPr>
+      </w:pPr>
+      <w:r>
+        <w:rPr>
+          <w:rFonts w:ascii="Times New Roman" w:hAnsi="Times New Roman"/>
+          <w:b/>
+          <w:bCs/>
+          <w:sz w:val="30"/>
+          <w:szCs w:val="30"/>
+        </w:rPr>
+        <w:t>MySQL optimizer hoạt động thế nào khi chọn execution plan?</w:t>
+      </w:r>
+    </w:p>
+    <w:p>
+      <w:pPr>
+        <w:pStyle w:val="Normal"/>
+        <w:ind w:hanging="0" w:start="-540" w:end="-449"/>
+        <w:rPr>
+          <w:rFonts w:ascii="Times New Roman" w:hAnsi="Times New Roman"/>
+          <w:b/>
+          <w:bCs/>
+          <w:sz w:val="30"/>
+          <w:szCs w:val="30"/>
+        </w:rPr>
+      </w:pPr>
+      <w:r>
+        <w:rPr>
+          <w:rFonts w:ascii="Times New Roman" w:hAnsi="Times New Roman"/>
+          <w:b/>
+          <w:bCs/>
+          <w:sz w:val="30"/>
+          <w:szCs w:val="30"/>
+        </w:rPr>
+        <w:t>EXPLAIN trong MySQL khác gì so với EXPLAIN ANALYZE của PostgreSQL?</w:t>
+      </w:r>
+    </w:p>
+    <w:p>
+      <w:pPr>
+        <w:pStyle w:val="Normal"/>
+        <w:ind w:hanging="0" w:start="-540" w:end="-449"/>
+        <w:rPr>
+          <w:rFonts w:ascii="Times New Roman" w:hAnsi="Times New Roman"/>
+          <w:b/>
+          <w:bCs/>
+          <w:sz w:val="30"/>
+          <w:szCs w:val="30"/>
+        </w:rPr>
+      </w:pPr>
+      <w:r>
+        <w:rPr>
+          <w:rFonts w:ascii="Times New Roman" w:hAnsi="Times New Roman"/>
+          <w:b/>
+          <w:bCs/>
+          <w:sz w:val="30"/>
+          <w:szCs w:val="30"/>
+        </w:rPr>
+        <w:t>Loose index scan và skip scan là gì trong MySQL?</w:t>
+      </w:r>
+    </w:p>
+    <w:p>
+      <w:pPr>
+        <w:pStyle w:val="Normal"/>
+        <w:ind w:hanging="0" w:start="-540" w:end="-449"/>
+        <w:rPr>
+          <w:rFonts w:ascii="Times New Roman" w:hAnsi="Times New Roman"/>
+          <w:b/>
+          <w:bCs/>
+          <w:sz w:val="30"/>
+          <w:szCs w:val="30"/>
+        </w:rPr>
+      </w:pPr>
+      <w:r>
+        <w:rPr>
+          <w:rFonts w:ascii="Times New Roman" w:hAnsi="Times New Roman"/>
+          <w:b/>
+          <w:bCs/>
+          <w:sz w:val="30"/>
+          <w:szCs w:val="30"/>
+        </w:rPr>
+        <w:t>Row lock, gap lock và next-key lock trong InnoDB là gì?</w:t>
+      </w:r>
+    </w:p>
+    <w:p>
+      <w:pPr>
+        <w:pStyle w:val="Normal"/>
+        <w:ind w:hanging="0" w:start="-540" w:end="-449"/>
+        <w:rPr>
+          <w:rFonts w:ascii="Times New Roman" w:hAnsi="Times New Roman"/>
+          <w:b/>
+          <w:bCs/>
+          <w:sz w:val="30"/>
+          <w:szCs w:val="30"/>
+        </w:rPr>
+      </w:pPr>
+      <w:r>
+        <w:rPr>
+          <w:rFonts w:ascii="Times New Roman" w:hAnsi="Times New Roman"/>
+          <w:b/>
+          <w:bCs/>
+          <w:sz w:val="30"/>
+          <w:szCs w:val="30"/>
+        </w:rPr>
+        <w:t>Phantom read trong MySQL được ngăn chặn như thế nào?</w:t>
+      </w:r>
+    </w:p>
+    <w:p>
+      <w:pPr>
+        <w:pStyle w:val="Normal"/>
+        <w:ind w:hanging="0" w:start="-540" w:end="-449"/>
+        <w:rPr>
+          <w:rFonts w:ascii="Times New Roman" w:hAnsi="Times New Roman"/>
+          <w:b/>
+          <w:bCs/>
+          <w:sz w:val="30"/>
+          <w:szCs w:val="30"/>
+        </w:rPr>
+      </w:pPr>
+      <w:r>
+        <w:rPr>
+          <w:rFonts w:ascii="Times New Roman" w:hAnsi="Times New Roman"/>
+          <w:b/>
+          <w:bCs/>
+          <w:sz w:val="30"/>
+          <w:szCs w:val="30"/>
+        </w:rPr>
+        <w:t>MVCC trong InnoDB hoạt động ra sao?</w:t>
+      </w:r>
+    </w:p>
+    <w:p>
+      <w:pPr>
+        <w:pStyle w:val="Normal"/>
+        <w:ind w:hanging="0" w:start="-540" w:end="-449"/>
+        <w:rPr>
+          <w:rFonts w:ascii="Times New Roman" w:hAnsi="Times New Roman"/>
+          <w:b/>
+          <w:bCs/>
+          <w:sz w:val="30"/>
+          <w:szCs w:val="30"/>
+        </w:rPr>
+      </w:pPr>
+      <w:r>
+        <w:rPr>
+          <w:rFonts w:ascii="Times New Roman" w:hAnsi="Times New Roman"/>
+          <w:b/>
+          <w:bCs/>
+          <w:sz w:val="30"/>
+          <w:szCs w:val="30"/>
+        </w:rPr>
+        <w:t>Auto-increment lock là gì và khi nào gây bottleneck?</w:t>
+      </w:r>
+    </w:p>
+    <w:p>
+      <w:pPr>
+        <w:pStyle w:val="Normal"/>
+        <w:ind w:hanging="0" w:start="-540" w:end="-449"/>
+        <w:rPr>
+          <w:rFonts w:ascii="Times New Roman" w:hAnsi="Times New Roman"/>
+          <w:b/>
+          <w:bCs/>
+          <w:sz w:val="30"/>
+          <w:szCs w:val="30"/>
+        </w:rPr>
+      </w:pPr>
+      <w:r>
+        <w:rPr>
+          <w:rFonts w:ascii="Times New Roman" w:hAnsi="Times New Roman"/>
+          <w:b/>
+          <w:bCs/>
+          <w:sz w:val="30"/>
+          <w:szCs w:val="30"/>
+        </w:rPr>
+        <w:t>Metadata lock (MDL) trong MySQL là gì và khi nào nó gây blocking?</w:t>
+      </w:r>
+    </w:p>
+    <w:p>
+      <w:pPr>
+        <w:pStyle w:val="Normal"/>
+        <w:ind w:hanging="0" w:start="-540" w:end="-449"/>
+        <w:rPr>
+          <w:rFonts w:ascii="Times New Roman" w:hAnsi="Times New Roman"/>
+          <w:b/>
+          <w:bCs/>
+          <w:sz w:val="30"/>
+          <w:szCs w:val="30"/>
+        </w:rPr>
+      </w:pPr>
+      <w:r>
+        <w:rPr>
+          <w:rFonts w:ascii="Times New Roman" w:hAnsi="Times New Roman"/>
+          <w:b/>
+          <w:bCs/>
+          <w:sz w:val="30"/>
+          <w:szCs w:val="30"/>
+        </w:rPr>
+        <w:t>MySQL replication hoạt động thế nào (binlog → replica)?</w:t>
+      </w:r>
+    </w:p>
+    <w:p>
+      <w:pPr>
+        <w:pStyle w:val="Normal"/>
+        <w:ind w:hanging="0" w:start="-540" w:end="-449"/>
+        <w:rPr>
+          <w:rFonts w:ascii="Times New Roman" w:hAnsi="Times New Roman"/>
+          <w:b/>
+          <w:bCs/>
+          <w:sz w:val="30"/>
+          <w:szCs w:val="30"/>
+        </w:rPr>
+      </w:pPr>
+      <w:r>
+        <w:rPr>
+          <w:rFonts w:ascii="Times New Roman" w:hAnsi="Times New Roman"/>
+          <w:b/>
+          <w:bCs/>
+          <w:sz w:val="30"/>
+          <w:szCs w:val="30"/>
+        </w:rPr>
+        <w:t>Statement-based vs Row-based replication khác nhau thế nào?</w:t>
+      </w:r>
+    </w:p>
+    <w:p>
+      <w:pPr>
+        <w:pStyle w:val="Normal"/>
+        <w:ind w:hanging="0" w:start="-540" w:end="-449"/>
+        <w:rPr>
+          <w:rFonts w:ascii="Times New Roman" w:hAnsi="Times New Roman"/>
+          <w:b/>
+          <w:bCs/>
+          <w:sz w:val="30"/>
+          <w:szCs w:val="30"/>
+        </w:rPr>
+      </w:pPr>
+      <w:r>
+        <w:rPr>
+          <w:rFonts w:ascii="Times New Roman" w:hAnsi="Times New Roman"/>
+          <w:b/>
+          <w:bCs/>
+          <w:sz w:val="30"/>
+          <w:szCs w:val="30"/>
+        </w:rPr>
+        <w:t>GTID replication là gì và lợi ích của nó?</w:t>
+      </w:r>
+    </w:p>
+    <w:p>
+      <w:pPr>
+        <w:pStyle w:val="Normal"/>
+        <w:ind w:hanging="0" w:start="-540" w:end="-449"/>
+        <w:rPr>
+          <w:rFonts w:ascii="Times New Roman" w:hAnsi="Times New Roman"/>
+          <w:b/>
+          <w:bCs/>
+          <w:sz w:val="30"/>
+          <w:szCs w:val="30"/>
+        </w:rPr>
+      </w:pPr>
+      <w:r>
+        <w:rPr>
+          <w:rFonts w:ascii="Times New Roman" w:hAnsi="Times New Roman"/>
+          <w:b/>
+          <w:bCs/>
+          <w:sz w:val="30"/>
+          <w:szCs w:val="30"/>
+        </w:rPr>
+        <w:t>MySQL Group Replication hoạt động ra sao?</w:t>
+      </w:r>
+    </w:p>
+    <w:p>
+      <w:pPr>
+        <w:pStyle w:val="Normal"/>
+        <w:ind w:hanging="0" w:start="-540" w:end="-449"/>
+        <w:rPr>
+          <w:rFonts w:ascii="Times New Roman" w:hAnsi="Times New Roman"/>
+          <w:b/>
+          <w:bCs/>
+          <w:sz w:val="30"/>
+          <w:szCs w:val="30"/>
+        </w:rPr>
+      </w:pPr>
+      <w:r>
+        <w:rPr>
+          <w:rFonts w:ascii="Times New Roman" w:hAnsi="Times New Roman"/>
+          <w:b/>
+          <w:bCs/>
+          <w:sz w:val="30"/>
+          <w:szCs w:val="30"/>
+        </w:rPr>
+        <w:t>Read/write splitting trong MySQL thường được triển khai như thế nào?</w:t>
+      </w:r>
+    </w:p>
+    <w:p>
+      <w:pPr>
+        <w:pStyle w:val="Normal"/>
+        <w:ind w:hanging="0" w:start="-540" w:end="-449"/>
+        <w:rPr>
+          <w:rFonts w:ascii="Times New Roman" w:hAnsi="Times New Roman"/>
+          <w:b/>
+          <w:bCs/>
+          <w:sz w:val="30"/>
+          <w:szCs w:val="30"/>
+        </w:rPr>
+      </w:pPr>
+      <w:r>
+        <w:rPr>
+          <w:rFonts w:ascii="Times New Roman" w:hAnsi="Times New Roman"/>
+          <w:b/>
+          <w:bCs/>
+          <w:sz w:val="30"/>
+          <w:szCs w:val="30"/>
+        </w:rPr>
+        <w:t>Slow Query Log trong MySQL dùng để làm gì và cách phân tích nó?</w:t>
+      </w:r>
+    </w:p>
+    <w:p>
+      <w:pPr>
+        <w:pStyle w:val="Normal"/>
+        <w:ind w:hanging="0" w:start="-540" w:end="-449"/>
+        <w:rPr>
+          <w:rFonts w:ascii="Times New Roman" w:hAnsi="Times New Roman"/>
+          <w:b/>
+          <w:bCs/>
+          <w:sz w:val="30"/>
+          <w:szCs w:val="30"/>
+        </w:rPr>
+      </w:pPr>
+      <w:r>
+        <w:rPr>
+          <w:rFonts w:ascii="Times New Roman" w:hAnsi="Times New Roman"/>
+          <w:b/>
+          <w:bCs/>
+          <w:sz w:val="30"/>
+          <w:szCs w:val="30"/>
+        </w:rPr>
+        <w:t>Tại sao innodb_buffer_pool_size là cấu hình quan trọng nhất trong MySQL?</w:t>
+      </w:r>
+    </w:p>
+    <w:p>
+      <w:pPr>
+        <w:pStyle w:val="Normal"/>
+        <w:ind w:hanging="0" w:start="-540" w:end="-449"/>
+        <w:rPr>
+          <w:rFonts w:ascii="Times New Roman" w:hAnsi="Times New Roman"/>
+          <w:b/>
+          <w:bCs/>
+          <w:sz w:val="30"/>
+          <w:szCs w:val="30"/>
+        </w:rPr>
+      </w:pPr>
+      <w:r>
+        <w:rPr>
+          <w:rFonts w:ascii="Times New Roman" w:hAnsi="Times New Roman"/>
+          <w:b/>
+          <w:bCs/>
+          <w:sz w:val="30"/>
+          <w:szCs w:val="30"/>
+        </w:rPr>
+        <w:t>Online DDL trong MySQL là gì và khi nào có thể thay đổi schema mà không khóa bảng?</w:t>
+      </w:r>
+    </w:p>
+    <w:p>
+      <w:pPr>
+        <w:pStyle w:val="Normal"/>
+        <w:ind w:hanging="0" w:start="-540" w:end="-449"/>
+        <w:rPr>
+          <w:rFonts w:ascii="Times New Roman" w:hAnsi="Times New Roman"/>
+          <w:sz w:val="30"/>
+          <w:szCs w:val="30"/>
+        </w:rPr>
+      </w:pPr>
+      <w:r>
+        <w:rPr>
+          <w:rFonts w:ascii="Times New Roman" w:hAnsi="Times New Roman"/>
+          <w:sz w:val="30"/>
+          <w:szCs w:val="30"/>
+        </w:rPr>
+      </w:r>
+    </w:p>
+    <w:p>
+      <w:pPr>
+        <w:pStyle w:val="Normal"/>
+        <w:ind w:hanging="0" w:start="-540" w:end="-449"/>
+        <w:rPr>
+          <w:rFonts w:ascii="Times New Roman" w:hAnsi="Times New Roman"/>
+          <w:sz w:val="30"/>
+          <w:szCs w:val="30"/>
+        </w:rPr>
+      </w:pPr>
+      <w:r>
+        <w:rPr>
+          <w:rFonts w:ascii="Times New Roman" w:hAnsi="Times New Roman"/>
+          <w:sz w:val="30"/>
+          <w:szCs w:val="30"/>
+        </w:rPr>
+      </w:r>
+    </w:p>
+    <w:p>
+      <w:pPr>
+        <w:pStyle w:val="Normal"/>
+        <w:ind w:hanging="0" w:start="-540" w:end="-449"/>
+        <w:rPr>
+          <w:rFonts w:ascii="Times New Roman" w:hAnsi="Times New Roman"/>
+          <w:sz w:val="30"/>
+          <w:szCs w:val="30"/>
+        </w:rPr>
+      </w:pPr>
+      <w:r>
+        <w:rPr>
+          <w:rFonts w:ascii="Times New Roman" w:hAnsi="Times New Roman"/>
+          <w:sz w:val="30"/>
+          <w:szCs w:val="30"/>
+        </w:rPr>
+      </w:r>
+    </w:p>
+    <w:p>
+      <w:pPr>
+        <w:pStyle w:val="Normal"/>
+        <w:ind w:hanging="0" w:start="-540" w:end="-449"/>
+        <w:rPr>
+          <w:rFonts w:ascii="Times New Roman" w:hAnsi="Times New Roman"/>
+          <w:b/>
+          <w:bCs/>
+          <w:color w:val="3465A4"/>
+          <w:sz w:val="30"/>
+          <w:szCs w:val="30"/>
+        </w:rPr>
+      </w:pPr>
+      <w:r>
+        <w:rPr>
+          <w:rFonts w:ascii="Times New Roman" w:hAnsi="Times New Roman"/>
+          <w:b/>
+          <w:bCs/>
+          <w:color w:val="3465A4"/>
+          <w:sz w:val="30"/>
+          <w:szCs w:val="30"/>
+        </w:rPr>
+        <w:t>Câu hỏi:</w:t>
+      </w:r>
+    </w:p>
+    <w:p>
+      <w:pPr>
+        <w:pStyle w:val="Normal"/>
+        <w:ind w:hanging="0" w:start="-540" w:end="-449"/>
+        <w:rPr>
+          <w:rFonts w:ascii="Times New Roman" w:hAnsi="Times New Roman"/>
+          <w:sz w:val="30"/>
+          <w:szCs w:val="30"/>
+        </w:rPr>
+      </w:pPr>
+      <w:r>
+        <w:rPr>
+          <w:rFonts w:ascii="Times New Roman" w:hAnsi="Times New Roman"/>
+          <w:sz w:val="30"/>
+          <w:szCs w:val="30"/>
+        </w:rPr>
+        <w:t xml:space="preserve">[VN] </w:t>
+      </w:r>
+    </w:p>
+    <w:p>
+      <w:pPr>
+        <w:pStyle w:val="Normal"/>
+        <w:ind w:hanging="0" w:start="-540" w:end="-449"/>
+        <w:rPr>
+          <w:rFonts w:ascii="Times New Roman" w:hAnsi="Times New Roman"/>
+          <w:sz w:val="30"/>
+          <w:szCs w:val="30"/>
+        </w:rPr>
+      </w:pPr>
+      <w:r>
+        <w:rPr>
+          <w:rFonts w:ascii="Times New Roman" w:hAnsi="Times New Roman"/>
+          <w:sz w:val="30"/>
+          <w:szCs w:val="30"/>
+        </w:rPr>
+      </w:r>
+    </w:p>
+    <w:p>
+      <w:pPr>
+        <w:pStyle w:val="Normal"/>
+        <w:ind w:hanging="0" w:start="-540" w:end="-449"/>
+        <w:rPr>
+          <w:rFonts w:ascii="Times New Roman" w:hAnsi="Times New Roman"/>
+          <w:sz w:val="30"/>
+          <w:szCs w:val="30"/>
+        </w:rPr>
+      </w:pPr>
+      <w:r>
+        <w:rPr>
+          <w:rFonts w:ascii="Times New Roman" w:hAnsi="Times New Roman"/>
+          <w:sz w:val="30"/>
+          <w:szCs w:val="30"/>
+        </w:rPr>
+        <w:t xml:space="preserve">[EN] </w:t>
+      </w:r>
+    </w:p>
+    <w:p>
+      <w:pPr>
+        <w:pStyle w:val="Normal"/>
+        <w:ind w:hanging="0" w:start="-540" w:end="-449"/>
+        <w:rPr>
+          <w:rFonts w:ascii="Times New Roman" w:hAnsi="Times New Roman"/>
+          <w:sz w:val="30"/>
+          <w:szCs w:val="30"/>
+        </w:rPr>
+      </w:pPr>
+      <w:r>
+        <w:rPr>
+          <w:rFonts w:ascii="Times New Roman" w:hAnsi="Times New Roman"/>
+          <w:sz w:val="30"/>
+          <w:szCs w:val="30"/>
+        </w:rPr>
+      </w:r>
+    </w:p>
+    <w:p>
+      <w:pPr>
+        <w:pStyle w:val="Normal"/>
+        <w:ind w:hanging="0" w:start="-540" w:end="-449"/>
+        <w:rPr>
+          <w:rFonts w:ascii="Times New Roman" w:hAnsi="Times New Roman"/>
+          <w:sz w:val="30"/>
+          <w:szCs w:val="30"/>
+        </w:rPr>
+      </w:pPr>
+      <w:r>
+        <w:rPr>
+          <w:rFonts w:ascii="Times New Roman" w:hAnsi="Times New Roman"/>
+          <w:sz w:val="30"/>
+          <w:szCs w:val="30"/>
+        </w:rPr>
+        <w:t xml:space="preserve">Hãy cho tôi câu trả lời bằng tiếng việt lẫn tiếng anh (dùng từ đơn giản) ngắn gọn nhưng đầy đủ và dễ hiểu, chỉ được viết thành đoạn văn bản cho câu hỏi sau: </w:t>
+      </w:r>
+    </w:p>
+    <w:p>
+      <w:pPr>
+        <w:pStyle w:val="Normal"/>
+        <w:ind w:hanging="0" w:start="-540" w:end="-449"/>
+        <w:rPr>
+          <w:rFonts w:ascii="Times New Roman" w:hAnsi="Times New Roman" w:eastAsia="NSimSun" w:cs="Lucida Sans"/>
+          <w:color w:val="auto"/>
+          <w:kern w:val="2"/>
+          <w:sz w:val="30"/>
+          <w:szCs w:val="30"/>
+          <w:lang w:val="en-US" w:eastAsia="zh-CN" w:bidi="hi-IN"/>
+        </w:rPr>
+      </w:pPr>
+      <w:r>
+        <w:rPr>
+          <w:rFonts w:eastAsia="NSimSun" w:cs="Lucida Sans" w:ascii="Times New Roman" w:hAnsi="Times New Roman"/>
+          <w:color w:val="auto"/>
+          <w:kern w:val="2"/>
+          <w:sz w:val="30"/>
+          <w:szCs w:val="30"/>
+          <w:lang w:val="en-US" w:eastAsia="zh-CN" w:bidi="hi-IN"/>
         </w:rPr>
       </w:r>
     </w:p>

--- a/documents/III_Database_Design_Optimization.docx
+++ b/documents/III_Database_Design_Optimization.docx
@@ -1376,44 +1376,44 @@
           <w:sz w:val="30"/>
           <w:szCs w:val="30"/>
         </w:rPr>
-        <w:t>[VN] Index trong PostgreSQL là một cấu trúc dữ liệu giúp tăng tốc độ truy vấn bằng cách tránh phải quét toàn bộ bảng (full table scan). Mặc định, PostgreSQL thường sử dụng B-Tree index, hoạt động giống như một cây được sắp xếp, cho phép tìm kiếm, so sánh bằng (=), lớn hơn (&gt;) hoặc nhỏ hơn (&lt;) rất nhanh. Khi có index trên một cột, database sẽ tra cứu trong index trước để tìm vị trí dữ liệu, sau đó truy cập trực tiếp đến row tương ứng. Tuy nhiên, index cũng chiếm thêm dung lượng lưu trữ và làm chậm thao tác insert, update, delete vì phải cập nhật index. Vì vậy, cần tạo index đúng cột thường dùng trong WHERE, JOIN hoặc ORDER BY để đạt hiệu quả tốt nhất.</w:t>
-      </w:r>
-    </w:p>
-    <w:p>
-      <w:pPr>
-        <w:pStyle w:val="Normal"/>
-        <w:ind w:hanging="0" w:start="-540" w:end="-449"/>
-        <w:rPr>
-          <w:rFonts w:ascii="Times New Roman" w:hAnsi="Times New Roman"/>
-          <w:sz w:val="30"/>
-          <w:szCs w:val="30"/>
-        </w:rPr>
-      </w:pPr>
-      <w:r>
-        <w:rPr>
-          <w:rFonts w:ascii="Times New Roman" w:hAnsi="Times New Roman"/>
-          <w:sz w:val="30"/>
-          <w:szCs w:val="30"/>
-        </w:rPr>
-      </w:r>
-    </w:p>
-    <w:p>
-      <w:pPr>
-        <w:pStyle w:val="Normal"/>
-        <w:ind w:hanging="0" w:start="-540" w:end="-449"/>
-        <w:rPr>
-          <w:rFonts w:ascii="Times New Roman" w:hAnsi="Times New Roman"/>
-          <w:sz w:val="30"/>
-          <w:szCs w:val="30"/>
-        </w:rPr>
-      </w:pPr>
-      <w:r>
-        <w:rPr>
-          <w:rFonts w:ascii="Times New Roman" w:hAnsi="Times New Roman"/>
-          <w:sz w:val="30"/>
-          <w:szCs w:val="30"/>
-        </w:rPr>
-        <w:t>[EN] An index in PostgreSQL is a data structure that improves query performance by avoiding full table scans. By default, PostgreSQL commonly uses B-Tree indexes, which work like a sorted tree structure and allow fast search for operations such as equals (=), greater than (&gt;), or less than (&lt;). When a column has an index, the database looks up the value in the index first, then directly accesses the corresponding row in the table. However, indexes consume additional storage space and can slow down insert, update, and delete operations because the index must also be updated. Therefore, indexes should be created carefully on columns frequently used in WHERE, JOIN, or ORDER BY clauses for best performance.</w:t>
+        <w:t>[VN] Index trong PostgreSQL là một cấu trúc dữ liệu giúp tăng tốc độ truy vấn bằng cách tránh phải quét toàn bộ bảng (full table scan). Mặc định, PostgreSQL thường sử dụng B-Tree index, hoạt động giống như một cây được sắp xếp, cho phép tìm kiếm, so sánh bằng, lớn hơn hoặc nhỏ hơn rất nhanh. Khi có index trên một cột, database sẽ tra cứu trong index trước để tìm vị trí dữ liệu, sau đó truy cập trực tiếp đến row tương ứng. Tuy nhiên, index cũng chiếm thêm dung lượng lưu trữ và làm chậm thao tác insert, update, delete vì phải cập nhật index. Vì vậy, cần tạo index đúng cột thường dùng trong WHERE, JOIN hoặc ORDER BY để đạt hiệu quả tốt nhất.</w:t>
+      </w:r>
+    </w:p>
+    <w:p>
+      <w:pPr>
+        <w:pStyle w:val="Normal"/>
+        <w:ind w:hanging="0" w:start="-540" w:end="-449"/>
+        <w:rPr>
+          <w:rFonts w:ascii="Times New Roman" w:hAnsi="Times New Roman"/>
+          <w:sz w:val="30"/>
+          <w:szCs w:val="30"/>
+        </w:rPr>
+      </w:pPr>
+      <w:r>
+        <w:rPr>
+          <w:rFonts w:ascii="Times New Roman" w:hAnsi="Times New Roman"/>
+          <w:sz w:val="30"/>
+          <w:szCs w:val="30"/>
+        </w:rPr>
+      </w:r>
+    </w:p>
+    <w:p>
+      <w:pPr>
+        <w:pStyle w:val="Normal"/>
+        <w:ind w:hanging="0" w:start="-540" w:end="-449"/>
+        <w:rPr>
+          <w:rFonts w:ascii="Times New Roman" w:hAnsi="Times New Roman"/>
+          <w:sz w:val="30"/>
+          <w:szCs w:val="30"/>
+        </w:rPr>
+      </w:pPr>
+      <w:r>
+        <w:rPr>
+          <w:rFonts w:ascii="Times New Roman" w:hAnsi="Times New Roman"/>
+          <w:sz w:val="30"/>
+          <w:szCs w:val="30"/>
+        </w:rPr>
+        <w:t>[EN] An index in PostgreSQL is a data structure that improves query performance by avoiding full table scans. By default, PostgreSQL commonly uses B-Tree indexes, which work like a sorted tree structure and allow fast search for operations such as equals, greater than, or less than. When a column has an index, the database looks up the value in the index first, then directly accesses the corresponding row in the table. However, indexes consume additional storage space and can slow down insert, update, and delete operations because the index must also be updated. Therefore, indexes should be created carefully on columns frequently used in WHERE, JOIN, or ORDER BY clauses for best performance.</w:t>
       </w:r>
     </w:p>
     <w:p>
@@ -3104,44 +3104,44 @@
           <w:sz w:val="30"/>
           <w:szCs w:val="30"/>
         </w:rPr>
-        <w:t>[VN] Trong PostgreSQL, B-tree là loại index mặc định, phù hợp cho so sánh bằng, lớn hơn, nhỏ hơn và dùng tốt cho hầu hết query thông thường như tìm theo id hoặc range. Hash index tối ưu cho so sánh bằng (=) nhưng ít dùng hơn vì B-tree cũng hỗ trợ tốt và linh hoạt hơn. GIN phù hợp cho dữ liệu phức tạp như array, JSONB hoặc full-text search vì nó index từng phần tử bên trong cấu trúc dữ liệu. GiST linh hoạt hơn, thường dùng cho dữ liệu không gian (geospatial) hoặc các kiểu dữ liệu cần so sánh đặc biệt. Tóm lại, B-tree cho nhu cầu phổ biến, Hash cho so sánh bằng đơn giản, GIN cho dữ liệu nhiều giá trị bên trong, và GiST cho dữ liệu đặc biệt như không gian.</w:t>
-      </w:r>
-    </w:p>
-    <w:p>
-      <w:pPr>
-        <w:pStyle w:val="Normal"/>
-        <w:ind w:hanging="0" w:start="-540" w:end="-449"/>
-        <w:rPr>
-          <w:rFonts w:ascii="Times New Roman" w:hAnsi="Times New Roman"/>
-          <w:sz w:val="30"/>
-          <w:szCs w:val="30"/>
-        </w:rPr>
-      </w:pPr>
-      <w:r>
-        <w:rPr>
-          <w:rFonts w:ascii="Times New Roman" w:hAnsi="Times New Roman"/>
-          <w:sz w:val="30"/>
-          <w:szCs w:val="30"/>
-        </w:rPr>
-      </w:r>
-    </w:p>
-    <w:p>
-      <w:pPr>
-        <w:pStyle w:val="Normal"/>
-        <w:ind w:hanging="0" w:start="-540" w:end="-449"/>
-        <w:rPr>
-          <w:rFonts w:ascii="Times New Roman" w:hAnsi="Times New Roman"/>
-          <w:sz w:val="30"/>
-          <w:szCs w:val="30"/>
-        </w:rPr>
-      </w:pPr>
-      <w:r>
-        <w:rPr>
-          <w:rFonts w:ascii="Times New Roman" w:hAnsi="Times New Roman"/>
-          <w:sz w:val="30"/>
-          <w:szCs w:val="30"/>
-        </w:rPr>
-        <w:t>[EN] In PostgreSQL, B-tree is the default index type and is suitable for equality and range comparisons, working well for most common queries such as searching by id or ranges. Hash index is optimized for equality (=) comparisons but is less commonly used because B-tree already handles this well and is more flexible. GIN is suitable for complex data types like arrays, JSONB, or full-text search because it indexes individual elements inside the data structure. GiST is more flexible and is often used for spatial (geospatial) data or special comparison needs. In short, B-tree is for general use, Hash for simple equality, GIN for multi-value or document-like data, and GiST for special data such as spatial types.</w:t>
+        <w:t>[VN] Trong PostgreSQL, B-tree là loại index mặc định, phù hợp cho so sánh bằng, lớn hơn, nhỏ hơn và dùng tốt cho hầu hết query thông thường như tìm theo id hoặc range. Hash index tối ưu cho so sánh bằng nhưng ít dùng hơn vì B-tree cũng hỗ trợ tốt và linh hoạt hơn. GIN phù hợp cho dữ liệu phức tạp như array, JSONB hoặc full-text search vì nó index từng phần tử bên trong cấu trúc dữ liệu. GiST linh hoạt hơn, thường dùng cho dữ liệu không gian (geospatial) hoặc các kiểu dữ liệu cần so sánh đặc biệt. Tóm lại, B-tree cho nhu cầu phổ biến, Hash cho so sánh bằng đơn giản, GIN cho dữ liệu nhiều giá trị bên trong, và GiST cho dữ liệu đặc biệt như không gian.</w:t>
+      </w:r>
+    </w:p>
+    <w:p>
+      <w:pPr>
+        <w:pStyle w:val="Normal"/>
+        <w:ind w:hanging="0" w:start="-540" w:end="-449"/>
+        <w:rPr>
+          <w:rFonts w:ascii="Times New Roman" w:hAnsi="Times New Roman"/>
+          <w:sz w:val="30"/>
+          <w:szCs w:val="30"/>
+        </w:rPr>
+      </w:pPr>
+      <w:r>
+        <w:rPr>
+          <w:rFonts w:ascii="Times New Roman" w:hAnsi="Times New Roman"/>
+          <w:sz w:val="30"/>
+          <w:szCs w:val="30"/>
+        </w:rPr>
+      </w:r>
+    </w:p>
+    <w:p>
+      <w:pPr>
+        <w:pStyle w:val="Normal"/>
+        <w:ind w:hanging="0" w:start="-540" w:end="-449"/>
+        <w:rPr>
+          <w:rFonts w:ascii="Times New Roman" w:hAnsi="Times New Roman"/>
+          <w:sz w:val="30"/>
+          <w:szCs w:val="30"/>
+        </w:rPr>
+      </w:pPr>
+      <w:r>
+        <w:rPr>
+          <w:rFonts w:ascii="Times New Roman" w:hAnsi="Times New Roman"/>
+          <w:sz w:val="30"/>
+          <w:szCs w:val="30"/>
+        </w:rPr>
+        <w:t>[EN] In PostgreSQL, B-tree is the default index type and is suitable for equality and range comparisons, working well for most common queries such as searching by id or ranges. Hash index is optimized for equality comparisons but is less commonly used because B-tree already handles this well and is more flexible. GIN is suitable for complex data types like arrays, JSONB, or full-text search because it indexes individual elements inside the data structure. GiST is more flexible and is often used for spatial (geospatial) data or special comparison needs. In short, B-tree is for general use, Hash for simple equality, GIN for multi-value or document-like data, and GiST for special data such as spatial types.</w:t>
       </w:r>
     </w:p>
     <w:p>
@@ -3228,44 +3228,44 @@
           <w:sz w:val="30"/>
           <w:szCs w:val="30"/>
         </w:rPr>
-        <w:t>[VN] Index có thể giúp cho LIKE hoặc ILIKE nhưng tùy cách dùng. Với B-tree index, nó chỉ hiệu quả khi pattern có dạng “prefix%” (ví dụ name LIKE 'abc%') vì database có thể dùng index để tìm theo thứ tự. Nếu pattern bắt đầu bằng ký tự đại diện như “%abc” thì B-tree không dùng được. Với ILIKE (không phân biệt hoa thường), thường cần tạo index trên lower(column) hoặc dùng extension như pg_trgm để hỗ trợ tìm kiếm gần đúng và pattern phức tạp. Tóm lại, index giúp cho LIKE khi có prefix rõ ràng, còn pattern linh hoạt hơn cần kỹ thuật hoặc index đặc biệt.</w:t>
-      </w:r>
-    </w:p>
-    <w:p>
-      <w:pPr>
-        <w:pStyle w:val="Normal"/>
-        <w:ind w:hanging="0" w:start="-540" w:end="-449"/>
-        <w:rPr>
-          <w:rFonts w:ascii="Times New Roman" w:hAnsi="Times New Roman"/>
-          <w:sz w:val="30"/>
-          <w:szCs w:val="30"/>
-        </w:rPr>
-      </w:pPr>
-      <w:r>
-        <w:rPr>
-          <w:rFonts w:ascii="Times New Roman" w:hAnsi="Times New Roman"/>
-          <w:sz w:val="30"/>
-          <w:szCs w:val="30"/>
-        </w:rPr>
-      </w:r>
-    </w:p>
-    <w:p>
-      <w:pPr>
-        <w:pStyle w:val="Normal"/>
-        <w:ind w:hanging="0" w:start="-540" w:end="-449"/>
-        <w:rPr>
-          <w:rFonts w:ascii="Times New Roman" w:hAnsi="Times New Roman"/>
-          <w:sz w:val="30"/>
-          <w:szCs w:val="30"/>
-        </w:rPr>
-      </w:pPr>
-      <w:r>
-        <w:rPr>
-          <w:rFonts w:ascii="Times New Roman" w:hAnsi="Times New Roman"/>
-          <w:sz w:val="30"/>
-          <w:szCs w:val="30"/>
-        </w:rPr>
-        <w:t>[EN] An index can help with LIKE or ILIKE, but it depends on how it is used. With a B-tree index, it works efficiently only when the pattern is a prefix search like “prefix%” (for example, name LIKE 'abc%') because the database can use the sorted order of the index. If the pattern starts with a wildcard like “%abc”, a B-tree index cannot be used. For ILIKE (case-insensitive search), you usually need to create an index on lower(column) or use extensions like pg_trgm to support more flexible or fuzzy patterns. In short, an index helps LIKE when there is a clear prefix, while more flexible patterns require special techniques or indexes.</w:t>
+        <w:t>[VN] Index có thể giúp cho LIKE hoặc ILIKE nhưng tùy cách dùng. Với B-tree index, nó chỉ hiệu quả khi pattern có dạng "prefix%" (ví dụ name LIKE 'abc%') vì database có thể dùng index để tìm theo thứ tự. Nếu pattern bắt đầu bằng ký tự đại diện như "%abc" thì B-tree không dùng được. Với ILIKE (không phân biệt hoa thường), thường cần tạo index trên lower(column) hoặc dùng extension như pg_trgm để hỗ trợ tìm kiếm gần đúng và pattern phức tạp. Tóm lại, index giúp cho LIKE khi có prefix rõ ràng, còn pattern linh hoạt hơn cần kỹ thuật hoặc index đặc biệt.</w:t>
+      </w:r>
+    </w:p>
+    <w:p>
+      <w:pPr>
+        <w:pStyle w:val="Normal"/>
+        <w:ind w:hanging="0" w:start="-540" w:end="-449"/>
+        <w:rPr>
+          <w:rFonts w:ascii="Times New Roman" w:hAnsi="Times New Roman"/>
+          <w:sz w:val="30"/>
+          <w:szCs w:val="30"/>
+        </w:rPr>
+      </w:pPr>
+      <w:r>
+        <w:rPr>
+          <w:rFonts w:ascii="Times New Roman" w:hAnsi="Times New Roman"/>
+          <w:sz w:val="30"/>
+          <w:szCs w:val="30"/>
+        </w:rPr>
+      </w:r>
+    </w:p>
+    <w:p>
+      <w:pPr>
+        <w:pStyle w:val="Normal"/>
+        <w:ind w:hanging="0" w:start="-540" w:end="-449"/>
+        <w:rPr>
+          <w:rFonts w:ascii="Times New Roman" w:hAnsi="Times New Roman"/>
+          <w:sz w:val="30"/>
+          <w:szCs w:val="30"/>
+        </w:rPr>
+      </w:pPr>
+      <w:r>
+        <w:rPr>
+          <w:rFonts w:ascii="Times New Roman" w:hAnsi="Times New Roman"/>
+          <w:sz w:val="30"/>
+          <w:szCs w:val="30"/>
+        </w:rPr>
+        <w:t>[EN] An index can help with LIKE or ILIKE, but it depends on how it is used. With a B-tree index, it works efficiently only when the pattern is a prefix search like "prefix%" (for example, name LIKE 'abc%') because the database can use the sorted order of the index. If the pattern starts with a wildcard like "%abc", a B-tree index cannot be used. For ILIKE (case-insensitive search), you usually need to create an index on lower(column) or use extensions like pg_trgm to support more flexible or fuzzy patterns. In short, an index helps LIKE when there is a clear prefix, while more flexible patterns require special techniques or indexes.</w:t>
       </w:r>
     </w:p>
     <w:p>
@@ -3352,44 +3352,44 @@
           <w:sz w:val="30"/>
           <w:szCs w:val="30"/>
         </w:rPr>
-        <w:t>[VN] PostgreSQL có thể không sử dụng index dù đã tạo khi planner ước tính rằng quét toàn bảng (sequential scan) rẻ hơn, ví dụ khi bảng nhỏ hoặc khi query trả về phần lớn dữ liệu. Index cũng không được dùng nếu điều kiện không phù hợp với loại index, như dùng hàm trên cột nhưng không có functional index, hoặc dùng LIKE với “%abc”. Ngoài ra, thống kê (statistics) cũ hoặc không chính xác cũng làm planner chọn kế hoạch sai. Tóm lại, PostgreSQL dựa trên cost estimation, nên nếu dùng index không giúp giảm chi phí thì nó sẽ bỏ qua.</w:t>
-      </w:r>
-    </w:p>
-    <w:p>
-      <w:pPr>
-        <w:pStyle w:val="Normal"/>
-        <w:ind w:hanging="0" w:start="-540" w:end="-449"/>
-        <w:rPr>
-          <w:rFonts w:ascii="Times New Roman" w:hAnsi="Times New Roman"/>
-          <w:sz w:val="30"/>
-          <w:szCs w:val="30"/>
-        </w:rPr>
-      </w:pPr>
-      <w:r>
-        <w:rPr>
-          <w:rFonts w:ascii="Times New Roman" w:hAnsi="Times New Roman"/>
-          <w:sz w:val="30"/>
-          <w:szCs w:val="30"/>
-        </w:rPr>
-      </w:r>
-    </w:p>
-    <w:p>
-      <w:pPr>
-        <w:pStyle w:val="Normal"/>
-        <w:ind w:hanging="0" w:start="-540" w:end="-449"/>
-        <w:rPr>
-          <w:rFonts w:ascii="Times New Roman" w:hAnsi="Times New Roman"/>
-          <w:sz w:val="30"/>
-          <w:szCs w:val="30"/>
-        </w:rPr>
-      </w:pPr>
-      <w:r>
-        <w:rPr>
-          <w:rFonts w:ascii="Times New Roman" w:hAnsi="Times New Roman"/>
-          <w:sz w:val="30"/>
-          <w:szCs w:val="30"/>
-        </w:rPr>
-        <w:t>[EN] PostgreSQL may not use an index even if it exists when the query planner estimates that a sequential scan is cheaper, for example when the table is small or the query returns a large portion of rows. An index is also not used if the condition does not match the index type, such as applying a function to a column without a functional index, or using LIKE with “%abc”. Outdated or inaccurate statistics can also cause the planner to choose a different plan. In short, PostgreSQL uses cost estimation, so if the index does not reduce the cost, it will ignore it.</w:t>
+        <w:t>[VN] PostgreSQL có thể không sử dụng index dù đã tạo khi planner ước tính rằng quét toàn bảng (sequential scan) rẻ hơn, ví dụ khi bảng nhỏ hoặc khi query trả về phần lớn dữ liệu. Index cũng không được dùng nếu điều kiện không phù hợp với loại index, như dùng hàm trên cột nhưng không có functional index, hoặc dùng LIKE với "%abc". Ngoài ra, thống kê (statistics) cũ hoặc không chính xác cũng làm planner chọn kế hoạch sai. Tóm lại, PostgreSQL dựa trên cost estimation, nên nếu dùng index không giúp giảm chi phí thì nó sẽ bỏ qua.</w:t>
+      </w:r>
+    </w:p>
+    <w:p>
+      <w:pPr>
+        <w:pStyle w:val="Normal"/>
+        <w:ind w:hanging="0" w:start="-540" w:end="-449"/>
+        <w:rPr>
+          <w:rFonts w:ascii="Times New Roman" w:hAnsi="Times New Roman"/>
+          <w:sz w:val="30"/>
+          <w:szCs w:val="30"/>
+        </w:rPr>
+      </w:pPr>
+      <w:r>
+        <w:rPr>
+          <w:rFonts w:ascii="Times New Roman" w:hAnsi="Times New Roman"/>
+          <w:sz w:val="30"/>
+          <w:szCs w:val="30"/>
+        </w:rPr>
+      </w:r>
+    </w:p>
+    <w:p>
+      <w:pPr>
+        <w:pStyle w:val="Normal"/>
+        <w:ind w:hanging="0" w:start="-540" w:end="-449"/>
+        <w:rPr>
+          <w:rFonts w:ascii="Times New Roman" w:hAnsi="Times New Roman"/>
+          <w:sz w:val="30"/>
+          <w:szCs w:val="30"/>
+        </w:rPr>
+      </w:pPr>
+      <w:r>
+        <w:rPr>
+          <w:rFonts w:ascii="Times New Roman" w:hAnsi="Times New Roman"/>
+          <w:sz w:val="30"/>
+          <w:szCs w:val="30"/>
+        </w:rPr>
+        <w:t>[EN] PostgreSQL may not use an index even if it exists when the query planner estimates that a sequential scan is cheaper, for example when the table is small or the query returns a large portion of rows. An index is also not used if the condition does not match the index type, such as applying a function to a column without a functional index, or using LIKE with "%abc". Outdated or inaccurate statistics can also cause the planner to choose a different plan. In short, PostgreSQL uses cost estimation, so if the index does not reduce the cost, it will ignore it.</w:t>
       </w:r>
     </w:p>
     <w:p>
@@ -3848,7 +3848,7 @@
           <w:sz w:val="30"/>
           <w:szCs w:val="30"/>
         </w:rPr>
-        <w:t>[VN] Lock và blocking ảnh hưởng performance khi một transaction giữ lock trên dữ liệu và transaction khác phải chờ, làm tăng thời gian phản hồi và giảm throughput hệ thống. Khi nhiều request cùng chờ một lock, CPU có thể nhàn rỗi nhưng ứng dụng vẫn chậm vì bị “kẹt” ở database. Blocking kéo dài còn có thể gây timeout, deadlock và làm user thấy hệ thống treo. Tóm lại, lock là cần thiết để đảm bảo tính nhất quán, nhưng nếu không thiết kế tốt thì blocking sẽ làm giảm hiệu năng và khả năng mở rộng.</w:t>
+        <w:t>[VN] Lock và blocking ảnh hưởng performance khi một transaction giữ lock trên dữ liệu và transaction khác phải chờ, làm tăng thời gian phản hồi và giảm throughput hệ thống. Khi nhiều request cùng chờ một lock, CPU có thể nhàn rỗi nhưng ứng dụng vẫn chậm vì bị "kẹt" ở database. Blocking kéo dài còn có thể gây timeout, deadlock và làm user thấy hệ thống treo. Tóm lại, lock là cần thiết để đảm bảo tính nhất quán, nhưng nếu không thiết kế tốt thì blocking sẽ làm giảm hiệu năng và khả năng mở rộng.</w:t>
       </w:r>
     </w:p>
     <w:p>
@@ -4220,7 +4220,7 @@
           <w:sz w:val="30"/>
           <w:szCs w:val="30"/>
         </w:rPr>
-        <w:t>[VN] Covering index (index only scan) là khi database có thể trả kết quả chỉ bằng cách đọc dữ liệu từ index mà không cần truy cập vào bảng chính (table). Điều này xảy ra khi tất cả các cột cần trong câu query (SELECT, WHERE, ORDER BY) đều nằm trong index. Khi đó, database tiết kiệm I/O, giảm số lần đọc disk và tăng hiệu năng. Tóm lại, covering index giúp query nhanh hơn vì không cần “quay về” table để lấy thêm dữ liệu.</w:t>
+        <w:t>[VN] Covering index (index only scan) là khi database có thể trả kết quả chỉ bằng cách đọc dữ liệu từ index mà không cần truy cập vào bảng chính (table). Điều này xảy ra khi tất cả các cột cần trong câu query (SELECT, WHERE, ORDER BY) đều nằm trong index. Khi đó, database tiết kiệm I/O, giảm số lần đọc disk và tăng hiệu năng. Tóm lại, covering index giúp query nhanh hơn vì không cần "quay về" table để lấy thêm dữ liệu.</w:t>
       </w:r>
     </w:p>
     <w:p>
@@ -4964,44 +4964,44 @@
           <w:sz w:val="30"/>
           <w:szCs w:val="30"/>
         </w:rPr>
-        <w:t>[VN] Query planner trong PostgreSQL là thành phần quyết định cách thực thi một câu lệnh SQL, ví dụ dùng index scan hay sequential scan, join theo cách nào. Cost-based optimizer là cơ chế ước tính “chi phí” của nhiều execution plan khác nhau dựa trên thống kê dữ liệu (statistics), số dòng dự đoán, chi phí I/O và CPU, rồi chọn plan có cost thấp nhất. Vì nó dựa vào ước tính nên nếu statistics không chính xác hoặc dữ liệu thay đổi nhiều, planner có thể chọn plan chưa tối ưu. Tóm lại, query planner dùng cost-based optimizer để chọn cách chạy query hiệu quả nhất dựa trên ước tính chi phí.</w:t>
-      </w:r>
-    </w:p>
-    <w:p>
-      <w:pPr>
-        <w:pStyle w:val="Normal"/>
-        <w:ind w:hanging="0" w:start="-540" w:end="-449"/>
-        <w:rPr>
-          <w:rFonts w:ascii="Times New Roman" w:hAnsi="Times New Roman"/>
-          <w:sz w:val="30"/>
-          <w:szCs w:val="30"/>
-        </w:rPr>
-      </w:pPr>
-      <w:r>
-        <w:rPr>
-          <w:rFonts w:ascii="Times New Roman" w:hAnsi="Times New Roman"/>
-          <w:sz w:val="30"/>
-          <w:szCs w:val="30"/>
-        </w:rPr>
-      </w:r>
-    </w:p>
-    <w:p>
-      <w:pPr>
-        <w:pStyle w:val="Normal"/>
-        <w:ind w:hanging="0" w:start="-540" w:end="-449"/>
-        <w:rPr>
-          <w:rFonts w:ascii="Times New Roman" w:hAnsi="Times New Roman"/>
-          <w:sz w:val="30"/>
-          <w:szCs w:val="30"/>
-        </w:rPr>
-      </w:pPr>
-      <w:r>
-        <w:rPr>
-          <w:rFonts w:ascii="Times New Roman" w:hAnsi="Times New Roman"/>
-          <w:sz w:val="30"/>
-          <w:szCs w:val="30"/>
-        </w:rPr>
-        <w:t>[EN] In PostgreSQL, the query planner is the component that decides how to execute an SQL statement, for example whether to use an index scan or sequential scan, and which join method to apply. The cost-based optimizer estimates the “cost” of different execution plans based on data statistics, estimated row counts, I/O cost, and CPU cost, then chooses the plan with the lowest cost. Since it relies on estimation, if statistics are outdated or data changes significantly, the planner may choose a suboptimal plan. In short, the query planner uses a cost-based optimizer to select the most efficient way to run a query based on estimated costs.</w:t>
+        <w:t>[VN] Query planner trong PostgreSQL là thành phần quyết định cách thực thi một câu lệnh SQL, ví dụ dùng index scan hay sequential scan, join theo cách nào. Cost-based optimizer là cơ chế ước tính "chi phí" của nhiều execution plan khác nhau dựa trên thống kê dữ liệu (statistics), số dòng dự đoán, chi phí I/O và CPU, rồi chọn plan có cost thấp nhất. Vì nó dựa vào ước tính nên nếu statistics không chính xác hoặc dữ liệu thay đổi nhiều, planner có thể chọn plan chưa tối ưu. Tóm lại, query planner dùng cost-based optimizer để chọn cách chạy query hiệu quả nhất dựa trên ước tính chi phí.</w:t>
+      </w:r>
+    </w:p>
+    <w:p>
+      <w:pPr>
+        <w:pStyle w:val="Normal"/>
+        <w:ind w:hanging="0" w:start="-540" w:end="-449"/>
+        <w:rPr>
+          <w:rFonts w:ascii="Times New Roman" w:hAnsi="Times New Roman"/>
+          <w:sz w:val="30"/>
+          <w:szCs w:val="30"/>
+        </w:rPr>
+      </w:pPr>
+      <w:r>
+        <w:rPr>
+          <w:rFonts w:ascii="Times New Roman" w:hAnsi="Times New Roman"/>
+          <w:sz w:val="30"/>
+          <w:szCs w:val="30"/>
+        </w:rPr>
+      </w:r>
+    </w:p>
+    <w:p>
+      <w:pPr>
+        <w:pStyle w:val="Normal"/>
+        <w:ind w:hanging="0" w:start="-540" w:end="-449"/>
+        <w:rPr>
+          <w:rFonts w:ascii="Times New Roman" w:hAnsi="Times New Roman"/>
+          <w:sz w:val="30"/>
+          <w:szCs w:val="30"/>
+        </w:rPr>
+      </w:pPr>
+      <w:r>
+        <w:rPr>
+          <w:rFonts w:ascii="Times New Roman" w:hAnsi="Times New Roman"/>
+          <w:sz w:val="30"/>
+          <w:szCs w:val="30"/>
+        </w:rPr>
+        <w:t>[EN] In PostgreSQL, the query planner is the component that decides how to execute an SQL statement, for example whether to use an index scan or sequential scan, and which join method to apply. The cost-based optimizer estimates the "cost" of different execution plans based on data statistics, estimated row counts, I/O cost, and CPU cost, then chooses the plan with the lowest cost. Since it relies on estimation, if statistics are outdated or data changes significantly, the planner may choose a suboptimal plan. In short, the query planner uses a cost-based optimizer to select the most efficient way to run a query based on estimated costs.</w:t>
       </w:r>
     </w:p>
     <w:p>
@@ -5584,44 +5584,44 @@
           <w:sz w:val="30"/>
           <w:szCs w:val="30"/>
         </w:rPr>
-        <w:t>[VN] Cần tăng work_mem khi query có nhiều thao tác sort, hash join hoặc aggregation lớn và bị tràn ra disk (thấy trong execution plan có “external sort” hoặc hash bị spill). work_mem áp dụng cho từng operation, nên tăng quá cao có thể gây thiếu RAM khi nhiều query chạy cùng lúc. shared_buffers nên tăng khi database có nhiều dữ liệu được truy cập lặp lại và cần cache nhiều block trong bộ nhớ để giảm I/O disk. Tuy nhiên, tăng shared_buffers quá mức cũng có thể không hiệu quả nếu vượt quá khả năng RAM hệ thống. Tóm lại, tăng work_mem khi cần xử lý sort/hash lớn trong bộ nhớ, và tăng shared_buffers khi muốn cải thiện cache dữ liệu thường xuyên truy cập.</w:t>
-      </w:r>
-    </w:p>
-    <w:p>
-      <w:pPr>
-        <w:pStyle w:val="Normal"/>
-        <w:ind w:hanging="0" w:start="-540" w:end="-449"/>
-        <w:rPr>
-          <w:rFonts w:ascii="Times New Roman" w:hAnsi="Times New Roman"/>
-          <w:sz w:val="30"/>
-          <w:szCs w:val="30"/>
-        </w:rPr>
-      </w:pPr>
-      <w:r>
-        <w:rPr>
-          <w:rFonts w:ascii="Times New Roman" w:hAnsi="Times New Roman"/>
-          <w:sz w:val="30"/>
-          <w:szCs w:val="30"/>
-        </w:rPr>
-      </w:r>
-    </w:p>
-    <w:p>
-      <w:pPr>
-        <w:pStyle w:val="Normal"/>
-        <w:ind w:hanging="0" w:start="-540" w:end="-449"/>
-        <w:rPr>
-          <w:rFonts w:ascii="Times New Roman" w:hAnsi="Times New Roman"/>
-          <w:sz w:val="30"/>
-          <w:szCs w:val="30"/>
-        </w:rPr>
-      </w:pPr>
-      <w:r>
-        <w:rPr>
-          <w:rFonts w:ascii="Times New Roman" w:hAnsi="Times New Roman"/>
-          <w:sz w:val="30"/>
-          <w:szCs w:val="30"/>
-        </w:rPr>
-        <w:t>[EN] You should increase work_mem when queries perform large sorts, hash joins, or aggregations that spill to disk (for example, “external sort” or hash spill shown in the execution plan). work_mem applies per operation, so setting it too high can cause memory issues when many queries run at the same time. shared_buffers should be increased when the database frequently accesses the same data and needs more memory to cache blocks, reducing disk I/O. However, setting shared_buffers too high may not be effective if it exceeds available system RAM. In short, increase work_mem for large in-memory sort/hash operations, and increase shared_buffers to improve caching of frequently accessed data.</w:t>
+        <w:t>[VN] Cần tăng work_mem khi query có nhiều thao tác sort, hash join hoặc aggregation lớn và bị tràn ra disk (thấy trong execution plan có "external sort" hoặc hash bị spill). work_mem áp dụng cho từng operation, nên tăng quá cao có thể gây thiếu RAM khi nhiều query chạy cùng lúc. shared_buffers nên tăng khi database có nhiều dữ liệu được truy cập lặp lại và cần cache nhiều block trong bộ nhớ để giảm I/O disk. Tuy nhiên, tăng shared_buffers quá mức cũng có thể không hiệu quả nếu vượt quá khả năng RAM hệ thống. Tóm lại, tăng work_mem khi cần xử lý sort/hash lớn trong bộ nhớ, và tăng shared_buffers khi muốn cải thiện cache dữ liệu thường xuyên truy cập.</w:t>
+      </w:r>
+    </w:p>
+    <w:p>
+      <w:pPr>
+        <w:pStyle w:val="Normal"/>
+        <w:ind w:hanging="0" w:start="-540" w:end="-449"/>
+        <w:rPr>
+          <w:rFonts w:ascii="Times New Roman" w:hAnsi="Times New Roman"/>
+          <w:sz w:val="30"/>
+          <w:szCs w:val="30"/>
+        </w:rPr>
+      </w:pPr>
+      <w:r>
+        <w:rPr>
+          <w:rFonts w:ascii="Times New Roman" w:hAnsi="Times New Roman"/>
+          <w:sz w:val="30"/>
+          <w:szCs w:val="30"/>
+        </w:rPr>
+      </w:r>
+    </w:p>
+    <w:p>
+      <w:pPr>
+        <w:pStyle w:val="Normal"/>
+        <w:ind w:hanging="0" w:start="-540" w:end="-449"/>
+        <w:rPr>
+          <w:rFonts w:ascii="Times New Roman" w:hAnsi="Times New Roman"/>
+          <w:sz w:val="30"/>
+          <w:szCs w:val="30"/>
+        </w:rPr>
+      </w:pPr>
+      <w:r>
+        <w:rPr>
+          <w:rFonts w:ascii="Times New Roman" w:hAnsi="Times New Roman"/>
+          <w:sz w:val="30"/>
+          <w:szCs w:val="30"/>
+        </w:rPr>
+        <w:t>[EN] You should increase work_mem when queries perform large sorts, hash joins, or aggregations that spill to disk (for example, "external sort" or hash spill shown in the execution plan). work_mem applies per operation, so setting it too high can cause memory issues when many queries run at the same time. shared_buffers should be increased when the database frequently accesses the same data and needs more memory to cache blocks, reducing disk I/O. However, setting shared_buffers too high may not be effective if it exceeds available system RAM. In short, increase work_mem for large in-memory sort/hash operations, and increase shared_buffers to improve caching of frequently accessed data.</w:t>
       </w:r>
     </w:p>
     <w:p>
@@ -6160,6 +6160,130 @@
           <w:sz w:val="30"/>
           <w:szCs w:val="30"/>
         </w:rPr>
+        <w:t>[VN] CTE là gì trong PostgreSQL?</w:t>
+      </w:r>
+    </w:p>
+    <w:p>
+      <w:pPr>
+        <w:pStyle w:val="Normal"/>
+        <w:ind w:hanging="0" w:start="-540" w:end="-449"/>
+        <w:rPr>
+          <w:rFonts w:ascii="Times New Roman" w:hAnsi="Times New Roman"/>
+          <w:b/>
+          <w:bCs/>
+          <w:color w:val="3465A4"/>
+          <w:sz w:val="30"/>
+          <w:szCs w:val="30"/>
+        </w:rPr>
+      </w:pPr>
+      <w:r>
+        <w:rPr>
+          <w:rFonts w:ascii="Times New Roman" w:hAnsi="Times New Roman"/>
+          <w:b/>
+          <w:bCs/>
+          <w:color w:val="3465A4"/>
+          <w:sz w:val="30"/>
+          <w:szCs w:val="30"/>
+        </w:rPr>
+        <w:t>[EN] What is CTE in PostgreSQL?</w:t>
+      </w:r>
+    </w:p>
+    <w:p>
+      <w:pPr>
+        <w:pStyle w:val="Normal"/>
+        <w:ind w:hanging="0" w:start="-540" w:end="-449"/>
+        <w:rPr>
+          <w:rFonts w:ascii="Times New Roman" w:hAnsi="Times New Roman"/>
+          <w:sz w:val="30"/>
+          <w:szCs w:val="30"/>
+        </w:rPr>
+      </w:pPr>
+      <w:r>
+        <w:rPr>
+          <w:rFonts w:ascii="Times New Roman" w:hAnsi="Times New Roman"/>
+          <w:sz w:val="30"/>
+          <w:szCs w:val="30"/>
+        </w:rPr>
+        <w:t>[VN] CTE (Common Table Expression) trong PostgreSQL là một truy vấn tạm thời được định nghĩa bằng từ khóa WITH, cho phép bạn đặt tên cho một kết quả trung gian và sử dụng lại trong query chính. CTE giúp chia nhỏ truy vấn phức tạp thành các bước rõ ràng, dễ đọc và dễ bảo trì hơn, giống như tạo "biến tạm" trong SQL. Ngoài ra, CTE còn hỗ trợ đệ quy (recursive) để xử lý các dữ liệu dạng cây hoặc phân cấp.</w:t>
+      </w:r>
+    </w:p>
+    <w:p>
+      <w:pPr>
+        <w:pStyle w:val="Normal"/>
+        <w:ind w:hanging="0" w:start="-540" w:end="-449"/>
+        <w:rPr>
+          <w:rFonts w:ascii="Times New Roman" w:hAnsi="Times New Roman"/>
+          <w:sz w:val="30"/>
+          <w:szCs w:val="30"/>
+        </w:rPr>
+      </w:pPr>
+      <w:r>
+        <w:rPr>
+          <w:rFonts w:ascii="Times New Roman" w:hAnsi="Times New Roman"/>
+          <w:sz w:val="30"/>
+          <w:szCs w:val="30"/>
+        </w:rPr>
+      </w:r>
+    </w:p>
+    <w:p>
+      <w:pPr>
+        <w:pStyle w:val="Normal"/>
+        <w:ind w:hanging="0" w:start="-540" w:end="-449"/>
+        <w:rPr>
+          <w:rFonts w:ascii="Times New Roman" w:hAnsi="Times New Roman"/>
+          <w:sz w:val="30"/>
+          <w:szCs w:val="30"/>
+        </w:rPr>
+      </w:pPr>
+      <w:r>
+        <w:rPr>
+          <w:rFonts w:ascii="Times New Roman" w:hAnsi="Times New Roman"/>
+          <w:sz w:val="30"/>
+          <w:szCs w:val="30"/>
+        </w:rPr>
+        <w:t>[EN] CTE (Common Table Expression) in PostgreSQL is a temporary query defined using the WITH keyword, which allows you to name an intermediate result and reuse it in the main query. It helps break complex queries into simpler, more readable steps, similar to using a temporary variable in SQL. CTE also supports recursive queries to work with hierarchical or tree-like data.</w:t>
+      </w:r>
+    </w:p>
+    <w:p>
+      <w:pPr>
+        <w:pStyle w:val="Normal"/>
+        <w:ind w:hanging="0" w:start="-540" w:end="-449"/>
+        <w:rPr>
+          <w:rFonts w:ascii="Times New Roman" w:hAnsi="Times New Roman"/>
+          <w:sz w:val="30"/>
+          <w:szCs w:val="30"/>
+        </w:rPr>
+      </w:pPr>
+      <w:r>
+        <w:rPr>
+          <w:rFonts w:ascii="Times New Roman" w:hAnsi="Times New Roman"/>
+          <w:sz w:val="30"/>
+          <w:szCs w:val="30"/>
+        </w:rPr>
+      </w:r>
+    </w:p>
+    <w:p>
+      <w:pPr>
+        <w:pStyle w:val="Normal"/>
+        <w:ind w:hanging="0" w:start="-540" w:end="-449"/>
+        <w:rPr>
+          <w:rFonts w:ascii="Times New Roman" w:hAnsi="Times New Roman"/>
+          <w:b/>
+          <w:bCs/>
+          <w:color w:val="3465A4"/>
+          <w:sz w:val="30"/>
+          <w:szCs w:val="30"/>
+        </w:rPr>
+      </w:pPr>
+      <w:r>
+        <w:rPr>
+          <w:rFonts w:ascii="Times New Roman" w:hAnsi="Times New Roman"/>
+          <w:b/>
+          <w:bCs/>
+          <w:color w:val="3465A4"/>
+          <w:sz w:val="30"/>
+          <w:szCs w:val="30"/>
+        </w:rPr>
         <w:t>[VN] CTE (WITH) ảnh hưởng thế nào đến performance ở các version PostgreSQL mới?</w:t>
       </w:r>
     </w:p>
@@ -6204,44 +6328,44 @@
           <w:sz w:val="30"/>
           <w:szCs w:val="30"/>
         </w:rPr>
-        <w:t>[VN] Trong các version PostgreSQL cũ (trước 12), CTE (WITH) thường bị xem như “optimization fence”, nghĩa là luôn được materialize và thực thi độc lập trước, làm giảm khả năng tối ưu và có thể gây chậm. Tuy nhiên, từ PostgreSQL 12 trở đi, CTE không còn mặc định bị materialize nữa mà có thể được inline vào query chính nếu planner thấy có lợi, giúp tối ưu tốt hơn giống như subquery thông thường. Chỉ khi dùng từ khóa MATERIALIZED thì CTE mới bị ép materialize. Tóm lại, ở version mới, CTE linh hoạt và ít ảnh hưởng tiêu cực đến performance hơn, nhưng vẫn cần chú ý khi xử lý dữ liệu lớn.</w:t>
-      </w:r>
-    </w:p>
-    <w:p>
-      <w:pPr>
-        <w:pStyle w:val="Normal"/>
-        <w:ind w:hanging="0" w:start="-540" w:end="-449"/>
-        <w:rPr>
-          <w:rFonts w:ascii="Times New Roman" w:hAnsi="Times New Roman"/>
-          <w:sz w:val="30"/>
-          <w:szCs w:val="30"/>
-        </w:rPr>
-      </w:pPr>
-      <w:r>
-        <w:rPr>
-          <w:rFonts w:ascii="Times New Roman" w:hAnsi="Times New Roman"/>
-          <w:sz w:val="30"/>
-          <w:szCs w:val="30"/>
-        </w:rPr>
-      </w:r>
-    </w:p>
-    <w:p>
-      <w:pPr>
-        <w:pStyle w:val="Normal"/>
-        <w:ind w:hanging="0" w:start="-540" w:end="-449"/>
-        <w:rPr>
-          <w:rFonts w:ascii="Times New Roman" w:hAnsi="Times New Roman"/>
-          <w:sz w:val="30"/>
-          <w:szCs w:val="30"/>
-        </w:rPr>
-      </w:pPr>
-      <w:r>
-        <w:rPr>
-          <w:rFonts w:ascii="Times New Roman" w:hAnsi="Times New Roman"/>
-          <w:sz w:val="30"/>
-          <w:szCs w:val="30"/>
-        </w:rPr>
-        <w:t>[EN] In older PostgreSQL versions (before 12), CTE (WITH) was treated as an “optimization fence”, meaning it was always materialized and executed separately, which could reduce optimization and slow down queries. Starting from PostgreSQL 12, CTEs are no longer materialized by default and can be inlined into the main query if the planner decides it is beneficial, allowing better optimization similar to normal subqueries. Only when using the MATERIALIZED keyword will the CTE be forced to materialize. In short, in newer versions, CTEs are more flexible and usually have less negative impact on performance, but care is still needed with large datasets.</w:t>
+        <w:t>[VN] Trong các version PostgreSQL cũ (trước 12), CTE (WITH) thường bị xem như "optimization fence", nghĩa là luôn được materialize và thực thi độc lập trước, làm giảm khả năng tối ưu và có thể gây chậm. Tuy nhiên, từ PostgreSQL 12 trở đi, CTE không còn mặc định bị materialize nữa mà có thể được inline vào query chính nếu planner thấy có lợi, giúp tối ưu tốt hơn giống như subquery thông thường. Chỉ khi dùng từ khóa MATERIALIZED thì CTE mới bị ép materialize. Tóm lại, ở version mới, CTE linh hoạt và ít ảnh hưởng tiêu cực đến performance hơn, nhưng vẫn cần chú ý khi xử lý dữ liệu lớn.</w:t>
+      </w:r>
+    </w:p>
+    <w:p>
+      <w:pPr>
+        <w:pStyle w:val="Normal"/>
+        <w:ind w:hanging="0" w:start="-540" w:end="-449"/>
+        <w:rPr>
+          <w:rFonts w:ascii="Times New Roman" w:hAnsi="Times New Roman"/>
+          <w:sz w:val="30"/>
+          <w:szCs w:val="30"/>
+        </w:rPr>
+      </w:pPr>
+      <w:r>
+        <w:rPr>
+          <w:rFonts w:ascii="Times New Roman" w:hAnsi="Times New Roman"/>
+          <w:sz w:val="30"/>
+          <w:szCs w:val="30"/>
+        </w:rPr>
+      </w:r>
+    </w:p>
+    <w:p>
+      <w:pPr>
+        <w:pStyle w:val="Normal"/>
+        <w:ind w:hanging="0" w:start="-540" w:end="-449"/>
+        <w:rPr>
+          <w:rFonts w:ascii="Times New Roman" w:hAnsi="Times New Roman"/>
+          <w:sz w:val="30"/>
+          <w:szCs w:val="30"/>
+        </w:rPr>
+      </w:pPr>
+      <w:r>
+        <w:rPr>
+          <w:rFonts w:ascii="Times New Roman" w:hAnsi="Times New Roman"/>
+          <w:sz w:val="30"/>
+          <w:szCs w:val="30"/>
+        </w:rPr>
+        <w:t>[EN] In older PostgreSQL versions (before 12), CTE (WITH) was treated as an "optimization fence", meaning it was always materialized and executed separately, which could reduce optimization and slow down queries. Starting from PostgreSQL 12, CTEs are no longer materialized by default and can be inlined into the main query if the planner decides it is beneficial, allowing better optimization similar to normal subqueries. Only when using the MATERIALIZED keyword will the CTE be forced to materialize. In short, in newer versions, CTEs are more flexible and usually have less negative impact on performance, but care is still needed with large datasets.</w:t>
       </w:r>
     </w:p>
     <w:p>
@@ -8954,44 +9078,44 @@
           <w:sz w:val="30"/>
           <w:szCs w:val="30"/>
         </w:rPr>
-        <w:t>[VN] Phantom read xảy ra khi trong cùng một transaction, một truy vấn được chạy nhiều lần và mỗi lần trả về số dòng khác nhau vì có transaction khác chèn thêm dữ liệu mới vào phạm vi đó. Trong MySQL (InnoDB), phantom read được ngăn chặn ở mức REPEATABLE READ bằng cách sử dụng next-key lock, là sự kết hợp giữa row lock và gap lock. Khi một transaction đọc dữ liệu với điều kiện trên index, InnoDB sẽ khóa cả các dòng hiện tại và khoảng giữa các giá trị index, ngăn transaction khác chèn thêm bản ghi mới vào phạm vi đó. Nhờ vậy, kết quả truy vấn trong cùng một transaction luôn nhất quán và không xuất hiện các dòng “phantom” mới.</w:t>
-      </w:r>
-    </w:p>
-    <w:p>
-      <w:pPr>
-        <w:pStyle w:val="Normal"/>
-        <w:ind w:hanging="0" w:start="-540" w:end="-449"/>
-        <w:rPr>
-          <w:rFonts w:ascii="Times New Roman" w:hAnsi="Times New Roman"/>
-          <w:sz w:val="30"/>
-          <w:szCs w:val="30"/>
-        </w:rPr>
-      </w:pPr>
-      <w:r>
-        <w:rPr>
-          <w:rFonts w:ascii="Times New Roman" w:hAnsi="Times New Roman"/>
-          <w:sz w:val="30"/>
-          <w:szCs w:val="30"/>
-        </w:rPr>
-      </w:r>
-    </w:p>
-    <w:p>
-      <w:pPr>
-        <w:pStyle w:val="Normal"/>
-        <w:ind w:hanging="0" w:start="-540" w:end="-449"/>
-        <w:rPr>
-          <w:rFonts w:ascii="Times New Roman" w:hAnsi="Times New Roman"/>
-          <w:sz w:val="30"/>
-          <w:szCs w:val="30"/>
-        </w:rPr>
-      </w:pPr>
-      <w:r>
-        <w:rPr>
-          <w:rFonts w:ascii="Times New Roman" w:hAnsi="Times New Roman"/>
-          <w:sz w:val="30"/>
-          <w:szCs w:val="30"/>
-        </w:rPr>
-        <w:t>[EN] Phantom read happens when a query is executed multiple times in the same transaction and returns different numbers of rows because another transaction inserts new rows into the range. In MySQL (InnoDB), phantom reads are prevented at the REPEATABLE READ isolation level using next-key locks, which combine row locks and gap locks. When a transaction reads rows with a condition on an index, InnoDB locks both the existing rows and the gaps between index values, preventing other transactions from inserting new rows into that range. This ensures that the query result remains consistent within the same transaction and no “phantom” rows appear.</w:t>
+        <w:t>[VN] Phantom read xảy ra khi trong cùng một transaction, một truy vấn được chạy nhiều lần và mỗi lần trả về số dòng khác nhau vì có transaction khác chèn thêm dữ liệu mới vào phạm vi đó. Trong MySQL (InnoDB), phantom read được ngăn chặn ở mức REPEATABLE READ bằng cách sử dụng next-key lock, là sự kết hợp giữa row lock và gap lock. Khi một transaction đọc dữ liệu với điều kiện trên index, InnoDB sẽ khóa cả các dòng hiện tại và khoảng giữa các giá trị index, ngăn transaction khác chèn thêm bản ghi mới vào phạm vi đó. Nhờ vậy, kết quả truy vấn trong cùng một transaction luôn nhất quán và không xuất hiện các dòng "phantom" mới.</w:t>
+      </w:r>
+    </w:p>
+    <w:p>
+      <w:pPr>
+        <w:pStyle w:val="Normal"/>
+        <w:ind w:hanging="0" w:start="-540" w:end="-449"/>
+        <w:rPr>
+          <w:rFonts w:ascii="Times New Roman" w:hAnsi="Times New Roman"/>
+          <w:sz w:val="30"/>
+          <w:szCs w:val="30"/>
+        </w:rPr>
+      </w:pPr>
+      <w:r>
+        <w:rPr>
+          <w:rFonts w:ascii="Times New Roman" w:hAnsi="Times New Roman"/>
+          <w:sz w:val="30"/>
+          <w:szCs w:val="30"/>
+        </w:rPr>
+      </w:r>
+    </w:p>
+    <w:p>
+      <w:pPr>
+        <w:pStyle w:val="Normal"/>
+        <w:ind w:hanging="0" w:start="-540" w:end="-449"/>
+        <w:rPr>
+          <w:rFonts w:ascii="Times New Roman" w:hAnsi="Times New Roman"/>
+          <w:sz w:val="30"/>
+          <w:szCs w:val="30"/>
+        </w:rPr>
+      </w:pPr>
+      <w:r>
+        <w:rPr>
+          <w:rFonts w:ascii="Times New Roman" w:hAnsi="Times New Roman"/>
+          <w:sz w:val="30"/>
+          <w:szCs w:val="30"/>
+        </w:rPr>
+        <w:t>[EN] Phantom read happens when a query is executed multiple times in the same transaction and returns different numbers of rows because another transaction inserts new rows into the range. In MySQL (InnoDB), phantom reads are prevented at the REPEATABLE READ isolation level using next-key locks, which combine row locks and gap locks. When a transaction reads rows with a condition on an index, InnoDB locks both the existing rows and the gaps between index values, preventing other transactions from inserting new rows into that range. This ensures that the query result remains consistent within the same transaction and no "phantom" rows appear.</w:t>
       </w:r>
     </w:p>
     <w:p>
@@ -11344,6 +11468,29 @@
           <w:szCs w:val="30"/>
         </w:rPr>
         <w:t>Khi nào cần VACUUM và VACUUM FULL?</w:t>
+      </w:r>
+    </w:p>
+    <w:p>
+      <w:pPr>
+        <w:pStyle w:val="Normal"/>
+        <w:ind w:hanging="0" w:start="-540" w:end="-449"/>
+        <w:rPr>
+          <w:rFonts w:ascii="Times New Roman" w:hAnsi="Times New Roman"/>
+          <w:b/>
+          <w:bCs/>
+          <w:sz w:val="30"/>
+          <w:szCs w:val="30"/>
+        </w:rPr>
+      </w:pPr>
+      <w:r>
+        <w:rPr>
+          <w:rFonts w:ascii="Times New Roman" w:hAnsi="Times New Roman"/>
+          <w:b/>
+          <w:bCs/>
+          <w:sz w:val="30"/>
+          <w:szCs w:val="30"/>
+        </w:rPr>
+        <w:t>CTE là gì?</w:t>
       </w:r>
     </w:p>
     <w:p>
